--- a/文档（项目相关的作业所需提交文档生成在这里）/02_项目计划/19组-程晓洋-项目计划.docx
+++ b/文档（项目相关的作业所需提交文档生成在这里）/02_项目计划/19组-程晓洋-项目计划.docx
@@ -2255,6 +2255,26 @@
         <w:t>4  项目甘特图</w:t>
       </w:r>
     </w:p>
+    <w:p/>
+    <w:p>
+      <w:r>
+        <w:rPr>
+          <w:b/>
+        </w:rPr>
+        <w:t>说明：</w:t>
+      </w:r>
+      <w:r>
+        <w:t xml:space="preserve"> █ = 该周在施工，第1-3周为需求/设计阶段，第4-8周为编码/测试/验收阶段，W8为验收交付周。</w:t>
+      </w:r>
+    </w:p>
+    <w:p>
+      <w:pPr>
+        <w:pStyle w:val="Heading1"/>
+      </w:pPr>
+      <w:r>
+        <w:t>4  项目甘特图</w:t>
+      </w:r>
+    </w:p>
     <w:tbl>
       <w:tblPr>
         <w:tblStyle w:val="TableGrid"/>
@@ -2262,20 +2282,21 @@
         <w:tblLook w:firstColumn="1" w:firstRow="1" w:lastColumn="0" w:lastRow="0" w:noHBand="0" w:noVBand="1" w:val="04A0"/>
       </w:tblPr>
       <w:tblGrid>
-        <w:gridCol w:w="960"/>
-        <w:gridCol w:w="960"/>
-        <w:gridCol w:w="960"/>
-        <w:gridCol w:w="960"/>
-        <w:gridCol w:w="960"/>
-        <w:gridCol w:w="960"/>
-        <w:gridCol w:w="960"/>
-        <w:gridCol w:w="960"/>
-        <w:gridCol w:w="960"/>
+        <w:gridCol w:w="864"/>
+        <w:gridCol w:w="864"/>
+        <w:gridCol w:w="864"/>
+        <w:gridCol w:w="864"/>
+        <w:gridCol w:w="864"/>
+        <w:gridCol w:w="864"/>
+        <w:gridCol w:w="864"/>
+        <w:gridCol w:w="864"/>
+        <w:gridCol w:w="864"/>
+        <w:gridCol w:w="864"/>
       </w:tblGrid>
       <w:tr>
         <w:tc>
           <w:tcPr>
-            <w:tcW w:type="dxa" w:w="960"/>
+            <w:tcW w:type="dxa" w:w="864"/>
           </w:tcPr>
           <w:p>
             <w:r>
@@ -2285,7 +2306,17 @@
         </w:tc>
         <w:tc>
           <w:tcPr>
-            <w:tcW w:type="dxa" w:w="960"/>
+            <w:tcW w:type="dxa" w:w="864"/>
+          </w:tcPr>
+          <w:p>
+            <w:r>
+              <w:t>任务名称</w:t>
+            </w:r>
+          </w:p>
+        </w:tc>
+        <w:tc>
+          <w:tcPr>
+            <w:tcW w:type="dxa" w:w="864"/>
           </w:tcPr>
           <w:p>
             <w:r>
@@ -2297,7 +2328,7 @@
         </w:tc>
         <w:tc>
           <w:tcPr>
-            <w:tcW w:type="dxa" w:w="960"/>
+            <w:tcW w:type="dxa" w:w="864"/>
           </w:tcPr>
           <w:p>
             <w:r>
@@ -2309,7 +2340,7 @@
         </w:tc>
         <w:tc>
           <w:tcPr>
-            <w:tcW w:type="dxa" w:w="960"/>
+            <w:tcW w:type="dxa" w:w="864"/>
           </w:tcPr>
           <w:p>
             <w:r>
@@ -2321,7 +2352,7 @@
         </w:tc>
         <w:tc>
           <w:tcPr>
-            <w:tcW w:type="dxa" w:w="960"/>
+            <w:tcW w:type="dxa" w:w="864"/>
           </w:tcPr>
           <w:p>
             <w:r>
@@ -2333,7 +2364,7 @@
         </w:tc>
         <w:tc>
           <w:tcPr>
-            <w:tcW w:type="dxa" w:w="960"/>
+            <w:tcW w:type="dxa" w:w="864"/>
           </w:tcPr>
           <w:p>
             <w:r>
@@ -2345,7 +2376,7 @@
         </w:tc>
         <w:tc>
           <w:tcPr>
-            <w:tcW w:type="dxa" w:w="960"/>
+            <w:tcW w:type="dxa" w:w="864"/>
           </w:tcPr>
           <w:p>
             <w:r>
@@ -2357,7 +2388,7 @@
         </w:tc>
         <w:tc>
           <w:tcPr>
-            <w:tcW w:type="dxa" w:w="960"/>
+            <w:tcW w:type="dxa" w:w="864"/>
           </w:tcPr>
           <w:p>
             <w:r>
@@ -2369,7 +2400,7 @@
         </w:tc>
         <w:tc>
           <w:tcPr>
-            <w:tcW w:type="dxa" w:w="960"/>
+            <w:tcW w:type="dxa" w:w="864"/>
           </w:tcPr>
           <w:p>
             <w:r>
@@ -2383,12 +2414,9 @@
       <w:tr>
         <w:tc>
           <w:tcPr>
-            <w:tcW w:type="dxa" w:w="960"/>
+            <w:tcW w:type="dxa" w:w="864"/>
           </w:tcPr>
           <w:p>
-            <w:pPr>
-              <w:jc w:val="center"/>
-            </w:pPr>
             <w:r>
               <w:t>1</w:t>
             </w:r>
@@ -2396,7 +2424,17 @@
         </w:tc>
         <w:tc>
           <w:tcPr>
-            <w:tcW w:type="dxa" w:w="960"/>
+            <w:tcW w:type="dxa" w:w="864"/>
+          </w:tcPr>
+          <w:p>
+            <w:r>
+              <w:t>启动+立项</w:t>
+            </w:r>
+          </w:p>
+        </w:tc>
+        <w:tc>
+          <w:tcPr>
+            <w:tcW w:type="dxa" w:w="864"/>
             <w:shd w:val="clear" w:color="auto" w:fill="4472C4"/>
           </w:tcPr>
           <w:p>
@@ -2410,7 +2448,7 @@
         </w:tc>
         <w:tc>
           <w:tcPr>
-            <w:tcW w:type="dxa" w:w="960"/>
+            <w:tcW w:type="dxa" w:w="864"/>
           </w:tcPr>
           <w:p>
             <w:pPr>
@@ -2423,7 +2461,7 @@
         </w:tc>
         <w:tc>
           <w:tcPr>
-            <w:tcW w:type="dxa" w:w="960"/>
+            <w:tcW w:type="dxa" w:w="864"/>
           </w:tcPr>
           <w:p>
             <w:pPr>
@@ -2436,7 +2474,7 @@
         </w:tc>
         <w:tc>
           <w:tcPr>
-            <w:tcW w:type="dxa" w:w="960"/>
+            <w:tcW w:type="dxa" w:w="864"/>
           </w:tcPr>
           <w:p>
             <w:pPr>
@@ -2449,7 +2487,7 @@
         </w:tc>
         <w:tc>
           <w:tcPr>
-            <w:tcW w:type="dxa" w:w="960"/>
+            <w:tcW w:type="dxa" w:w="864"/>
           </w:tcPr>
           <w:p>
             <w:pPr>
@@ -2462,7 +2500,7 @@
         </w:tc>
         <w:tc>
           <w:tcPr>
-            <w:tcW w:type="dxa" w:w="960"/>
+            <w:tcW w:type="dxa" w:w="864"/>
           </w:tcPr>
           <w:p>
             <w:pPr>
@@ -2475,7 +2513,7 @@
         </w:tc>
         <w:tc>
           <w:tcPr>
-            <w:tcW w:type="dxa" w:w="960"/>
+            <w:tcW w:type="dxa" w:w="864"/>
           </w:tcPr>
           <w:p>
             <w:pPr>
@@ -2488,7 +2526,7 @@
         </w:tc>
         <w:tc>
           <w:tcPr>
-            <w:tcW w:type="dxa" w:w="960"/>
+            <w:tcW w:type="dxa" w:w="864"/>
           </w:tcPr>
           <w:p>
             <w:pPr>
@@ -2503,12 +2541,9 @@
       <w:tr>
         <w:tc>
           <w:tcPr>
-            <w:tcW w:type="dxa" w:w="960"/>
+            <w:tcW w:type="dxa" w:w="864"/>
           </w:tcPr>
           <w:p>
-            <w:pPr>
-              <w:jc w:val="center"/>
-            </w:pPr>
             <w:r>
               <w:t>2</w:t>
             </w:r>
@@ -2516,7 +2551,17 @@
         </w:tc>
         <w:tc>
           <w:tcPr>
-            <w:tcW w:type="dxa" w:w="960"/>
+            <w:tcW w:type="dxa" w:w="864"/>
+          </w:tcPr>
+          <w:p>
+            <w:r>
+              <w:t>需求分析+计划</w:t>
+            </w:r>
+          </w:p>
+        </w:tc>
+        <w:tc>
+          <w:tcPr>
+            <w:tcW w:type="dxa" w:w="864"/>
             <w:shd w:val="clear" w:color="auto" w:fill="4472C4"/>
           </w:tcPr>
           <w:p>
@@ -2530,7 +2575,7 @@
         </w:tc>
         <w:tc>
           <w:tcPr>
-            <w:tcW w:type="dxa" w:w="960"/>
+            <w:tcW w:type="dxa" w:w="864"/>
             <w:shd w:val="clear" w:color="auto" w:fill="4472C4"/>
           </w:tcPr>
           <w:p>
@@ -2544,7 +2589,7 @@
         </w:tc>
         <w:tc>
           <w:tcPr>
-            <w:tcW w:type="dxa" w:w="960"/>
+            <w:tcW w:type="dxa" w:w="864"/>
           </w:tcPr>
           <w:p>
             <w:pPr>
@@ -2557,7 +2602,7 @@
         </w:tc>
         <w:tc>
           <w:tcPr>
-            <w:tcW w:type="dxa" w:w="960"/>
+            <w:tcW w:type="dxa" w:w="864"/>
           </w:tcPr>
           <w:p>
             <w:pPr>
@@ -2570,7 +2615,7 @@
         </w:tc>
         <w:tc>
           <w:tcPr>
-            <w:tcW w:type="dxa" w:w="960"/>
+            <w:tcW w:type="dxa" w:w="864"/>
           </w:tcPr>
           <w:p>
             <w:pPr>
@@ -2583,7 +2628,7 @@
         </w:tc>
         <w:tc>
           <w:tcPr>
-            <w:tcW w:type="dxa" w:w="960"/>
+            <w:tcW w:type="dxa" w:w="864"/>
           </w:tcPr>
           <w:p>
             <w:pPr>
@@ -2596,7 +2641,7 @@
         </w:tc>
         <w:tc>
           <w:tcPr>
-            <w:tcW w:type="dxa" w:w="960"/>
+            <w:tcW w:type="dxa" w:w="864"/>
           </w:tcPr>
           <w:p>
             <w:pPr>
@@ -2609,7 +2654,7 @@
         </w:tc>
         <w:tc>
           <w:tcPr>
-            <w:tcW w:type="dxa" w:w="960"/>
+            <w:tcW w:type="dxa" w:w="864"/>
           </w:tcPr>
           <w:p>
             <w:pPr>
@@ -2624,12 +2669,9 @@
       <w:tr>
         <w:tc>
           <w:tcPr>
-            <w:tcW w:type="dxa" w:w="960"/>
+            <w:tcW w:type="dxa" w:w="864"/>
           </w:tcPr>
           <w:p>
-            <w:pPr>
-              <w:jc w:val="center"/>
-            </w:pPr>
             <w:r>
               <w:t>3</w:t>
             </w:r>
@@ -2637,7 +2679,17 @@
         </w:tc>
         <w:tc>
           <w:tcPr>
-            <w:tcW w:type="dxa" w:w="960"/>
+            <w:tcW w:type="dxa" w:w="864"/>
+          </w:tcPr>
+          <w:p>
+            <w:r>
+              <w:t>M1/M2 用户+车场</w:t>
+            </w:r>
+          </w:p>
+        </w:tc>
+        <w:tc>
+          <w:tcPr>
+            <w:tcW w:type="dxa" w:w="864"/>
           </w:tcPr>
           <w:p>
             <w:pPr>
@@ -2650,7 +2702,7 @@
         </w:tc>
         <w:tc>
           <w:tcPr>
-            <w:tcW w:type="dxa" w:w="960"/>
+            <w:tcW w:type="dxa" w:w="864"/>
             <w:shd w:val="clear" w:color="auto" w:fill="4472C4"/>
           </w:tcPr>
           <w:p>
@@ -2664,7 +2716,7 @@
         </w:tc>
         <w:tc>
           <w:tcPr>
-            <w:tcW w:type="dxa" w:w="960"/>
+            <w:tcW w:type="dxa" w:w="864"/>
             <w:shd w:val="clear" w:color="auto" w:fill="4472C4"/>
           </w:tcPr>
           <w:p>
@@ -2678,7 +2730,7 @@
         </w:tc>
         <w:tc>
           <w:tcPr>
-            <w:tcW w:type="dxa" w:w="960"/>
+            <w:tcW w:type="dxa" w:w="864"/>
           </w:tcPr>
           <w:p>
             <w:pPr>
@@ -2691,7 +2743,7 @@
         </w:tc>
         <w:tc>
           <w:tcPr>
-            <w:tcW w:type="dxa" w:w="960"/>
+            <w:tcW w:type="dxa" w:w="864"/>
           </w:tcPr>
           <w:p>
             <w:pPr>
@@ -2704,7 +2756,7 @@
         </w:tc>
         <w:tc>
           <w:tcPr>
-            <w:tcW w:type="dxa" w:w="960"/>
+            <w:tcW w:type="dxa" w:w="864"/>
           </w:tcPr>
           <w:p>
             <w:pPr>
@@ -2717,7 +2769,7 @@
         </w:tc>
         <w:tc>
           <w:tcPr>
-            <w:tcW w:type="dxa" w:w="960"/>
+            <w:tcW w:type="dxa" w:w="864"/>
           </w:tcPr>
           <w:p>
             <w:pPr>
@@ -2730,7 +2782,7 @@
         </w:tc>
         <w:tc>
           <w:tcPr>
-            <w:tcW w:type="dxa" w:w="960"/>
+            <w:tcW w:type="dxa" w:w="864"/>
           </w:tcPr>
           <w:p>
             <w:pPr>
@@ -2745,12 +2797,9 @@
       <w:tr>
         <w:tc>
           <w:tcPr>
-            <w:tcW w:type="dxa" w:w="960"/>
+            <w:tcW w:type="dxa" w:w="864"/>
           </w:tcPr>
           <w:p>
-            <w:pPr>
-              <w:jc w:val="center"/>
-            </w:pPr>
             <w:r>
               <w:t>4</w:t>
             </w:r>
@@ -2758,7 +2807,17 @@
         </w:tc>
         <w:tc>
           <w:tcPr>
-            <w:tcW w:type="dxa" w:w="960"/>
+            <w:tcW w:type="dxa" w:w="864"/>
+          </w:tcPr>
+          <w:p>
+            <w:r>
+              <w:t>M3/M4/M5 车位+预约+计费</w:t>
+            </w:r>
+          </w:p>
+        </w:tc>
+        <w:tc>
+          <w:tcPr>
+            <w:tcW w:type="dxa" w:w="864"/>
           </w:tcPr>
           <w:p>
             <w:pPr>
@@ -2771,7 +2830,7 @@
         </w:tc>
         <w:tc>
           <w:tcPr>
-            <w:tcW w:type="dxa" w:w="960"/>
+            <w:tcW w:type="dxa" w:w="864"/>
             <w:shd w:val="clear" w:color="auto" w:fill="4472C4"/>
           </w:tcPr>
           <w:p>
@@ -2785,7 +2844,7 @@
         </w:tc>
         <w:tc>
           <w:tcPr>
-            <w:tcW w:type="dxa" w:w="960"/>
+            <w:tcW w:type="dxa" w:w="864"/>
             <w:shd w:val="clear" w:color="auto" w:fill="4472C4"/>
           </w:tcPr>
           <w:p>
@@ -2799,7 +2858,7 @@
         </w:tc>
         <w:tc>
           <w:tcPr>
-            <w:tcW w:type="dxa" w:w="960"/>
+            <w:tcW w:type="dxa" w:w="864"/>
             <w:shd w:val="clear" w:color="auto" w:fill="4472C4"/>
           </w:tcPr>
           <w:p>
@@ -2813,7 +2872,7 @@
         </w:tc>
         <w:tc>
           <w:tcPr>
-            <w:tcW w:type="dxa" w:w="960"/>
+            <w:tcW w:type="dxa" w:w="864"/>
           </w:tcPr>
           <w:p>
             <w:pPr>
@@ -2826,7 +2885,7 @@
         </w:tc>
         <w:tc>
           <w:tcPr>
-            <w:tcW w:type="dxa" w:w="960"/>
+            <w:tcW w:type="dxa" w:w="864"/>
           </w:tcPr>
           <w:p>
             <w:pPr>
@@ -2839,7 +2898,7 @@
         </w:tc>
         <w:tc>
           <w:tcPr>
-            <w:tcW w:type="dxa" w:w="960"/>
+            <w:tcW w:type="dxa" w:w="864"/>
           </w:tcPr>
           <w:p>
             <w:pPr>
@@ -2852,7 +2911,7 @@
         </w:tc>
         <w:tc>
           <w:tcPr>
-            <w:tcW w:type="dxa" w:w="960"/>
+            <w:tcW w:type="dxa" w:w="864"/>
           </w:tcPr>
           <w:p>
             <w:pPr>
@@ -2867,12 +2926,9 @@
       <w:tr>
         <w:tc>
           <w:tcPr>
-            <w:tcW w:type="dxa" w:w="960"/>
+            <w:tcW w:type="dxa" w:w="864"/>
           </w:tcPr>
           <w:p>
-            <w:pPr>
-              <w:jc w:val="center"/>
-            </w:pPr>
             <w:r>
               <w:t>5</w:t>
             </w:r>
@@ -2880,7 +2936,17 @@
         </w:tc>
         <w:tc>
           <w:tcPr>
-            <w:tcW w:type="dxa" w:w="960"/>
+            <w:tcW w:type="dxa" w:w="864"/>
+          </w:tcPr>
+          <w:p>
+            <w:r>
+              <w:t>M6/M7 记录+车主端</w:t>
+            </w:r>
+          </w:p>
+        </w:tc>
+        <w:tc>
+          <w:tcPr>
+            <w:tcW w:type="dxa" w:w="864"/>
           </w:tcPr>
           <w:p>
             <w:pPr>
@@ -2893,7 +2959,7 @@
         </w:tc>
         <w:tc>
           <w:tcPr>
-            <w:tcW w:type="dxa" w:w="960"/>
+            <w:tcW w:type="dxa" w:w="864"/>
           </w:tcPr>
           <w:p>
             <w:pPr>
@@ -2906,7 +2972,7 @@
         </w:tc>
         <w:tc>
           <w:tcPr>
-            <w:tcW w:type="dxa" w:w="960"/>
+            <w:tcW w:type="dxa" w:w="864"/>
             <w:shd w:val="clear" w:color="auto" w:fill="4472C4"/>
           </w:tcPr>
           <w:p>
@@ -2920,7 +2986,7 @@
         </w:tc>
         <w:tc>
           <w:tcPr>
-            <w:tcW w:type="dxa" w:w="960"/>
+            <w:tcW w:type="dxa" w:w="864"/>
             <w:shd w:val="clear" w:color="auto" w:fill="4472C4"/>
           </w:tcPr>
           <w:p>
@@ -2934,7 +3000,7 @@
         </w:tc>
         <w:tc>
           <w:tcPr>
-            <w:tcW w:type="dxa" w:w="960"/>
+            <w:tcW w:type="dxa" w:w="864"/>
           </w:tcPr>
           <w:p>
             <w:pPr>
@@ -2947,7 +3013,7 @@
         </w:tc>
         <w:tc>
           <w:tcPr>
-            <w:tcW w:type="dxa" w:w="960"/>
+            <w:tcW w:type="dxa" w:w="864"/>
           </w:tcPr>
           <w:p>
             <w:pPr>
@@ -2960,7 +3026,7 @@
         </w:tc>
         <w:tc>
           <w:tcPr>
-            <w:tcW w:type="dxa" w:w="960"/>
+            <w:tcW w:type="dxa" w:w="864"/>
           </w:tcPr>
           <w:p>
             <w:pPr>
@@ -2973,7 +3039,7 @@
         </w:tc>
         <w:tc>
           <w:tcPr>
-            <w:tcW w:type="dxa" w:w="960"/>
+            <w:tcW w:type="dxa" w:w="864"/>
           </w:tcPr>
           <w:p>
             <w:pPr>
@@ -2988,12 +3054,9 @@
       <w:tr>
         <w:tc>
           <w:tcPr>
-            <w:tcW w:type="dxa" w:w="960"/>
+            <w:tcW w:type="dxa" w:w="864"/>
           </w:tcPr>
           <w:p>
-            <w:pPr>
-              <w:jc w:val="center"/>
-            </w:pPr>
             <w:r>
               <w:t>6</w:t>
             </w:r>
@@ -3001,7 +3064,17 @@
         </w:tc>
         <w:tc>
           <w:tcPr>
-            <w:tcW w:type="dxa" w:w="960"/>
+            <w:tcW w:type="dxa" w:w="864"/>
+          </w:tcPr>
+          <w:p>
+            <w:r>
+              <w:t>M8/M9 后台+看板</w:t>
+            </w:r>
+          </w:p>
+        </w:tc>
+        <w:tc>
+          <w:tcPr>
+            <w:tcW w:type="dxa" w:w="864"/>
           </w:tcPr>
           <w:p>
             <w:pPr>
@@ -3014,7 +3087,7 @@
         </w:tc>
         <w:tc>
           <w:tcPr>
-            <w:tcW w:type="dxa" w:w="960"/>
+            <w:tcW w:type="dxa" w:w="864"/>
           </w:tcPr>
           <w:p>
             <w:pPr>
@@ -3027,7 +3100,7 @@
         </w:tc>
         <w:tc>
           <w:tcPr>
-            <w:tcW w:type="dxa" w:w="960"/>
+            <w:tcW w:type="dxa" w:w="864"/>
           </w:tcPr>
           <w:p>
             <w:pPr>
@@ -3040,7 +3113,7 @@
         </w:tc>
         <w:tc>
           <w:tcPr>
-            <w:tcW w:type="dxa" w:w="960"/>
+            <w:tcW w:type="dxa" w:w="864"/>
             <w:shd w:val="clear" w:color="auto" w:fill="4472C4"/>
           </w:tcPr>
           <w:p>
@@ -3054,7 +3127,7 @@
         </w:tc>
         <w:tc>
           <w:tcPr>
-            <w:tcW w:type="dxa" w:w="960"/>
+            <w:tcW w:type="dxa" w:w="864"/>
             <w:shd w:val="clear" w:color="auto" w:fill="4472C4"/>
           </w:tcPr>
           <w:p>
@@ -3068,7 +3141,7 @@
         </w:tc>
         <w:tc>
           <w:tcPr>
-            <w:tcW w:type="dxa" w:w="960"/>
+            <w:tcW w:type="dxa" w:w="864"/>
           </w:tcPr>
           <w:p>
             <w:pPr>
@@ -3081,7 +3154,7 @@
         </w:tc>
         <w:tc>
           <w:tcPr>
-            <w:tcW w:type="dxa" w:w="960"/>
+            <w:tcW w:type="dxa" w:w="864"/>
           </w:tcPr>
           <w:p>
             <w:pPr>
@@ -3094,7 +3167,7 @@
         </w:tc>
         <w:tc>
           <w:tcPr>
-            <w:tcW w:type="dxa" w:w="960"/>
+            <w:tcW w:type="dxa" w:w="864"/>
           </w:tcPr>
           <w:p>
             <w:pPr>
@@ -3109,12 +3182,9 @@
       <w:tr>
         <w:tc>
           <w:tcPr>
-            <w:tcW w:type="dxa" w:w="960"/>
+            <w:tcW w:type="dxa" w:w="864"/>
           </w:tcPr>
           <w:p>
-            <w:pPr>
-              <w:jc w:val="center"/>
-            </w:pPr>
             <w:r>
               <w:t>7</w:t>
             </w:r>
@@ -3122,7 +3192,17 @@
         </w:tc>
         <w:tc>
           <w:tcPr>
-            <w:tcW w:type="dxa" w:w="960"/>
+            <w:tcW w:type="dxa" w:w="864"/>
+          </w:tcPr>
+          <w:p>
+            <w:r>
+              <w:t>M10/M11 共享+违停</w:t>
+            </w:r>
+          </w:p>
+        </w:tc>
+        <w:tc>
+          <w:tcPr>
+            <w:tcW w:type="dxa" w:w="864"/>
           </w:tcPr>
           <w:p>
             <w:pPr>
@@ -3135,7 +3215,7 @@
         </w:tc>
         <w:tc>
           <w:tcPr>
-            <w:tcW w:type="dxa" w:w="960"/>
+            <w:tcW w:type="dxa" w:w="864"/>
           </w:tcPr>
           <w:p>
             <w:pPr>
@@ -3148,7 +3228,7 @@
         </w:tc>
         <w:tc>
           <w:tcPr>
-            <w:tcW w:type="dxa" w:w="960"/>
+            <w:tcW w:type="dxa" w:w="864"/>
           </w:tcPr>
           <w:p>
             <w:pPr>
@@ -3161,7 +3241,7 @@
         </w:tc>
         <w:tc>
           <w:tcPr>
-            <w:tcW w:type="dxa" w:w="960"/>
+            <w:tcW w:type="dxa" w:w="864"/>
             <w:shd w:val="clear" w:color="auto" w:fill="4472C4"/>
           </w:tcPr>
           <w:p>
@@ -3175,7 +3255,7 @@
         </w:tc>
         <w:tc>
           <w:tcPr>
-            <w:tcW w:type="dxa" w:w="960"/>
+            <w:tcW w:type="dxa" w:w="864"/>
             <w:shd w:val="clear" w:color="auto" w:fill="4472C4"/>
           </w:tcPr>
           <w:p>
@@ -3189,7 +3269,7 @@
         </w:tc>
         <w:tc>
           <w:tcPr>
-            <w:tcW w:type="dxa" w:w="960"/>
+            <w:tcW w:type="dxa" w:w="864"/>
           </w:tcPr>
           <w:p>
             <w:pPr>
@@ -3202,7 +3282,7 @@
         </w:tc>
         <w:tc>
           <w:tcPr>
-            <w:tcW w:type="dxa" w:w="960"/>
+            <w:tcW w:type="dxa" w:w="864"/>
           </w:tcPr>
           <w:p>
             <w:pPr>
@@ -3215,7 +3295,7 @@
         </w:tc>
         <w:tc>
           <w:tcPr>
-            <w:tcW w:type="dxa" w:w="960"/>
+            <w:tcW w:type="dxa" w:w="864"/>
           </w:tcPr>
           <w:p>
             <w:pPr>
@@ -3230,12 +3310,9 @@
       <w:tr>
         <w:tc>
           <w:tcPr>
-            <w:tcW w:type="dxa" w:w="960"/>
+            <w:tcW w:type="dxa" w:w="864"/>
           </w:tcPr>
           <w:p>
-            <w:pPr>
-              <w:jc w:val="center"/>
-            </w:pPr>
             <w:r>
               <w:t>8</w:t>
             </w:r>
@@ -3243,7 +3320,17 @@
         </w:tc>
         <w:tc>
           <w:tcPr>
-            <w:tcW w:type="dxa" w:w="960"/>
+            <w:tcW w:type="dxa" w:w="864"/>
+          </w:tcPr>
+          <w:p>
+            <w:r>
+              <w:t>系统集成测试</w:t>
+            </w:r>
+          </w:p>
+        </w:tc>
+        <w:tc>
+          <w:tcPr>
+            <w:tcW w:type="dxa" w:w="864"/>
           </w:tcPr>
           <w:p>
             <w:pPr>
@@ -3256,7 +3343,7 @@
         </w:tc>
         <w:tc>
           <w:tcPr>
-            <w:tcW w:type="dxa" w:w="960"/>
+            <w:tcW w:type="dxa" w:w="864"/>
           </w:tcPr>
           <w:p>
             <w:pPr>
@@ -3269,7 +3356,7 @@
         </w:tc>
         <w:tc>
           <w:tcPr>
-            <w:tcW w:type="dxa" w:w="960"/>
+            <w:tcW w:type="dxa" w:w="864"/>
           </w:tcPr>
           <w:p>
             <w:pPr>
@@ -3282,7 +3369,7 @@
         </w:tc>
         <w:tc>
           <w:tcPr>
-            <w:tcW w:type="dxa" w:w="960"/>
+            <w:tcW w:type="dxa" w:w="864"/>
           </w:tcPr>
           <w:p>
             <w:pPr>
@@ -3295,7 +3382,7 @@
         </w:tc>
         <w:tc>
           <w:tcPr>
-            <w:tcW w:type="dxa" w:w="960"/>
+            <w:tcW w:type="dxa" w:w="864"/>
           </w:tcPr>
           <w:p>
             <w:pPr>
@@ -3308,7 +3395,7 @@
         </w:tc>
         <w:tc>
           <w:tcPr>
-            <w:tcW w:type="dxa" w:w="960"/>
+            <w:tcW w:type="dxa" w:w="864"/>
             <w:shd w:val="clear" w:color="auto" w:fill="4472C4"/>
           </w:tcPr>
           <w:p>
@@ -3322,7 +3409,7 @@
         </w:tc>
         <w:tc>
           <w:tcPr>
-            <w:tcW w:type="dxa" w:w="960"/>
+            <w:tcW w:type="dxa" w:w="864"/>
             <w:shd w:val="clear" w:color="auto" w:fill="4472C4"/>
           </w:tcPr>
           <w:p>
@@ -3336,7 +3423,7 @@
         </w:tc>
         <w:tc>
           <w:tcPr>
-            <w:tcW w:type="dxa" w:w="960"/>
+            <w:tcW w:type="dxa" w:w="864"/>
           </w:tcPr>
           <w:p>
             <w:pPr>
@@ -3351,12 +3438,9 @@
       <w:tr>
         <w:tc>
           <w:tcPr>
-            <w:tcW w:type="dxa" w:w="960"/>
+            <w:tcW w:type="dxa" w:w="864"/>
           </w:tcPr>
           <w:p>
-            <w:pPr>
-              <w:jc w:val="center"/>
-            </w:pPr>
             <w:r>
               <w:t>9</w:t>
             </w:r>
@@ -3364,7 +3448,17 @@
         </w:tc>
         <w:tc>
           <w:tcPr>
-            <w:tcW w:type="dxa" w:w="960"/>
+            <w:tcW w:type="dxa" w:w="864"/>
+          </w:tcPr>
+          <w:p>
+            <w:r>
+              <w:t>项目验收交付</w:t>
+            </w:r>
+          </w:p>
+        </w:tc>
+        <w:tc>
+          <w:tcPr>
+            <w:tcW w:type="dxa" w:w="864"/>
           </w:tcPr>
           <w:p>
             <w:pPr>
@@ -3377,7 +3471,7 @@
         </w:tc>
         <w:tc>
           <w:tcPr>
-            <w:tcW w:type="dxa" w:w="960"/>
+            <w:tcW w:type="dxa" w:w="864"/>
           </w:tcPr>
           <w:p>
             <w:pPr>
@@ -3390,7 +3484,7 @@
         </w:tc>
         <w:tc>
           <w:tcPr>
-            <w:tcW w:type="dxa" w:w="960"/>
+            <w:tcW w:type="dxa" w:w="864"/>
           </w:tcPr>
           <w:p>
             <w:pPr>
@@ -3403,7 +3497,7 @@
         </w:tc>
         <w:tc>
           <w:tcPr>
-            <w:tcW w:type="dxa" w:w="960"/>
+            <w:tcW w:type="dxa" w:w="864"/>
           </w:tcPr>
           <w:p>
             <w:pPr>
@@ -3416,7 +3510,7 @@
         </w:tc>
         <w:tc>
           <w:tcPr>
-            <w:tcW w:type="dxa" w:w="960"/>
+            <w:tcW w:type="dxa" w:w="864"/>
           </w:tcPr>
           <w:p>
             <w:pPr>
@@ -3429,7 +3523,7 @@
         </w:tc>
         <w:tc>
           <w:tcPr>
-            <w:tcW w:type="dxa" w:w="960"/>
+            <w:tcW w:type="dxa" w:w="864"/>
           </w:tcPr>
           <w:p>
             <w:pPr>
@@ -3442,7 +3536,7 @@
         </w:tc>
         <w:tc>
           <w:tcPr>
-            <w:tcW w:type="dxa" w:w="960"/>
+            <w:tcW w:type="dxa" w:w="864"/>
           </w:tcPr>
           <w:p>
             <w:pPr>
@@ -3455,7 +3549,7 @@
         </w:tc>
         <w:tc>
           <w:tcPr>
-            <w:tcW w:type="dxa" w:w="960"/>
+            <w:tcW w:type="dxa" w:w="864"/>
             <w:shd w:val="clear" w:color="auto" w:fill="4472C4"/>
           </w:tcPr>
           <w:p>

--- a/文档（项目相关的作业所需提交文档生成在这里）/02_项目计划/19组-程晓洋-项目计划.docx
+++ b/文档（项目相关的作业所需提交文档生成在这里）/02_项目计划/19组-程晓洋-项目计划.docx
@@ -2275,6 +2275,26 @@
         <w:t>4  项目甘特图</w:t>
       </w:r>
     </w:p>
+    <w:p/>
+    <w:p>
+      <w:r>
+        <w:rPr>
+          <w:b/>
+        </w:rPr>
+        <w:t>说明：</w:t>
+      </w:r>
+      <w:r>
+        <w:t xml:space="preserve"> █ = 该周在施工，第1-3周为需求/设计阶段，第4-8周为编码/测试/验收阶段，W8为验收交付周。</w:t>
+      </w:r>
+    </w:p>
+    <w:p>
+      <w:pPr>
+        <w:pStyle w:val="Heading1"/>
+      </w:pPr>
+      <w:r>
+        <w:t>4  项目甘特图</w:t>
+      </w:r>
+    </w:p>
     <w:tbl>
       <w:tblPr>
         <w:tblStyle w:val="TableGrid"/>
@@ -2282,41 +2302,30 @@
         <w:tblLook w:firstColumn="1" w:firstRow="1" w:lastColumn="0" w:lastRow="0" w:noHBand="0" w:noVBand="1" w:val="04A0"/>
       </w:tblPr>
       <w:tblGrid>
-        <w:gridCol w:w="864"/>
-        <w:gridCol w:w="864"/>
-        <w:gridCol w:w="864"/>
-        <w:gridCol w:w="864"/>
-        <w:gridCol w:w="864"/>
-        <w:gridCol w:w="864"/>
-        <w:gridCol w:w="864"/>
-        <w:gridCol w:w="864"/>
-        <w:gridCol w:w="864"/>
-        <w:gridCol w:w="864"/>
+        <w:gridCol w:w="960"/>
+        <w:gridCol w:w="960"/>
+        <w:gridCol w:w="960"/>
+        <w:gridCol w:w="960"/>
+        <w:gridCol w:w="960"/>
+        <w:gridCol w:w="960"/>
+        <w:gridCol w:w="960"/>
+        <w:gridCol w:w="960"/>
+        <w:gridCol w:w="960"/>
       </w:tblGrid>
       <w:tr>
         <w:tc>
           <w:tcPr>
-            <w:tcW w:type="dxa" w:w="864"/>
+            <w:tcW w:type="dxa" w:w="960"/>
           </w:tcPr>
           <w:p>
             <w:r>
-              <w:t>编号</w:t>
+              <w:t>编号/任务</w:t>
             </w:r>
           </w:p>
         </w:tc>
         <w:tc>
           <w:tcPr>
-            <w:tcW w:type="dxa" w:w="864"/>
-          </w:tcPr>
-          <w:p>
-            <w:r>
-              <w:t>任务名称</w:t>
-            </w:r>
-          </w:p>
-        </w:tc>
-        <w:tc>
-          <w:tcPr>
-            <w:tcW w:type="dxa" w:w="864"/>
+            <w:tcW w:type="dxa" w:w="960"/>
           </w:tcPr>
           <w:p>
             <w:r>
@@ -2328,7 +2337,7 @@
         </w:tc>
         <w:tc>
           <w:tcPr>
-            <w:tcW w:type="dxa" w:w="864"/>
+            <w:tcW w:type="dxa" w:w="960"/>
           </w:tcPr>
           <w:p>
             <w:r>
@@ -2340,7 +2349,7 @@
         </w:tc>
         <w:tc>
           <w:tcPr>
-            <w:tcW w:type="dxa" w:w="864"/>
+            <w:tcW w:type="dxa" w:w="960"/>
           </w:tcPr>
           <w:p>
             <w:r>
@@ -2352,7 +2361,7 @@
         </w:tc>
         <w:tc>
           <w:tcPr>
-            <w:tcW w:type="dxa" w:w="864"/>
+            <w:tcW w:type="dxa" w:w="960"/>
           </w:tcPr>
           <w:p>
             <w:r>
@@ -2364,7 +2373,7 @@
         </w:tc>
         <w:tc>
           <w:tcPr>
-            <w:tcW w:type="dxa" w:w="864"/>
+            <w:tcW w:type="dxa" w:w="960"/>
           </w:tcPr>
           <w:p>
             <w:r>
@@ -2376,7 +2385,7 @@
         </w:tc>
         <w:tc>
           <w:tcPr>
-            <w:tcW w:type="dxa" w:w="864"/>
+            <w:tcW w:type="dxa" w:w="960"/>
           </w:tcPr>
           <w:p>
             <w:r>
@@ -2388,7 +2397,7 @@
         </w:tc>
         <w:tc>
           <w:tcPr>
-            <w:tcW w:type="dxa" w:w="864"/>
+            <w:tcW w:type="dxa" w:w="960"/>
           </w:tcPr>
           <w:p>
             <w:r>
@@ -2400,7 +2409,7 @@
         </w:tc>
         <w:tc>
           <w:tcPr>
-            <w:tcW w:type="dxa" w:w="864"/>
+            <w:tcW w:type="dxa" w:w="960"/>
           </w:tcPr>
           <w:p>
             <w:r>
@@ -2414,27 +2423,17 @@
       <w:tr>
         <w:tc>
           <w:tcPr>
-            <w:tcW w:type="dxa" w:w="864"/>
+            <w:tcW w:type="dxa" w:w="960"/>
           </w:tcPr>
           <w:p>
             <w:r>
-              <w:t>1</w:t>
+              <w:t>1 启动+立项</w:t>
             </w:r>
           </w:p>
         </w:tc>
         <w:tc>
           <w:tcPr>
-            <w:tcW w:type="dxa" w:w="864"/>
-          </w:tcPr>
-          <w:p>
-            <w:r>
-              <w:t>启动+立项</w:t>
-            </w:r>
-          </w:p>
-        </w:tc>
-        <w:tc>
-          <w:tcPr>
-            <w:tcW w:type="dxa" w:w="864"/>
+            <w:tcW w:type="dxa" w:w="960"/>
             <w:shd w:val="clear" w:color="auto" w:fill="4472C4"/>
           </w:tcPr>
           <w:p>
@@ -2448,7 +2447,7 @@
         </w:tc>
         <w:tc>
           <w:tcPr>
-            <w:tcW w:type="dxa" w:w="864"/>
+            <w:tcW w:type="dxa" w:w="960"/>
           </w:tcPr>
           <w:p>
             <w:pPr>
@@ -2461,7 +2460,7 @@
         </w:tc>
         <w:tc>
           <w:tcPr>
-            <w:tcW w:type="dxa" w:w="864"/>
+            <w:tcW w:type="dxa" w:w="960"/>
           </w:tcPr>
           <w:p>
             <w:pPr>
@@ -2474,7 +2473,7 @@
         </w:tc>
         <w:tc>
           <w:tcPr>
-            <w:tcW w:type="dxa" w:w="864"/>
+            <w:tcW w:type="dxa" w:w="960"/>
           </w:tcPr>
           <w:p>
             <w:pPr>
@@ -2487,7 +2486,7 @@
         </w:tc>
         <w:tc>
           <w:tcPr>
-            <w:tcW w:type="dxa" w:w="864"/>
+            <w:tcW w:type="dxa" w:w="960"/>
           </w:tcPr>
           <w:p>
             <w:pPr>
@@ -2500,7 +2499,7 @@
         </w:tc>
         <w:tc>
           <w:tcPr>
-            <w:tcW w:type="dxa" w:w="864"/>
+            <w:tcW w:type="dxa" w:w="960"/>
           </w:tcPr>
           <w:p>
             <w:pPr>
@@ -2513,7 +2512,7 @@
         </w:tc>
         <w:tc>
           <w:tcPr>
-            <w:tcW w:type="dxa" w:w="864"/>
+            <w:tcW w:type="dxa" w:w="960"/>
           </w:tcPr>
           <w:p>
             <w:pPr>
@@ -2526,7 +2525,7 @@
         </w:tc>
         <w:tc>
           <w:tcPr>
-            <w:tcW w:type="dxa" w:w="864"/>
+            <w:tcW w:type="dxa" w:w="960"/>
           </w:tcPr>
           <w:p>
             <w:pPr>
@@ -2541,27 +2540,17 @@
       <w:tr>
         <w:tc>
           <w:tcPr>
-            <w:tcW w:type="dxa" w:w="864"/>
+            <w:tcW w:type="dxa" w:w="960"/>
           </w:tcPr>
           <w:p>
             <w:r>
-              <w:t>2</w:t>
+              <w:t>2 需求分析+计划</w:t>
             </w:r>
           </w:p>
         </w:tc>
         <w:tc>
           <w:tcPr>
-            <w:tcW w:type="dxa" w:w="864"/>
-          </w:tcPr>
-          <w:p>
-            <w:r>
-              <w:t>需求分析+计划</w:t>
-            </w:r>
-          </w:p>
-        </w:tc>
-        <w:tc>
-          <w:tcPr>
-            <w:tcW w:type="dxa" w:w="864"/>
+            <w:tcW w:type="dxa" w:w="960"/>
             <w:shd w:val="clear" w:color="auto" w:fill="4472C4"/>
           </w:tcPr>
           <w:p>
@@ -2575,7 +2564,7 @@
         </w:tc>
         <w:tc>
           <w:tcPr>
-            <w:tcW w:type="dxa" w:w="864"/>
+            <w:tcW w:type="dxa" w:w="960"/>
             <w:shd w:val="clear" w:color="auto" w:fill="4472C4"/>
           </w:tcPr>
           <w:p>
@@ -2589,7 +2578,7 @@
         </w:tc>
         <w:tc>
           <w:tcPr>
-            <w:tcW w:type="dxa" w:w="864"/>
+            <w:tcW w:type="dxa" w:w="960"/>
           </w:tcPr>
           <w:p>
             <w:pPr>
@@ -2602,7 +2591,7 @@
         </w:tc>
         <w:tc>
           <w:tcPr>
-            <w:tcW w:type="dxa" w:w="864"/>
+            <w:tcW w:type="dxa" w:w="960"/>
           </w:tcPr>
           <w:p>
             <w:pPr>
@@ -2615,7 +2604,7 @@
         </w:tc>
         <w:tc>
           <w:tcPr>
-            <w:tcW w:type="dxa" w:w="864"/>
+            <w:tcW w:type="dxa" w:w="960"/>
           </w:tcPr>
           <w:p>
             <w:pPr>
@@ -2628,7 +2617,7 @@
         </w:tc>
         <w:tc>
           <w:tcPr>
-            <w:tcW w:type="dxa" w:w="864"/>
+            <w:tcW w:type="dxa" w:w="960"/>
           </w:tcPr>
           <w:p>
             <w:pPr>
@@ -2641,7 +2630,7 @@
         </w:tc>
         <w:tc>
           <w:tcPr>
-            <w:tcW w:type="dxa" w:w="864"/>
+            <w:tcW w:type="dxa" w:w="960"/>
           </w:tcPr>
           <w:p>
             <w:pPr>
@@ -2654,7 +2643,7 @@
         </w:tc>
         <w:tc>
           <w:tcPr>
-            <w:tcW w:type="dxa" w:w="864"/>
+            <w:tcW w:type="dxa" w:w="960"/>
           </w:tcPr>
           <w:p>
             <w:pPr>
@@ -2669,27 +2658,17 @@
       <w:tr>
         <w:tc>
           <w:tcPr>
-            <w:tcW w:type="dxa" w:w="864"/>
+            <w:tcW w:type="dxa" w:w="960"/>
           </w:tcPr>
           <w:p>
             <w:r>
-              <w:t>3</w:t>
+              <w:t>3 M1/M2 用户+车场</w:t>
             </w:r>
           </w:p>
         </w:tc>
         <w:tc>
           <w:tcPr>
-            <w:tcW w:type="dxa" w:w="864"/>
-          </w:tcPr>
-          <w:p>
-            <w:r>
-              <w:t>M1/M2 用户+车场</w:t>
-            </w:r>
-          </w:p>
-        </w:tc>
-        <w:tc>
-          <w:tcPr>
-            <w:tcW w:type="dxa" w:w="864"/>
+            <w:tcW w:type="dxa" w:w="960"/>
           </w:tcPr>
           <w:p>
             <w:pPr>
@@ -2702,7 +2681,7 @@
         </w:tc>
         <w:tc>
           <w:tcPr>
-            <w:tcW w:type="dxa" w:w="864"/>
+            <w:tcW w:type="dxa" w:w="960"/>
             <w:shd w:val="clear" w:color="auto" w:fill="4472C4"/>
           </w:tcPr>
           <w:p>
@@ -2716,7 +2695,7 @@
         </w:tc>
         <w:tc>
           <w:tcPr>
-            <w:tcW w:type="dxa" w:w="864"/>
+            <w:tcW w:type="dxa" w:w="960"/>
             <w:shd w:val="clear" w:color="auto" w:fill="4472C4"/>
           </w:tcPr>
           <w:p>
@@ -2730,7 +2709,7 @@
         </w:tc>
         <w:tc>
           <w:tcPr>
-            <w:tcW w:type="dxa" w:w="864"/>
+            <w:tcW w:type="dxa" w:w="960"/>
           </w:tcPr>
           <w:p>
             <w:pPr>
@@ -2743,7 +2722,7 @@
         </w:tc>
         <w:tc>
           <w:tcPr>
-            <w:tcW w:type="dxa" w:w="864"/>
+            <w:tcW w:type="dxa" w:w="960"/>
           </w:tcPr>
           <w:p>
             <w:pPr>
@@ -2756,7 +2735,7 @@
         </w:tc>
         <w:tc>
           <w:tcPr>
-            <w:tcW w:type="dxa" w:w="864"/>
+            <w:tcW w:type="dxa" w:w="960"/>
           </w:tcPr>
           <w:p>
             <w:pPr>
@@ -2769,7 +2748,7 @@
         </w:tc>
         <w:tc>
           <w:tcPr>
-            <w:tcW w:type="dxa" w:w="864"/>
+            <w:tcW w:type="dxa" w:w="960"/>
           </w:tcPr>
           <w:p>
             <w:pPr>
@@ -2782,7 +2761,7 @@
         </w:tc>
         <w:tc>
           <w:tcPr>
-            <w:tcW w:type="dxa" w:w="864"/>
+            <w:tcW w:type="dxa" w:w="960"/>
           </w:tcPr>
           <w:p>
             <w:pPr>
@@ -2797,27 +2776,17 @@
       <w:tr>
         <w:tc>
           <w:tcPr>
-            <w:tcW w:type="dxa" w:w="864"/>
+            <w:tcW w:type="dxa" w:w="960"/>
           </w:tcPr>
           <w:p>
             <w:r>
-              <w:t>4</w:t>
+              <w:t>4 M3/M4/M5 车位+预约+计费</w:t>
             </w:r>
           </w:p>
         </w:tc>
         <w:tc>
           <w:tcPr>
-            <w:tcW w:type="dxa" w:w="864"/>
-          </w:tcPr>
-          <w:p>
-            <w:r>
-              <w:t>M3/M4/M5 车位+预约+计费</w:t>
-            </w:r>
-          </w:p>
-        </w:tc>
-        <w:tc>
-          <w:tcPr>
-            <w:tcW w:type="dxa" w:w="864"/>
+            <w:tcW w:type="dxa" w:w="960"/>
           </w:tcPr>
           <w:p>
             <w:pPr>
@@ -2830,7 +2799,7 @@
         </w:tc>
         <w:tc>
           <w:tcPr>
-            <w:tcW w:type="dxa" w:w="864"/>
+            <w:tcW w:type="dxa" w:w="960"/>
             <w:shd w:val="clear" w:color="auto" w:fill="4472C4"/>
           </w:tcPr>
           <w:p>
@@ -2844,7 +2813,7 @@
         </w:tc>
         <w:tc>
           <w:tcPr>
-            <w:tcW w:type="dxa" w:w="864"/>
+            <w:tcW w:type="dxa" w:w="960"/>
             <w:shd w:val="clear" w:color="auto" w:fill="4472C4"/>
           </w:tcPr>
           <w:p>
@@ -2858,7 +2827,7 @@
         </w:tc>
         <w:tc>
           <w:tcPr>
-            <w:tcW w:type="dxa" w:w="864"/>
+            <w:tcW w:type="dxa" w:w="960"/>
             <w:shd w:val="clear" w:color="auto" w:fill="4472C4"/>
           </w:tcPr>
           <w:p>
@@ -2872,7 +2841,7 @@
         </w:tc>
         <w:tc>
           <w:tcPr>
-            <w:tcW w:type="dxa" w:w="864"/>
+            <w:tcW w:type="dxa" w:w="960"/>
           </w:tcPr>
           <w:p>
             <w:pPr>
@@ -2885,7 +2854,7 @@
         </w:tc>
         <w:tc>
           <w:tcPr>
-            <w:tcW w:type="dxa" w:w="864"/>
+            <w:tcW w:type="dxa" w:w="960"/>
           </w:tcPr>
           <w:p>
             <w:pPr>
@@ -2898,7 +2867,7 @@
         </w:tc>
         <w:tc>
           <w:tcPr>
-            <w:tcW w:type="dxa" w:w="864"/>
+            <w:tcW w:type="dxa" w:w="960"/>
           </w:tcPr>
           <w:p>
             <w:pPr>
@@ -2911,7 +2880,7 @@
         </w:tc>
         <w:tc>
           <w:tcPr>
-            <w:tcW w:type="dxa" w:w="864"/>
+            <w:tcW w:type="dxa" w:w="960"/>
           </w:tcPr>
           <w:p>
             <w:pPr>
@@ -2926,27 +2895,17 @@
       <w:tr>
         <w:tc>
           <w:tcPr>
-            <w:tcW w:type="dxa" w:w="864"/>
+            <w:tcW w:type="dxa" w:w="960"/>
           </w:tcPr>
           <w:p>
             <w:r>
-              <w:t>5</w:t>
+              <w:t>5 M6/M7 记录+车主端</w:t>
             </w:r>
           </w:p>
         </w:tc>
         <w:tc>
           <w:tcPr>
-            <w:tcW w:type="dxa" w:w="864"/>
-          </w:tcPr>
-          <w:p>
-            <w:r>
-              <w:t>M6/M7 记录+车主端</w:t>
-            </w:r>
-          </w:p>
-        </w:tc>
-        <w:tc>
-          <w:tcPr>
-            <w:tcW w:type="dxa" w:w="864"/>
+            <w:tcW w:type="dxa" w:w="960"/>
           </w:tcPr>
           <w:p>
             <w:pPr>
@@ -2959,7 +2918,7 @@
         </w:tc>
         <w:tc>
           <w:tcPr>
-            <w:tcW w:type="dxa" w:w="864"/>
+            <w:tcW w:type="dxa" w:w="960"/>
           </w:tcPr>
           <w:p>
             <w:pPr>
@@ -2972,7 +2931,7 @@
         </w:tc>
         <w:tc>
           <w:tcPr>
-            <w:tcW w:type="dxa" w:w="864"/>
+            <w:tcW w:type="dxa" w:w="960"/>
             <w:shd w:val="clear" w:color="auto" w:fill="4472C4"/>
           </w:tcPr>
           <w:p>
@@ -2986,7 +2945,7 @@
         </w:tc>
         <w:tc>
           <w:tcPr>
-            <w:tcW w:type="dxa" w:w="864"/>
+            <w:tcW w:type="dxa" w:w="960"/>
             <w:shd w:val="clear" w:color="auto" w:fill="4472C4"/>
           </w:tcPr>
           <w:p>
@@ -3000,7 +2959,7 @@
         </w:tc>
         <w:tc>
           <w:tcPr>
-            <w:tcW w:type="dxa" w:w="864"/>
+            <w:tcW w:type="dxa" w:w="960"/>
           </w:tcPr>
           <w:p>
             <w:pPr>
@@ -3013,7 +2972,7 @@
         </w:tc>
         <w:tc>
           <w:tcPr>
-            <w:tcW w:type="dxa" w:w="864"/>
+            <w:tcW w:type="dxa" w:w="960"/>
           </w:tcPr>
           <w:p>
             <w:pPr>
@@ -3026,7 +2985,7 @@
         </w:tc>
         <w:tc>
           <w:tcPr>
-            <w:tcW w:type="dxa" w:w="864"/>
+            <w:tcW w:type="dxa" w:w="960"/>
           </w:tcPr>
           <w:p>
             <w:pPr>
@@ -3039,7 +2998,7 @@
         </w:tc>
         <w:tc>
           <w:tcPr>
-            <w:tcW w:type="dxa" w:w="864"/>
+            <w:tcW w:type="dxa" w:w="960"/>
           </w:tcPr>
           <w:p>
             <w:pPr>
@@ -3054,27 +3013,17 @@
       <w:tr>
         <w:tc>
           <w:tcPr>
-            <w:tcW w:type="dxa" w:w="864"/>
+            <w:tcW w:type="dxa" w:w="960"/>
           </w:tcPr>
           <w:p>
             <w:r>
-              <w:t>6</w:t>
+              <w:t>6 M8/M9 后台+看板</w:t>
             </w:r>
           </w:p>
         </w:tc>
         <w:tc>
           <w:tcPr>
-            <w:tcW w:type="dxa" w:w="864"/>
-          </w:tcPr>
-          <w:p>
-            <w:r>
-              <w:t>M8/M9 后台+看板</w:t>
-            </w:r>
-          </w:p>
-        </w:tc>
-        <w:tc>
-          <w:tcPr>
-            <w:tcW w:type="dxa" w:w="864"/>
+            <w:tcW w:type="dxa" w:w="960"/>
           </w:tcPr>
           <w:p>
             <w:pPr>
@@ -3087,7 +3036,7 @@
         </w:tc>
         <w:tc>
           <w:tcPr>
-            <w:tcW w:type="dxa" w:w="864"/>
+            <w:tcW w:type="dxa" w:w="960"/>
           </w:tcPr>
           <w:p>
             <w:pPr>
@@ -3100,7 +3049,7 @@
         </w:tc>
         <w:tc>
           <w:tcPr>
-            <w:tcW w:type="dxa" w:w="864"/>
+            <w:tcW w:type="dxa" w:w="960"/>
           </w:tcPr>
           <w:p>
             <w:pPr>
@@ -3113,7 +3062,7 @@
         </w:tc>
         <w:tc>
           <w:tcPr>
-            <w:tcW w:type="dxa" w:w="864"/>
+            <w:tcW w:type="dxa" w:w="960"/>
             <w:shd w:val="clear" w:color="auto" w:fill="4472C4"/>
           </w:tcPr>
           <w:p>
@@ -3127,7 +3076,7 @@
         </w:tc>
         <w:tc>
           <w:tcPr>
-            <w:tcW w:type="dxa" w:w="864"/>
+            <w:tcW w:type="dxa" w:w="960"/>
             <w:shd w:val="clear" w:color="auto" w:fill="4472C4"/>
           </w:tcPr>
           <w:p>
@@ -3141,7 +3090,7 @@
         </w:tc>
         <w:tc>
           <w:tcPr>
-            <w:tcW w:type="dxa" w:w="864"/>
+            <w:tcW w:type="dxa" w:w="960"/>
           </w:tcPr>
           <w:p>
             <w:pPr>
@@ -3154,7 +3103,7 @@
         </w:tc>
         <w:tc>
           <w:tcPr>
-            <w:tcW w:type="dxa" w:w="864"/>
+            <w:tcW w:type="dxa" w:w="960"/>
           </w:tcPr>
           <w:p>
             <w:pPr>
@@ -3167,7 +3116,7 @@
         </w:tc>
         <w:tc>
           <w:tcPr>
-            <w:tcW w:type="dxa" w:w="864"/>
+            <w:tcW w:type="dxa" w:w="960"/>
           </w:tcPr>
           <w:p>
             <w:pPr>
@@ -3182,27 +3131,17 @@
       <w:tr>
         <w:tc>
           <w:tcPr>
-            <w:tcW w:type="dxa" w:w="864"/>
+            <w:tcW w:type="dxa" w:w="960"/>
           </w:tcPr>
           <w:p>
             <w:r>
-              <w:t>7</w:t>
+              <w:t>7 M10/M11 共享+违停</w:t>
             </w:r>
           </w:p>
         </w:tc>
         <w:tc>
           <w:tcPr>
-            <w:tcW w:type="dxa" w:w="864"/>
-          </w:tcPr>
-          <w:p>
-            <w:r>
-              <w:t>M10/M11 共享+违停</w:t>
-            </w:r>
-          </w:p>
-        </w:tc>
-        <w:tc>
-          <w:tcPr>
-            <w:tcW w:type="dxa" w:w="864"/>
+            <w:tcW w:type="dxa" w:w="960"/>
           </w:tcPr>
           <w:p>
             <w:pPr>
@@ -3215,7 +3154,7 @@
         </w:tc>
         <w:tc>
           <w:tcPr>
-            <w:tcW w:type="dxa" w:w="864"/>
+            <w:tcW w:type="dxa" w:w="960"/>
           </w:tcPr>
           <w:p>
             <w:pPr>
@@ -3228,7 +3167,7 @@
         </w:tc>
         <w:tc>
           <w:tcPr>
-            <w:tcW w:type="dxa" w:w="864"/>
+            <w:tcW w:type="dxa" w:w="960"/>
           </w:tcPr>
           <w:p>
             <w:pPr>
@@ -3241,7 +3180,7 @@
         </w:tc>
         <w:tc>
           <w:tcPr>
-            <w:tcW w:type="dxa" w:w="864"/>
+            <w:tcW w:type="dxa" w:w="960"/>
             <w:shd w:val="clear" w:color="auto" w:fill="4472C4"/>
           </w:tcPr>
           <w:p>
@@ -3255,7 +3194,7 @@
         </w:tc>
         <w:tc>
           <w:tcPr>
-            <w:tcW w:type="dxa" w:w="864"/>
+            <w:tcW w:type="dxa" w:w="960"/>
             <w:shd w:val="clear" w:color="auto" w:fill="4472C4"/>
           </w:tcPr>
           <w:p>
@@ -3269,7 +3208,7 @@
         </w:tc>
         <w:tc>
           <w:tcPr>
-            <w:tcW w:type="dxa" w:w="864"/>
+            <w:tcW w:type="dxa" w:w="960"/>
           </w:tcPr>
           <w:p>
             <w:pPr>
@@ -3282,7 +3221,7 @@
         </w:tc>
         <w:tc>
           <w:tcPr>
-            <w:tcW w:type="dxa" w:w="864"/>
+            <w:tcW w:type="dxa" w:w="960"/>
           </w:tcPr>
           <w:p>
             <w:pPr>
@@ -3295,7 +3234,7 @@
         </w:tc>
         <w:tc>
           <w:tcPr>
-            <w:tcW w:type="dxa" w:w="864"/>
+            <w:tcW w:type="dxa" w:w="960"/>
           </w:tcPr>
           <w:p>
             <w:pPr>
@@ -3310,27 +3249,17 @@
       <w:tr>
         <w:tc>
           <w:tcPr>
-            <w:tcW w:type="dxa" w:w="864"/>
+            <w:tcW w:type="dxa" w:w="960"/>
           </w:tcPr>
           <w:p>
             <w:r>
-              <w:t>8</w:t>
+              <w:t>8 系统集成测试</w:t>
             </w:r>
           </w:p>
         </w:tc>
         <w:tc>
           <w:tcPr>
-            <w:tcW w:type="dxa" w:w="864"/>
-          </w:tcPr>
-          <w:p>
-            <w:r>
-              <w:t>系统集成测试</w:t>
-            </w:r>
-          </w:p>
-        </w:tc>
-        <w:tc>
-          <w:tcPr>
-            <w:tcW w:type="dxa" w:w="864"/>
+            <w:tcW w:type="dxa" w:w="960"/>
           </w:tcPr>
           <w:p>
             <w:pPr>
@@ -3343,7 +3272,7 @@
         </w:tc>
         <w:tc>
           <w:tcPr>
-            <w:tcW w:type="dxa" w:w="864"/>
+            <w:tcW w:type="dxa" w:w="960"/>
           </w:tcPr>
           <w:p>
             <w:pPr>
@@ -3356,7 +3285,7 @@
         </w:tc>
         <w:tc>
           <w:tcPr>
-            <w:tcW w:type="dxa" w:w="864"/>
+            <w:tcW w:type="dxa" w:w="960"/>
           </w:tcPr>
           <w:p>
             <w:pPr>
@@ -3369,7 +3298,7 @@
         </w:tc>
         <w:tc>
           <w:tcPr>
-            <w:tcW w:type="dxa" w:w="864"/>
+            <w:tcW w:type="dxa" w:w="960"/>
           </w:tcPr>
           <w:p>
             <w:pPr>
@@ -3382,7 +3311,7 @@
         </w:tc>
         <w:tc>
           <w:tcPr>
-            <w:tcW w:type="dxa" w:w="864"/>
+            <w:tcW w:type="dxa" w:w="960"/>
           </w:tcPr>
           <w:p>
             <w:pPr>
@@ -3395,7 +3324,7 @@
         </w:tc>
         <w:tc>
           <w:tcPr>
-            <w:tcW w:type="dxa" w:w="864"/>
+            <w:tcW w:type="dxa" w:w="960"/>
             <w:shd w:val="clear" w:color="auto" w:fill="4472C4"/>
           </w:tcPr>
           <w:p>
@@ -3409,7 +3338,7 @@
         </w:tc>
         <w:tc>
           <w:tcPr>
-            <w:tcW w:type="dxa" w:w="864"/>
+            <w:tcW w:type="dxa" w:w="960"/>
             <w:shd w:val="clear" w:color="auto" w:fill="4472C4"/>
           </w:tcPr>
           <w:p>
@@ -3423,7 +3352,7 @@
         </w:tc>
         <w:tc>
           <w:tcPr>
-            <w:tcW w:type="dxa" w:w="864"/>
+            <w:tcW w:type="dxa" w:w="960"/>
           </w:tcPr>
           <w:p>
             <w:pPr>
@@ -3438,27 +3367,17 @@
       <w:tr>
         <w:tc>
           <w:tcPr>
-            <w:tcW w:type="dxa" w:w="864"/>
+            <w:tcW w:type="dxa" w:w="960"/>
           </w:tcPr>
           <w:p>
             <w:r>
-              <w:t>9</w:t>
+              <w:t>9 项目验收交付</w:t>
             </w:r>
           </w:p>
         </w:tc>
         <w:tc>
           <w:tcPr>
-            <w:tcW w:type="dxa" w:w="864"/>
-          </w:tcPr>
-          <w:p>
-            <w:r>
-              <w:t>项目验收交付</w:t>
-            </w:r>
-          </w:p>
-        </w:tc>
-        <w:tc>
-          <w:tcPr>
-            <w:tcW w:type="dxa" w:w="864"/>
+            <w:tcW w:type="dxa" w:w="960"/>
           </w:tcPr>
           <w:p>
             <w:pPr>
@@ -3471,7 +3390,7 @@
         </w:tc>
         <w:tc>
           <w:tcPr>
-            <w:tcW w:type="dxa" w:w="864"/>
+            <w:tcW w:type="dxa" w:w="960"/>
           </w:tcPr>
           <w:p>
             <w:pPr>
@@ -3484,7 +3403,7 @@
         </w:tc>
         <w:tc>
           <w:tcPr>
-            <w:tcW w:type="dxa" w:w="864"/>
+            <w:tcW w:type="dxa" w:w="960"/>
           </w:tcPr>
           <w:p>
             <w:pPr>
@@ -3497,7 +3416,7 @@
         </w:tc>
         <w:tc>
           <w:tcPr>
-            <w:tcW w:type="dxa" w:w="864"/>
+            <w:tcW w:type="dxa" w:w="960"/>
           </w:tcPr>
           <w:p>
             <w:pPr>
@@ -3510,7 +3429,7 @@
         </w:tc>
         <w:tc>
           <w:tcPr>
-            <w:tcW w:type="dxa" w:w="864"/>
+            <w:tcW w:type="dxa" w:w="960"/>
           </w:tcPr>
           <w:p>
             <w:pPr>
@@ -3523,7 +3442,7 @@
         </w:tc>
         <w:tc>
           <w:tcPr>
-            <w:tcW w:type="dxa" w:w="864"/>
+            <w:tcW w:type="dxa" w:w="960"/>
           </w:tcPr>
           <w:p>
             <w:pPr>
@@ -3536,7 +3455,7 @@
         </w:tc>
         <w:tc>
           <w:tcPr>
-            <w:tcW w:type="dxa" w:w="864"/>
+            <w:tcW w:type="dxa" w:w="960"/>
           </w:tcPr>
           <w:p>
             <w:pPr>
@@ -3549,7 +3468,7 @@
         </w:tc>
         <w:tc>
           <w:tcPr>
-            <w:tcW w:type="dxa" w:w="864"/>
+            <w:tcW w:type="dxa" w:w="960"/>
             <w:shd w:val="clear" w:color="auto" w:fill="4472C4"/>
           </w:tcPr>
           <w:p>

--- a/文档（项目相关的作业所需提交文档生成在这里）/02_项目计划/19组-程晓洋-项目计划.docx
+++ b/文档（项目相关的作业所需提交文档生成在这里）/02_项目计划/19组-程晓洋-项目计划.docx
@@ -2295,6 +2295,26 @@
         <w:t>4  项目甘特图</w:t>
       </w:r>
     </w:p>
+    <w:p/>
+    <w:p>
+      <w:r>
+        <w:rPr>
+          <w:b/>
+        </w:rPr>
+        <w:t>说明：</w:t>
+      </w:r>
+      <w:r>
+        <w:t xml:space="preserve"> █ = 该周在施工，第1-3周为需求/设计阶段，第4-8周为编码/测试/验收阶段，W8为验收交付周。</w:t>
+      </w:r>
+    </w:p>
+    <w:p>
+      <w:pPr>
+        <w:pStyle w:val="Heading1"/>
+      </w:pPr>
+      <w:r>
+        <w:t>4  项目甘特图</w:t>
+      </w:r>
+    </w:p>
     <w:tbl>
       <w:tblPr>
         <w:tblStyle w:val="TableGrid"/>
@@ -2329,9 +2349,7 @@
           </w:tcPr>
           <w:p>
             <w:r>
-              <w:t>W1</w:t>
-              <w:br/>
-              <w:t>(5.25-5.31)</w:t>
+              <w:t>W1(5.25-5.31)</w:t>
             </w:r>
           </w:p>
         </w:tc>
@@ -2341,9 +2359,7 @@
           </w:tcPr>
           <w:p>
             <w:r>
-              <w:t>W2</w:t>
-              <w:br/>
-              <w:t>(6.1-6.7)</w:t>
+              <w:t>W2(6.1-6.7)</w:t>
             </w:r>
           </w:p>
         </w:tc>
@@ -2353,9 +2369,7 @@
           </w:tcPr>
           <w:p>
             <w:r>
-              <w:t>W3</w:t>
-              <w:br/>
-              <w:t>(6.8-6.14)</w:t>
+              <w:t>W3(6.8-6.14)</w:t>
             </w:r>
           </w:p>
         </w:tc>
@@ -2365,9 +2379,7 @@
           </w:tcPr>
           <w:p>
             <w:r>
-              <w:t>W4</w:t>
-              <w:br/>
-              <w:t>(6.15-6.21)</w:t>
+              <w:t>W4(6.15-6.21)</w:t>
             </w:r>
           </w:p>
         </w:tc>
@@ -2377,9 +2389,7 @@
           </w:tcPr>
           <w:p>
             <w:r>
-              <w:t>W5</w:t>
-              <w:br/>
-              <w:t>(6.22-6.28)</w:t>
+              <w:t>W5(6.22-6.28)</w:t>
             </w:r>
           </w:p>
         </w:tc>
@@ -2389,9 +2399,7 @@
           </w:tcPr>
           <w:p>
             <w:r>
-              <w:t>W6</w:t>
-              <w:br/>
-              <w:t>(6.29-7.5)</w:t>
+              <w:t>W6(6.29-7.5)</w:t>
             </w:r>
           </w:p>
         </w:tc>
@@ -2401,9 +2409,7 @@
           </w:tcPr>
           <w:p>
             <w:r>
-              <w:t>W7</w:t>
-              <w:br/>
-              <w:t>(7.6-7.12)</w:t>
+              <w:t>W7(7.6-7.12)</w:t>
             </w:r>
           </w:p>
         </w:tc>
@@ -2413,9 +2419,7 @@
           </w:tcPr>
           <w:p>
             <w:r>
-              <w:t>W8</w:t>
-              <w:br/>
-              <w:t>(7.13-7.18)</w:t>
+              <w:t>W8(7.13-7.18)</w:t>
             </w:r>
           </w:p>
         </w:tc>

--- a/文档（项目相关的作业所需提交文档生成在这里）/02_项目计划/19组-程晓洋-项目计划.docx
+++ b/文档（项目相关的作业所需提交文档生成在这里）/02_项目计划/19组-程晓洋-项目计划.docx
@@ -2315,6 +2315,26 @@
         <w:t>4  项目甘特图</w:t>
       </w:r>
     </w:p>
+    <w:p/>
+    <w:p>
+      <w:r>
+        <w:rPr>
+          <w:b/>
+        </w:rPr>
+        <w:t>说明：</w:t>
+      </w:r>
+      <w:r>
+        <w:t xml:space="preserve"> █ = 该周在施工，第1-3周为需求/设计阶段，第4-8周为编码/测试/验收阶段，W8为验收交付周。</w:t>
+      </w:r>
+    </w:p>
+    <w:p>
+      <w:pPr>
+        <w:pStyle w:val="Heading1"/>
+      </w:pPr>
+      <w:r>
+        <w:t>4  项目甘特图</w:t>
+      </w:r>
+    </w:p>
     <w:tbl>
       <w:tblPr>
         <w:tblStyle w:val="TableGrid"/>
@@ -2349,7 +2369,11 @@
           </w:tcPr>
           <w:p>
             <w:r>
-              <w:t>W1(5.25-5.31)</w:t>
+              <w:t>W1</w:t>
+              <w:br/>
+              <w:t>（启动+立项</w:t>
+              <w:br/>
+              <w:t>5.25-5.31）</w:t>
             </w:r>
           </w:p>
         </w:tc>
@@ -2359,7 +2383,11 @@
           </w:tcPr>
           <w:p>
             <w:r>
-              <w:t>W2(6.1-6.7)</w:t>
+              <w:t>W2</w:t>
+              <w:br/>
+              <w:t>（需求分析+计划</w:t>
+              <w:br/>
+              <w:t>6.1-6.7）</w:t>
             </w:r>
           </w:p>
         </w:tc>
@@ -2369,7 +2397,11 @@
           </w:tcPr>
           <w:p>
             <w:r>
-              <w:t>W3(6.8-6.14)</w:t>
+              <w:t>W3</w:t>
+              <w:br/>
+              <w:t>（M1/M2</w:t>
+              <w:br/>
+              <w:t>6.8-6.14）</w:t>
             </w:r>
           </w:p>
         </w:tc>
@@ -2379,7 +2411,11 @@
           </w:tcPr>
           <w:p>
             <w:r>
-              <w:t>W4(6.15-6.21)</w:t>
+              <w:t>W4</w:t>
+              <w:br/>
+              <w:t>（M3/M4/M5</w:t>
+              <w:br/>
+              <w:t>6.15-6.21）</w:t>
             </w:r>
           </w:p>
         </w:tc>
@@ -2389,7 +2425,11 @@
           </w:tcPr>
           <w:p>
             <w:r>
-              <w:t>W5(6.22-6.28)</w:t>
+              <w:t>W5</w:t>
+              <w:br/>
+              <w:t>（M8/M9</w:t>
+              <w:br/>
+              <w:t>6.22-6.28）</w:t>
             </w:r>
           </w:p>
         </w:tc>
@@ -2399,7 +2439,11 @@
           </w:tcPr>
           <w:p>
             <w:r>
-              <w:t>W6(6.29-7.5)</w:t>
+              <w:t>W6</w:t>
+              <w:br/>
+              <w:t>（系统集成测试</w:t>
+              <w:br/>
+              <w:t>6.29-7.5）</w:t>
             </w:r>
           </w:p>
         </w:tc>
@@ -2409,7 +2453,11 @@
           </w:tcPr>
           <w:p>
             <w:r>
-              <w:t>W7(7.6-7.12)</w:t>
+              <w:t>W7</w:t>
+              <w:br/>
+              <w:t>（系统集成测试</w:t>
+              <w:br/>
+              <w:t>7.6-7.12）</w:t>
             </w:r>
           </w:p>
         </w:tc>
@@ -2419,7 +2467,11 @@
           </w:tcPr>
           <w:p>
             <w:r>
-              <w:t>W8(7.13-7.18)</w:t>
+              <w:t>W8</w:t>
+              <w:br/>
+              <w:t>（项目验收交付</w:t>
+              <w:br/>
+              <w:t>7.13-7.18）</w:t>
             </w:r>
           </w:p>
         </w:tc>

--- a/文档（项目相关的作业所需提交文档生成在这里）/02_项目计划/19组-程晓洋-项目计划.docx
+++ b/文档（项目相关的作业所需提交文档生成在这里）/02_项目计划/19组-程晓洋-项目计划.docx
@@ -591,25 +591,12 @@
     </w:p>
     <w:p>
       <w:r>
-        <w:t>项目名称：AI-driven城市智慧停车管理与诱导系统（SmartParkCloudLink）</w:t>
-        <w:br/>
-        <w:br/>
-        <w:t>项目目标：构建面向车主和停车场管理方的智慧停车管理与诱导系统，实现车位实时查询、在线预约、计费支付、反向寻车、共享车位管理及运营数据可视化等功能。解决城市"停车难"问题，提升车位利用率与停车体验。</w:t>
-        <w:br/>
-        <w:br/>
-        <w:t>技术选型：前端 Vue3 + Element Plus，后端 FastAPI + SQLAlchemy，数据库 SQLite，图表 ECharts。零外部付费依赖，适合课程实训快速交付。</w:t>
-        <w:br/>
-        <w:br/>
-        <w:t>团队组成（共3人）：</w:t>
-        <w:br/>
-        <w:t>• 程晓洋（组长/PM）：负责 M1/M2/M8/M9 模块，数据库设计，后端架构，交付统筹</w:t>
-        <w:br/>
-        <w:t>• 程子浩（主力程序员/QA）：负责 M3/M4/M5 模块，需求分析，API接口，测试</w:t>
-        <w:br/>
-        <w:t>• 丁梓钊（产品经理/前端）：负责 M6/M7/M10/M11 模块，原型设计，前端开发</w:t>
-        <w:br/>
-        <w:br/>
-        <w:t>项目周期：8周（2025.05.25 – 2025.07.18），共11个功能模块，总计约55人天。</w:t>
+        <w:rPr>
+          <w:rFonts w:ascii="Times New Roman" w:hAnsi="Times New Roman" w:eastAsia="宋体"/>
+          <w:color w:val="000000"/>
+          <w:sz w:val="21"/>
+        </w:rPr>
+        <w:t>项目目标：构建覆盖18个一级功能模块的城市智慧停车管理与诱导系统，实现停车场数据联网接入、城市停车一张图、预约导航、车牌识别与无感支付、运营后台、车主移动端、数据分析、动态定价、共享停车、充电车位、违停取证、月卡、设备运维、监管平台和商圈联合营销等能力。实训阶段对AI视觉、GIS地图、真实支付和硬件设备采用模拟数据、状态面板和接口预留方式实现。</w:t>
       </w:r>
     </w:p>
     <w:p>
@@ -867,10 +854,14 @@
             <w:tcW w:type="dxa" w:w="1440"/>
           </w:tcPr>
           <w:p>
-            <w:pPr>
-              <w:jc w:val="center"/>
-            </w:pPr>
+            <w:r/>
             <w:r>
+              <w:rPr>
+                <w:rFonts w:ascii="Times New Roman" w:hAnsi="Times New Roman" w:eastAsia="宋体"/>
+                <w:b/>
+                <w:color w:val="000000"/>
+                <w:sz w:val="19"/>
+              </w:rPr>
               <w:t>序号</w:t>
             </w:r>
           </w:p>
@@ -880,10 +871,14 @@
             <w:tcW w:type="dxa" w:w="1440"/>
           </w:tcPr>
           <w:p>
-            <w:pPr>
-              <w:jc w:val="center"/>
-            </w:pPr>
+            <w:r/>
             <w:r>
+              <w:rPr>
+                <w:rFonts w:ascii="Times New Roman" w:hAnsi="Times New Roman" w:eastAsia="宋体"/>
+                <w:b/>
+                <w:color w:val="000000"/>
+                <w:sz w:val="19"/>
+              </w:rPr>
               <w:t>工作包</w:t>
             </w:r>
           </w:p>
@@ -893,13 +888,15 @@
             <w:tcW w:type="dxa" w:w="1440"/>
           </w:tcPr>
           <w:p>
-            <w:pPr>
-              <w:jc w:val="center"/>
-            </w:pPr>
+            <w:r/>
             <w:r>
-              <w:t>工作量</w:t>
-              <w:br/>
-              <w:t>（人天）</w:t>
+              <w:rPr>
+                <w:rFonts w:ascii="Times New Roman" w:hAnsi="Times New Roman" w:eastAsia="宋体"/>
+                <w:b/>
+                <w:color w:val="000000"/>
+                <w:sz w:val="19"/>
+              </w:rPr>
+              <w:t>工作量 / （人天）</w:t>
             </w:r>
           </w:p>
         </w:tc>
@@ -908,10 +905,14 @@
             <w:tcW w:type="dxa" w:w="1440"/>
           </w:tcPr>
           <w:p>
-            <w:pPr>
-              <w:jc w:val="center"/>
-            </w:pPr>
+            <w:r/>
             <w:r>
+              <w:rPr>
+                <w:rFonts w:ascii="Times New Roman" w:hAnsi="Times New Roman" w:eastAsia="宋体"/>
+                <w:b/>
+                <w:color w:val="000000"/>
+                <w:sz w:val="19"/>
+              </w:rPr>
               <w:t>前置任务</w:t>
             </w:r>
           </w:p>
@@ -921,13 +922,15 @@
             <w:tcW w:type="dxa" w:w="1440"/>
           </w:tcPr>
           <w:p>
-            <w:pPr>
-              <w:jc w:val="center"/>
-            </w:pPr>
+            <w:r/>
             <w:r>
-              <w:t>任务</w:t>
-              <w:br/>
-              <w:t>易难度</w:t>
+              <w:rPr>
+                <w:rFonts w:ascii="Times New Roman" w:hAnsi="Times New Roman" w:eastAsia="宋体"/>
+                <w:b/>
+                <w:color w:val="000000"/>
+                <w:sz w:val="19"/>
+              </w:rPr>
+              <w:t>任务 / 易难度</w:t>
             </w:r>
           </w:p>
         </w:tc>
@@ -936,10 +939,14 @@
             <w:tcW w:type="dxa" w:w="1440"/>
           </w:tcPr>
           <w:p>
-            <w:pPr>
-              <w:jc w:val="center"/>
-            </w:pPr>
+            <w:r/>
             <w:r>
+              <w:rPr>
+                <w:rFonts w:ascii="Times New Roman" w:hAnsi="Times New Roman" w:eastAsia="宋体"/>
+                <w:b/>
+                <w:color w:val="000000"/>
+                <w:sz w:val="19"/>
+              </w:rPr>
               <w:t>负责人</w:t>
             </w:r>
           </w:p>
@@ -951,10 +958,14 @@
             <w:tcW w:type="dxa" w:w="1440"/>
           </w:tcPr>
           <w:p>
-            <w:pPr>
-              <w:jc w:val="center"/>
-            </w:pPr>
+            <w:r/>
             <w:r>
+              <w:rPr>
+                <w:rFonts w:ascii="Times New Roman" w:hAnsi="Times New Roman" w:eastAsia="宋体"/>
+                <w:b w:val="0"/>
+                <w:color w:val="000000"/>
+                <w:sz w:val="19"/>
+              </w:rPr>
               <w:t>1</w:t>
             </w:r>
           </w:p>
@@ -964,10 +975,14 @@
             <w:tcW w:type="dxa" w:w="1440"/>
           </w:tcPr>
           <w:p>
-            <w:pPr>
-              <w:jc w:val="center"/>
-            </w:pPr>
+            <w:r/>
             <w:r>
+              <w:rPr>
+                <w:rFonts w:ascii="Times New Roman" w:hAnsi="Times New Roman" w:eastAsia="宋体"/>
+                <w:b w:val="0"/>
+                <w:color w:val="000000"/>
+                <w:sz w:val="19"/>
+              </w:rPr>
               <w:t>项目启动与需求调研</w:t>
             </w:r>
           </w:p>
@@ -977,10 +992,14 @@
             <w:tcW w:type="dxa" w:w="1440"/>
           </w:tcPr>
           <w:p>
-            <w:pPr>
-              <w:jc w:val="center"/>
-            </w:pPr>
+            <w:r/>
             <w:r>
+              <w:rPr>
+                <w:rFonts w:ascii="Times New Roman" w:hAnsi="Times New Roman" w:eastAsia="宋体"/>
+                <w:b w:val="0"/>
+                <w:color w:val="000000"/>
+                <w:sz w:val="19"/>
+              </w:rPr>
               <w:t>1</w:t>
             </w:r>
           </w:p>
@@ -990,10 +1009,14 @@
             <w:tcW w:type="dxa" w:w="1440"/>
           </w:tcPr>
           <w:p>
-            <w:pPr>
-              <w:jc w:val="center"/>
-            </w:pPr>
+            <w:r/>
             <w:r>
+              <w:rPr>
+                <w:rFonts w:ascii="Times New Roman" w:hAnsi="Times New Roman" w:eastAsia="宋体"/>
+                <w:b w:val="0"/>
+                <w:color w:val="000000"/>
+                <w:sz w:val="19"/>
+              </w:rPr>
               <w:t>—</w:t>
             </w:r>
           </w:p>
@@ -1003,10 +1026,14 @@
             <w:tcW w:type="dxa" w:w="1440"/>
           </w:tcPr>
           <w:p>
-            <w:pPr>
-              <w:jc w:val="center"/>
-            </w:pPr>
+            <w:r/>
             <w:r>
+              <w:rPr>
+                <w:rFonts w:ascii="Times New Roman" w:hAnsi="Times New Roman" w:eastAsia="宋体"/>
+                <w:b w:val="0"/>
+                <w:color w:val="000000"/>
+                <w:sz w:val="19"/>
+              </w:rPr>
               <w:t>易</w:t>
             </w:r>
           </w:p>
@@ -1016,11 +1043,15 @@
             <w:tcW w:type="dxa" w:w="1440"/>
           </w:tcPr>
           <w:p>
-            <w:pPr>
-              <w:jc w:val="center"/>
-            </w:pPr>
+            <w:r/>
             <w:r>
-              <w:t>全体（程晓洋主持）</w:t>
+              <w:rPr>
+                <w:rFonts w:ascii="Times New Roman" w:hAnsi="Times New Roman" w:eastAsia="宋体"/>
+                <w:b w:val="0"/>
+                <w:color w:val="000000"/>
+                <w:sz w:val="19"/>
+              </w:rPr>
+              <w:t>全体</w:t>
             </w:r>
           </w:p>
         </w:tc>
@@ -1031,10 +1062,14 @@
             <w:tcW w:type="dxa" w:w="1440"/>
           </w:tcPr>
           <w:p>
-            <w:pPr>
-              <w:jc w:val="center"/>
-            </w:pPr>
+            <w:r/>
             <w:r>
+              <w:rPr>
+                <w:rFonts w:ascii="Times New Roman" w:hAnsi="Times New Roman" w:eastAsia="宋体"/>
+                <w:b w:val="0"/>
+                <w:color w:val="000000"/>
+                <w:sz w:val="19"/>
+              </w:rPr>
               <w:t>2</w:t>
             </w:r>
           </w:p>
@@ -1044,11 +1079,15 @@
             <w:tcW w:type="dxa" w:w="1440"/>
           </w:tcPr>
           <w:p>
-            <w:pPr>
-              <w:jc w:val="center"/>
-            </w:pPr>
+            <w:r/>
             <w:r>
-              <w:t>项目规划与立项报告</w:t>
+              <w:rPr>
+                <w:rFonts w:ascii="Times New Roman" w:hAnsi="Times New Roman" w:eastAsia="宋体"/>
+                <w:b w:val="0"/>
+                <w:color w:val="000000"/>
+                <w:sz w:val="19"/>
+              </w:rPr>
+              <w:t>项目计划、立项报告与需求分析</w:t>
             </w:r>
           </w:p>
         </w:tc>
@@ -1057,10 +1096,135 @@
             <w:tcW w:type="dxa" w:w="1440"/>
           </w:tcPr>
           <w:p>
-            <w:pPr>
-              <w:jc w:val="center"/>
-            </w:pPr>
+            <w:r/>
             <w:r>
+              <w:rPr>
+                <w:rFonts w:ascii="Times New Roman" w:hAnsi="Times New Roman" w:eastAsia="宋体"/>
+                <w:b w:val="0"/>
+                <w:color w:val="000000"/>
+                <w:sz w:val="19"/>
+              </w:rPr>
+              <w:t>3</w:t>
+            </w:r>
+          </w:p>
+        </w:tc>
+        <w:tc>
+          <w:tcPr>
+            <w:tcW w:type="dxa" w:w="1440"/>
+          </w:tcPr>
+          <w:p>
+            <w:r/>
+            <w:r>
+              <w:rPr>
+                <w:rFonts w:ascii="Times New Roman" w:hAnsi="Times New Roman" w:eastAsia="宋体"/>
+                <w:b w:val="0"/>
+                <w:color w:val="000000"/>
+                <w:sz w:val="19"/>
+              </w:rPr>
+              <w:t>1</w:t>
+            </w:r>
+          </w:p>
+        </w:tc>
+        <w:tc>
+          <w:tcPr>
+            <w:tcW w:type="dxa" w:w="1440"/>
+          </w:tcPr>
+          <w:p>
+            <w:r/>
+            <w:r>
+              <w:rPr>
+                <w:rFonts w:ascii="Times New Roman" w:hAnsi="Times New Roman" w:eastAsia="宋体"/>
+                <w:b w:val="0"/>
+                <w:color w:val="000000"/>
+                <w:sz w:val="19"/>
+              </w:rPr>
+              <w:t>中</w:t>
+            </w:r>
+          </w:p>
+        </w:tc>
+        <w:tc>
+          <w:tcPr>
+            <w:tcW w:type="dxa" w:w="1440"/>
+          </w:tcPr>
+          <w:p>
+            <w:r/>
+            <w:r>
+              <w:rPr>
+                <w:rFonts w:ascii="Times New Roman" w:hAnsi="Times New Roman" w:eastAsia="宋体"/>
+                <w:b w:val="0"/>
+                <w:color w:val="000000"/>
+                <w:sz w:val="19"/>
+              </w:rPr>
+              <w:t>全体</w:t>
+            </w:r>
+          </w:p>
+        </w:tc>
+      </w:tr>
+      <w:tr>
+        <w:tc>
+          <w:tcPr>
+            <w:tcW w:type="dxa" w:w="1440"/>
+          </w:tcPr>
+          <w:p>
+            <w:r/>
+            <w:r>
+              <w:rPr>
+                <w:rFonts w:ascii="Times New Roman" w:hAnsi="Times New Roman" w:eastAsia="宋体"/>
+                <w:b w:val="0"/>
+                <w:color w:val="000000"/>
+                <w:sz w:val="19"/>
+              </w:rPr>
+              <w:t>3</w:t>
+            </w:r>
+          </w:p>
+        </w:tc>
+        <w:tc>
+          <w:tcPr>
+            <w:tcW w:type="dxa" w:w="1440"/>
+          </w:tcPr>
+          <w:p>
+            <w:r/>
+            <w:r>
+              <w:rPr>
+                <w:rFonts w:ascii="Times New Roman" w:hAnsi="Times New Roman" w:eastAsia="宋体"/>
+                <w:b w:val="0"/>
+                <w:color w:val="000000"/>
+                <w:sz w:val="19"/>
+              </w:rPr>
+              <w:t>系统设计与数据库设计</w:t>
+            </w:r>
+          </w:p>
+        </w:tc>
+        <w:tc>
+          <w:tcPr>
+            <w:tcW w:type="dxa" w:w="1440"/>
+          </w:tcPr>
+          <w:p>
+            <w:r/>
+            <w:r>
+              <w:rPr>
+                <w:rFonts w:ascii="Times New Roman" w:hAnsi="Times New Roman" w:eastAsia="宋体"/>
+                <w:b w:val="0"/>
+                <w:color w:val="000000"/>
+                <w:sz w:val="19"/>
+              </w:rPr>
+              <w:t>3</w:t>
+            </w:r>
+          </w:p>
+        </w:tc>
+        <w:tc>
+          <w:tcPr>
+            <w:tcW w:type="dxa" w:w="1440"/>
+          </w:tcPr>
+          <w:p>
+            <w:r/>
+            <w:r>
+              <w:rPr>
+                <w:rFonts w:ascii="Times New Roman" w:hAnsi="Times New Roman" w:eastAsia="宋体"/>
+                <w:b w:val="0"/>
+                <w:color w:val="000000"/>
+                <w:sz w:val="19"/>
+              </w:rPr>
               <w:t>2</w:t>
             </w:r>
           </w:p>
@@ -1070,11 +1234,15 @@
             <w:tcW w:type="dxa" w:w="1440"/>
           </w:tcPr>
           <w:p>
-            <w:pPr>
-              <w:jc w:val="center"/>
-            </w:pPr>
+            <w:r/>
             <w:r>
-              <w:t>1</w:t>
+              <w:rPr>
+                <w:rFonts w:ascii="Times New Roman" w:hAnsi="Times New Roman" w:eastAsia="宋体"/>
+                <w:b w:val="0"/>
+                <w:color w:val="000000"/>
+                <w:sz w:val="19"/>
+              </w:rPr>
+              <w:t>中</w:t>
             </w:r>
           </w:p>
         </w:tc>
@@ -1083,23 +1251,14 @@
             <w:tcW w:type="dxa" w:w="1440"/>
           </w:tcPr>
           <w:p>
-            <w:pPr>
-              <w:jc w:val="center"/>
-            </w:pPr>
+            <w:r/>
             <w:r>
-              <w:t>易</w:t>
-            </w:r>
-          </w:p>
-        </w:tc>
-        <w:tc>
-          <w:tcPr>
-            <w:tcW w:type="dxa" w:w="1440"/>
-          </w:tcPr>
-          <w:p>
-            <w:pPr>
-              <w:jc w:val="center"/>
-            </w:pPr>
-            <w:r>
+              <w:rPr>
+                <w:rFonts w:ascii="Times New Roman" w:hAnsi="Times New Roman" w:eastAsia="宋体"/>
+                <w:b w:val="0"/>
+                <w:color w:val="000000"/>
+                <w:sz w:val="19"/>
+              </w:rPr>
               <w:t>程晓洋</w:t>
             </w:r>
           </w:p>
@@ -1111,10 +1270,65 @@
             <w:tcW w:type="dxa" w:w="1440"/>
           </w:tcPr>
           <w:p>
-            <w:pPr>
-              <w:jc w:val="center"/>
-            </w:pPr>
+            <w:r/>
             <w:r>
+              <w:rPr>
+                <w:rFonts w:ascii="Times New Roman" w:hAnsi="Times New Roman" w:eastAsia="宋体"/>
+                <w:b w:val="0"/>
+                <w:color w:val="000000"/>
+                <w:sz w:val="19"/>
+              </w:rPr>
+              <w:t>4</w:t>
+            </w:r>
+          </w:p>
+        </w:tc>
+        <w:tc>
+          <w:tcPr>
+            <w:tcW w:type="dxa" w:w="1440"/>
+          </w:tcPr>
+          <w:p>
+            <w:r/>
+            <w:r>
+              <w:rPr>
+                <w:rFonts w:ascii="Times New Roman" w:hAnsi="Times New Roman" w:eastAsia="宋体"/>
+                <w:b w:val="0"/>
+                <w:color w:val="000000"/>
+                <w:sz w:val="19"/>
+              </w:rPr>
+              <w:t>M1 路内停车位视觉检测</w:t>
+            </w:r>
+          </w:p>
+        </w:tc>
+        <w:tc>
+          <w:tcPr>
+            <w:tcW w:type="dxa" w:w="1440"/>
+          </w:tcPr>
+          <w:p>
+            <w:r/>
+            <w:r>
+              <w:rPr>
+                <w:rFonts w:ascii="Times New Roman" w:hAnsi="Times New Roman" w:eastAsia="宋体"/>
+                <w:b w:val="0"/>
+                <w:color w:val="000000"/>
+                <w:sz w:val="19"/>
+              </w:rPr>
+              <w:t>2</w:t>
+            </w:r>
+          </w:p>
+        </w:tc>
+        <w:tc>
+          <w:tcPr>
+            <w:tcW w:type="dxa" w:w="1440"/>
+          </w:tcPr>
+          <w:p>
+            <w:r/>
+            <w:r>
+              <w:rPr>
+                <w:rFonts w:ascii="Times New Roman" w:hAnsi="Times New Roman" w:eastAsia="宋体"/>
+                <w:b w:val="0"/>
+                <w:color w:val="000000"/>
+                <w:sz w:val="19"/>
+              </w:rPr>
               <w:t>3</w:t>
             </w:r>
           </w:p>
@@ -1124,11 +1338,15 @@
             <w:tcW w:type="dxa" w:w="1440"/>
           </w:tcPr>
           <w:p>
-            <w:pPr>
-              <w:jc w:val="center"/>
-            </w:pPr>
+            <w:r/>
             <w:r>
-              <w:t>需求分析与规格说明书</w:t>
+              <w:rPr>
+                <w:rFonts w:ascii="Times New Roman" w:hAnsi="Times New Roman" w:eastAsia="宋体"/>
+                <w:b w:val="0"/>
+                <w:color w:val="000000"/>
+                <w:sz w:val="19"/>
+              </w:rPr>
+              <w:t>中-易</w:t>
             </w:r>
           </w:p>
         </w:tc>
@@ -1137,10 +1355,67 @@
             <w:tcW w:type="dxa" w:w="1440"/>
           </w:tcPr>
           <w:p>
-            <w:pPr>
-              <w:jc w:val="center"/>
-            </w:pPr>
+            <w:r/>
             <w:r>
+              <w:rPr>
+                <w:rFonts w:ascii="Times New Roman" w:hAnsi="Times New Roman" w:eastAsia="宋体"/>
+                <w:b w:val="0"/>
+                <w:color w:val="000000"/>
+                <w:sz w:val="19"/>
+              </w:rPr>
+              <w:t>丁梓钊</w:t>
+            </w:r>
+          </w:p>
+        </w:tc>
+      </w:tr>
+      <w:tr>
+        <w:tc>
+          <w:tcPr>
+            <w:tcW w:type="dxa" w:w="1440"/>
+          </w:tcPr>
+          <w:p>
+            <w:r/>
+            <w:r>
+              <w:rPr>
+                <w:rFonts w:ascii="Times New Roman" w:hAnsi="Times New Roman" w:eastAsia="宋体"/>
+                <w:b w:val="0"/>
+                <w:color w:val="000000"/>
+                <w:sz w:val="19"/>
+              </w:rPr>
+              <w:t>5</w:t>
+            </w:r>
+          </w:p>
+        </w:tc>
+        <w:tc>
+          <w:tcPr>
+            <w:tcW w:type="dxa" w:w="1440"/>
+          </w:tcPr>
+          <w:p>
+            <w:r/>
+            <w:r>
+              <w:rPr>
+                <w:rFonts w:ascii="Times New Roman" w:hAnsi="Times New Roman" w:eastAsia="宋体"/>
+                <w:b w:val="0"/>
+                <w:color w:val="000000"/>
+                <w:sz w:val="19"/>
+              </w:rPr>
+              <w:t>M2 停车场数据联网接入</w:t>
+            </w:r>
+          </w:p>
+        </w:tc>
+        <w:tc>
+          <w:tcPr>
+            <w:tcW w:type="dxa" w:w="1440"/>
+          </w:tcPr>
+          <w:p>
+            <w:r/>
+            <w:r>
+              <w:rPr>
+                <w:rFonts w:ascii="Times New Roman" w:hAnsi="Times New Roman" w:eastAsia="宋体"/>
+                <w:b w:val="0"/>
+                <w:color w:val="000000"/>
+                <w:sz w:val="19"/>
+              </w:rPr>
               <w:t>3</w:t>
             </w:r>
           </w:p>
@@ -1150,11 +1425,15 @@
             <w:tcW w:type="dxa" w:w="1440"/>
           </w:tcPr>
           <w:p>
-            <w:pPr>
-              <w:jc w:val="center"/>
-            </w:pPr>
+            <w:r/>
             <w:r>
-              <w:t>2</w:t>
+              <w:rPr>
+                <w:rFonts w:ascii="Times New Roman" w:hAnsi="Times New Roman" w:eastAsia="宋体"/>
+                <w:b w:val="0"/>
+                <w:color w:val="000000"/>
+                <w:sz w:val="19"/>
+              </w:rPr>
+              <w:t>3</w:t>
             </w:r>
           </w:p>
         </w:tc>
@@ -1163,10 +1442,14 @@
             <w:tcW w:type="dxa" w:w="1440"/>
           </w:tcPr>
           <w:p>
-            <w:pPr>
-              <w:jc w:val="center"/>
-            </w:pPr>
+            <w:r/>
             <w:r>
+              <w:rPr>
+                <w:rFonts w:ascii="Times New Roman" w:hAnsi="Times New Roman" w:eastAsia="宋体"/>
+                <w:b w:val="0"/>
+                <w:color w:val="000000"/>
+                <w:sz w:val="19"/>
+              </w:rPr>
               <w:t>中</w:t>
             </w:r>
           </w:p>
@@ -1176,10 +1459,118 @@
             <w:tcW w:type="dxa" w:w="1440"/>
           </w:tcPr>
           <w:p>
-            <w:pPr>
-              <w:jc w:val="center"/>
-            </w:pPr>
+            <w:r/>
             <w:r>
+              <w:rPr>
+                <w:rFonts w:ascii="Times New Roman" w:hAnsi="Times New Roman" w:eastAsia="宋体"/>
+                <w:b w:val="0"/>
+                <w:color w:val="000000"/>
+                <w:sz w:val="19"/>
+              </w:rPr>
+              <w:t>程晓洋</w:t>
+            </w:r>
+          </w:p>
+        </w:tc>
+      </w:tr>
+      <w:tr>
+        <w:tc>
+          <w:tcPr>
+            <w:tcW w:type="dxa" w:w="1440"/>
+          </w:tcPr>
+          <w:p>
+            <w:r/>
+            <w:r>
+              <w:rPr>
+                <w:rFonts w:ascii="Times New Roman" w:hAnsi="Times New Roman" w:eastAsia="宋体"/>
+                <w:b w:val="0"/>
+                <w:color w:val="000000"/>
+                <w:sz w:val="19"/>
+              </w:rPr>
+              <w:t>6</w:t>
+            </w:r>
+          </w:p>
+        </w:tc>
+        <w:tc>
+          <w:tcPr>
+            <w:tcW w:type="dxa" w:w="1440"/>
+          </w:tcPr>
+          <w:p>
+            <w:r/>
+            <w:r>
+              <w:rPr>
+                <w:rFonts w:ascii="Times New Roman" w:hAnsi="Times New Roman" w:eastAsia="宋体"/>
+                <w:b w:val="0"/>
+                <w:color w:val="000000"/>
+                <w:sz w:val="19"/>
+              </w:rPr>
+              <w:t>M3 城市停车一张图</w:t>
+            </w:r>
+          </w:p>
+        </w:tc>
+        <w:tc>
+          <w:tcPr>
+            <w:tcW w:type="dxa" w:w="1440"/>
+          </w:tcPr>
+          <w:p>
+            <w:r/>
+            <w:r>
+              <w:rPr>
+                <w:rFonts w:ascii="Times New Roman" w:hAnsi="Times New Roman" w:eastAsia="宋体"/>
+                <w:b w:val="0"/>
+                <w:color w:val="000000"/>
+                <w:sz w:val="19"/>
+              </w:rPr>
+              <w:t>3</w:t>
+            </w:r>
+          </w:p>
+        </w:tc>
+        <w:tc>
+          <w:tcPr>
+            <w:tcW w:type="dxa" w:w="1440"/>
+          </w:tcPr>
+          <w:p>
+            <w:r/>
+            <w:r>
+              <w:rPr>
+                <w:rFonts w:ascii="Times New Roman" w:hAnsi="Times New Roman" w:eastAsia="宋体"/>
+                <w:b w:val="0"/>
+                <w:color w:val="000000"/>
+                <w:sz w:val="19"/>
+              </w:rPr>
+              <w:t>3</w:t>
+            </w:r>
+          </w:p>
+        </w:tc>
+        <w:tc>
+          <w:tcPr>
+            <w:tcW w:type="dxa" w:w="1440"/>
+          </w:tcPr>
+          <w:p>
+            <w:r/>
+            <w:r>
+              <w:rPr>
+                <w:rFonts w:ascii="Times New Roman" w:hAnsi="Times New Roman" w:eastAsia="宋体"/>
+                <w:b w:val="0"/>
+                <w:color w:val="000000"/>
+                <w:sz w:val="19"/>
+              </w:rPr>
+              <w:t>中</w:t>
+            </w:r>
+          </w:p>
+        </w:tc>
+        <w:tc>
+          <w:tcPr>
+            <w:tcW w:type="dxa" w:w="1440"/>
+          </w:tcPr>
+          <w:p>
+            <w:r/>
+            <w:r>
+              <w:rPr>
+                <w:rFonts w:ascii="Times New Roman" w:hAnsi="Times New Roman" w:eastAsia="宋体"/>
+                <w:b w:val="0"/>
+                <w:color w:val="000000"/>
+                <w:sz w:val="19"/>
+              </w:rPr>
               <w:t>程子浩</w:t>
             </w:r>
           </w:p>
@@ -1191,11 +1582,15 @@
             <w:tcW w:type="dxa" w:w="1440"/>
           </w:tcPr>
           <w:p>
-            <w:pPr>
-              <w:jc w:val="center"/>
-            </w:pPr>
+            <w:r/>
             <w:r>
-              <w:t>4</w:t>
+              <w:rPr>
+                <w:rFonts w:ascii="Times New Roman" w:hAnsi="Times New Roman" w:eastAsia="宋体"/>
+                <w:b w:val="0"/>
+                <w:color w:val="000000"/>
+                <w:sz w:val="19"/>
+              </w:rPr>
+              <w:t>7</w:t>
             </w:r>
           </w:p>
         </w:tc>
@@ -1204,11 +1599,15 @@
             <w:tcW w:type="dxa" w:w="1440"/>
           </w:tcPr>
           <w:p>
-            <w:pPr>
-              <w:jc w:val="center"/>
-            </w:pPr>
+            <w:r/>
             <w:r>
-              <w:t>M1 用户注册与登录模块</w:t>
+              <w:rPr>
+                <w:rFonts w:ascii="Times New Roman" w:hAnsi="Times New Roman" w:eastAsia="宋体"/>
+                <w:b w:val="0"/>
+                <w:color w:val="000000"/>
+                <w:sz w:val="19"/>
+              </w:rPr>
+              <w:t>M4 停车诱导信息发布</w:t>
             </w:r>
           </w:p>
         </w:tc>
@@ -1217,10 +1616,31 @@
             <w:tcW w:type="dxa" w:w="1440"/>
           </w:tcPr>
           <w:p>
-            <w:pPr>
-              <w:jc w:val="center"/>
-            </w:pPr>
+            <w:r/>
             <w:r>
+              <w:rPr>
+                <w:rFonts w:ascii="Times New Roman" w:hAnsi="Times New Roman" w:eastAsia="宋体"/>
+                <w:b w:val="0"/>
+                <w:color w:val="000000"/>
+                <w:sz w:val="19"/>
+              </w:rPr>
+              <w:t>2</w:t>
+            </w:r>
+          </w:p>
+        </w:tc>
+        <w:tc>
+          <w:tcPr>
+            <w:tcW w:type="dxa" w:w="1440"/>
+          </w:tcPr>
+          <w:p>
+            <w:r/>
+            <w:r>
+              <w:rPr>
+                <w:rFonts w:ascii="Times New Roman" w:hAnsi="Times New Roman" w:eastAsia="宋体"/>
+                <w:b w:val="0"/>
+                <w:color w:val="000000"/>
+                <w:sz w:val="19"/>
+              </w:rPr>
               <w:t>3</w:t>
             </w:r>
           </w:p>
@@ -1230,10 +1650,84 @@
             <w:tcW w:type="dxa" w:w="1440"/>
           </w:tcPr>
           <w:p>
-            <w:pPr>
-              <w:jc w:val="center"/>
-            </w:pPr>
+            <w:r/>
             <w:r>
+              <w:rPr>
+                <w:rFonts w:ascii="Times New Roman" w:hAnsi="Times New Roman" w:eastAsia="宋体"/>
+                <w:b w:val="0"/>
+                <w:color w:val="000000"/>
+                <w:sz w:val="19"/>
+              </w:rPr>
+              <w:t>中-易</w:t>
+            </w:r>
+          </w:p>
+        </w:tc>
+        <w:tc>
+          <w:tcPr>
+            <w:tcW w:type="dxa" w:w="1440"/>
+          </w:tcPr>
+          <w:p>
+            <w:r/>
+            <w:r>
+              <w:rPr>
+                <w:rFonts w:ascii="Times New Roman" w:hAnsi="Times New Roman" w:eastAsia="宋体"/>
+                <w:b w:val="0"/>
+                <w:color w:val="000000"/>
+                <w:sz w:val="19"/>
+              </w:rPr>
+              <w:t>程子浩</w:t>
+            </w:r>
+          </w:p>
+        </w:tc>
+      </w:tr>
+      <w:tr>
+        <w:tc>
+          <w:tcPr>
+            <w:tcW w:type="dxa" w:w="1440"/>
+          </w:tcPr>
+          <w:p>
+            <w:r/>
+            <w:r>
+              <w:rPr>
+                <w:rFonts w:ascii="Times New Roman" w:hAnsi="Times New Roman" w:eastAsia="宋体"/>
+                <w:b w:val="0"/>
+                <w:color w:val="000000"/>
+                <w:sz w:val="19"/>
+              </w:rPr>
+              <w:t>8</w:t>
+            </w:r>
+          </w:p>
+        </w:tc>
+        <w:tc>
+          <w:tcPr>
+            <w:tcW w:type="dxa" w:w="1440"/>
+          </w:tcPr>
+          <w:p>
+            <w:r/>
+            <w:r>
+              <w:rPr>
+                <w:rFonts w:ascii="Times New Roman" w:hAnsi="Times New Roman" w:eastAsia="宋体"/>
+                <w:b w:val="0"/>
+                <w:color w:val="000000"/>
+                <w:sz w:val="19"/>
+              </w:rPr>
+              <w:t>M5 智能导航与车位预约</w:t>
+            </w:r>
+          </w:p>
+        </w:tc>
+        <w:tc>
+          <w:tcPr>
+            <w:tcW w:type="dxa" w:w="1440"/>
+          </w:tcPr>
+          <w:p>
+            <w:r/>
+            <w:r>
+              <w:rPr>
+                <w:rFonts w:ascii="Times New Roman" w:hAnsi="Times New Roman" w:eastAsia="宋体"/>
+                <w:b w:val="0"/>
+                <w:color w:val="000000"/>
+                <w:sz w:val="19"/>
+              </w:rPr>
               <w:t>3</w:t>
             </w:r>
           </w:p>
@@ -1243,10 +1737,31 @@
             <w:tcW w:type="dxa" w:w="1440"/>
           </w:tcPr>
           <w:p>
-            <w:pPr>
-              <w:jc w:val="center"/>
-            </w:pPr>
+            <w:r/>
             <w:r>
+              <w:rPr>
+                <w:rFonts w:ascii="Times New Roman" w:hAnsi="Times New Roman" w:eastAsia="宋体"/>
+                <w:b w:val="0"/>
+                <w:color w:val="000000"/>
+                <w:sz w:val="19"/>
+              </w:rPr>
+              <w:t>3</w:t>
+            </w:r>
+          </w:p>
+        </w:tc>
+        <w:tc>
+          <w:tcPr>
+            <w:tcW w:type="dxa" w:w="1440"/>
+          </w:tcPr>
+          <w:p>
+            <w:r/>
+            <w:r>
+              <w:rPr>
+                <w:rFonts w:ascii="Times New Roman" w:hAnsi="Times New Roman" w:eastAsia="宋体"/>
+                <w:b w:val="0"/>
+                <w:color w:val="000000"/>
+                <w:sz w:val="19"/>
+              </w:rPr>
               <w:t>中</w:t>
             </w:r>
           </w:p>
@@ -1256,10 +1771,222 @@
             <w:tcW w:type="dxa" w:w="1440"/>
           </w:tcPr>
           <w:p>
-            <w:pPr>
-              <w:jc w:val="center"/>
-            </w:pPr>
+            <w:r/>
             <w:r>
+              <w:rPr>
+                <w:rFonts w:ascii="Times New Roman" w:hAnsi="Times New Roman" w:eastAsia="宋体"/>
+                <w:b w:val="0"/>
+                <w:color w:val="000000"/>
+                <w:sz w:val="19"/>
+              </w:rPr>
+              <w:t>程子浩</w:t>
+            </w:r>
+          </w:p>
+        </w:tc>
+      </w:tr>
+      <w:tr>
+        <w:tc>
+          <w:tcPr>
+            <w:tcW w:type="dxa" w:w="1440"/>
+          </w:tcPr>
+          <w:p>
+            <w:r/>
+            <w:r>
+              <w:rPr>
+                <w:rFonts w:ascii="Times New Roman" w:hAnsi="Times New Roman" w:eastAsia="宋体"/>
+                <w:b w:val="0"/>
+                <w:color w:val="000000"/>
+                <w:sz w:val="19"/>
+              </w:rPr>
+              <w:t>9</w:t>
+            </w:r>
+          </w:p>
+        </w:tc>
+        <w:tc>
+          <w:tcPr>
+            <w:tcW w:type="dxa" w:w="1440"/>
+          </w:tcPr>
+          <w:p>
+            <w:r/>
+            <w:r>
+              <w:rPr>
+                <w:rFonts w:ascii="Times New Roman" w:hAnsi="Times New Roman" w:eastAsia="宋体"/>
+                <w:b w:val="0"/>
+                <w:color w:val="000000"/>
+                <w:sz w:val="19"/>
+              </w:rPr>
+              <w:t>M6 车牌识别与无感支付</w:t>
+            </w:r>
+          </w:p>
+        </w:tc>
+        <w:tc>
+          <w:tcPr>
+            <w:tcW w:type="dxa" w:w="1440"/>
+          </w:tcPr>
+          <w:p>
+            <w:r/>
+            <w:r>
+              <w:rPr>
+                <w:rFonts w:ascii="Times New Roman" w:hAnsi="Times New Roman" w:eastAsia="宋体"/>
+                <w:b w:val="0"/>
+                <w:color w:val="000000"/>
+                <w:sz w:val="19"/>
+              </w:rPr>
+              <w:t>3</w:t>
+            </w:r>
+          </w:p>
+        </w:tc>
+        <w:tc>
+          <w:tcPr>
+            <w:tcW w:type="dxa" w:w="1440"/>
+          </w:tcPr>
+          <w:p>
+            <w:r/>
+            <w:r>
+              <w:rPr>
+                <w:rFonts w:ascii="Times New Roman" w:hAnsi="Times New Roman" w:eastAsia="宋体"/>
+                <w:b w:val="0"/>
+                <w:color w:val="000000"/>
+                <w:sz w:val="19"/>
+              </w:rPr>
+              <w:t>3</w:t>
+            </w:r>
+          </w:p>
+        </w:tc>
+        <w:tc>
+          <w:tcPr>
+            <w:tcW w:type="dxa" w:w="1440"/>
+          </w:tcPr>
+          <w:p>
+            <w:r/>
+            <w:r>
+              <w:rPr>
+                <w:rFonts w:ascii="Times New Roman" w:hAnsi="Times New Roman" w:eastAsia="宋体"/>
+                <w:b w:val="0"/>
+                <w:color w:val="000000"/>
+                <w:sz w:val="19"/>
+              </w:rPr>
+              <w:t>中</w:t>
+            </w:r>
+          </w:p>
+        </w:tc>
+        <w:tc>
+          <w:tcPr>
+            <w:tcW w:type="dxa" w:w="1440"/>
+          </w:tcPr>
+          <w:p>
+            <w:r/>
+            <w:r>
+              <w:rPr>
+                <w:rFonts w:ascii="Times New Roman" w:hAnsi="Times New Roman" w:eastAsia="宋体"/>
+                <w:b w:val="0"/>
+                <w:color w:val="000000"/>
+                <w:sz w:val="19"/>
+              </w:rPr>
+              <w:t>程子浩</w:t>
+            </w:r>
+          </w:p>
+        </w:tc>
+      </w:tr>
+      <w:tr>
+        <w:tc>
+          <w:tcPr>
+            <w:tcW w:type="dxa" w:w="1440"/>
+          </w:tcPr>
+          <w:p>
+            <w:r/>
+            <w:r>
+              <w:rPr>
+                <w:rFonts w:ascii="Times New Roman" w:hAnsi="Times New Roman" w:eastAsia="宋体"/>
+                <w:b w:val="0"/>
+                <w:color w:val="000000"/>
+                <w:sz w:val="19"/>
+              </w:rPr>
+              <w:t>10</w:t>
+            </w:r>
+          </w:p>
+        </w:tc>
+        <w:tc>
+          <w:tcPr>
+            <w:tcW w:type="dxa" w:w="1440"/>
+          </w:tcPr>
+          <w:p>
+            <w:r/>
+            <w:r>
+              <w:rPr>
+                <w:rFonts w:ascii="Times New Roman" w:hAnsi="Times New Roman" w:eastAsia="宋体"/>
+                <w:b w:val="0"/>
+                <w:color w:val="000000"/>
+                <w:sz w:val="19"/>
+              </w:rPr>
+              <w:t>M7 停车行为大数据分析</w:t>
+            </w:r>
+          </w:p>
+        </w:tc>
+        <w:tc>
+          <w:tcPr>
+            <w:tcW w:type="dxa" w:w="1440"/>
+          </w:tcPr>
+          <w:p>
+            <w:r/>
+            <w:r>
+              <w:rPr>
+                <w:rFonts w:ascii="Times New Roman" w:hAnsi="Times New Roman" w:eastAsia="宋体"/>
+                <w:b w:val="0"/>
+                <w:color w:val="000000"/>
+                <w:sz w:val="19"/>
+              </w:rPr>
+              <w:t>2</w:t>
+            </w:r>
+          </w:p>
+        </w:tc>
+        <w:tc>
+          <w:tcPr>
+            <w:tcW w:type="dxa" w:w="1440"/>
+          </w:tcPr>
+          <w:p>
+            <w:r/>
+            <w:r>
+              <w:rPr>
+                <w:rFonts w:ascii="Times New Roman" w:hAnsi="Times New Roman" w:eastAsia="宋体"/>
+                <w:b w:val="0"/>
+                <w:color w:val="000000"/>
+                <w:sz w:val="19"/>
+              </w:rPr>
+              <w:t>3</w:t>
+            </w:r>
+          </w:p>
+        </w:tc>
+        <w:tc>
+          <w:tcPr>
+            <w:tcW w:type="dxa" w:w="1440"/>
+          </w:tcPr>
+          <w:p>
+            <w:r/>
+            <w:r>
+              <w:rPr>
+                <w:rFonts w:ascii="Times New Roman" w:hAnsi="Times New Roman" w:eastAsia="宋体"/>
+                <w:b w:val="0"/>
+                <w:color w:val="000000"/>
+                <w:sz w:val="19"/>
+              </w:rPr>
+              <w:t>中-易</w:t>
+            </w:r>
+          </w:p>
+        </w:tc>
+        <w:tc>
+          <w:tcPr>
+            <w:tcW w:type="dxa" w:w="1440"/>
+          </w:tcPr>
+          <w:p>
+            <w:r/>
+            <w:r>
+              <w:rPr>
+                <w:rFonts w:ascii="Times New Roman" w:hAnsi="Times New Roman" w:eastAsia="宋体"/>
+                <w:b w:val="0"/>
+                <w:color w:val="000000"/>
+                <w:sz w:val="19"/>
+              </w:rPr>
               <w:t>程晓洋</w:t>
             </w:r>
           </w:p>
@@ -1271,11 +1998,15 @@
             <w:tcW w:type="dxa" w:w="1440"/>
           </w:tcPr>
           <w:p>
-            <w:pPr>
-              <w:jc w:val="center"/>
-            </w:pPr>
+            <w:r/>
             <w:r>
-              <w:t>5</w:t>
+              <w:rPr>
+                <w:rFonts w:ascii="Times New Roman" w:hAnsi="Times New Roman" w:eastAsia="宋体"/>
+                <w:b w:val="0"/>
+                <w:color w:val="000000"/>
+                <w:sz w:val="19"/>
+              </w:rPr>
+              <w:t>11</w:t>
             </w:r>
           </w:p>
         </w:tc>
@@ -1284,11 +2015,15 @@
             <w:tcW w:type="dxa" w:w="1440"/>
           </w:tcPr>
           <w:p>
-            <w:pPr>
-              <w:jc w:val="center"/>
-            </w:pPr>
+            <w:r/>
             <w:r>
-              <w:t>M2 停车场信息管理CRUD</w:t>
+              <w:rPr>
+                <w:rFonts w:ascii="Times New Roman" w:hAnsi="Times New Roman" w:eastAsia="宋体"/>
+                <w:b w:val="0"/>
+                <w:color w:val="000000"/>
+                <w:sz w:val="19"/>
+              </w:rPr>
+              <w:t>M8 动态定价策略引擎</w:t>
             </w:r>
           </w:p>
         </w:tc>
@@ -1297,11 +2032,15 @@
             <w:tcW w:type="dxa" w:w="1440"/>
           </w:tcPr>
           <w:p>
-            <w:pPr>
-              <w:jc w:val="center"/>
-            </w:pPr>
+            <w:r/>
             <w:r>
-              <w:t>4</w:t>
+              <w:rPr>
+                <w:rFonts w:ascii="Times New Roman" w:hAnsi="Times New Roman" w:eastAsia="宋体"/>
+                <w:b w:val="0"/>
+                <w:color w:val="000000"/>
+                <w:sz w:val="19"/>
+              </w:rPr>
+              <w:t>2</w:t>
             </w:r>
           </w:p>
         </w:tc>
@@ -1310,11 +2049,15 @@
             <w:tcW w:type="dxa" w:w="1440"/>
           </w:tcPr>
           <w:p>
-            <w:pPr>
-              <w:jc w:val="center"/>
-            </w:pPr>
+            <w:r/>
             <w:r>
-              <w:t>4</w:t>
+              <w:rPr>
+                <w:rFonts w:ascii="Times New Roman" w:hAnsi="Times New Roman" w:eastAsia="宋体"/>
+                <w:b w:val="0"/>
+                <w:color w:val="000000"/>
+                <w:sz w:val="19"/>
+              </w:rPr>
+              <w:t>3</w:t>
             </w:r>
           </w:p>
         </w:tc>
@@ -1323,11 +2066,15 @@
             <w:tcW w:type="dxa" w:w="1440"/>
           </w:tcPr>
           <w:p>
-            <w:pPr>
-              <w:jc w:val="center"/>
-            </w:pPr>
+            <w:r/>
             <w:r>
-              <w:t>中</w:t>
+              <w:rPr>
+                <w:rFonts w:ascii="Times New Roman" w:hAnsi="Times New Roman" w:eastAsia="宋体"/>
+                <w:b w:val="0"/>
+                <w:color w:val="000000"/>
+                <w:sz w:val="19"/>
+              </w:rPr>
+              <w:t>中-易</w:t>
             </w:r>
           </w:p>
         </w:tc>
@@ -1336,10 +2083,14 @@
             <w:tcW w:type="dxa" w:w="1440"/>
           </w:tcPr>
           <w:p>
-            <w:pPr>
-              <w:jc w:val="center"/>
-            </w:pPr>
+            <w:r/>
             <w:r>
+              <w:rPr>
+                <w:rFonts w:ascii="Times New Roman" w:hAnsi="Times New Roman" w:eastAsia="宋体"/>
+                <w:b w:val="0"/>
+                <w:color w:val="000000"/>
+                <w:sz w:val="19"/>
+              </w:rPr>
               <w:t>程晓洋</w:t>
             </w:r>
           </w:p>
@@ -1351,11 +2102,15 @@
             <w:tcW w:type="dxa" w:w="1440"/>
           </w:tcPr>
           <w:p>
-            <w:pPr>
-              <w:jc w:val="center"/>
-            </w:pPr>
+            <w:r/>
             <w:r>
-              <w:t>6</w:t>
+              <w:rPr>
+                <w:rFonts w:ascii="Times New Roman" w:hAnsi="Times New Roman" w:eastAsia="宋体"/>
+                <w:b w:val="0"/>
+                <w:color w:val="000000"/>
+                <w:sz w:val="19"/>
+              </w:rPr>
+              <w:t>12</w:t>
             </w:r>
           </w:p>
         </w:tc>
@@ -1364,11 +2119,15 @@
             <w:tcW w:type="dxa" w:w="1440"/>
           </w:tcPr>
           <w:p>
-            <w:pPr>
-              <w:jc w:val="center"/>
-            </w:pPr>
+            <w:r/>
             <w:r>
-              <w:t>M3 车位状态实时查询</w:t>
+              <w:rPr>
+                <w:rFonts w:ascii="Times New Roman" w:hAnsi="Times New Roman" w:eastAsia="宋体"/>
+                <w:b w:val="0"/>
+                <w:color w:val="000000"/>
+                <w:sz w:val="19"/>
+              </w:rPr>
+              <w:t>M9 共享停车管理平台</w:t>
             </w:r>
           </w:p>
         </w:tc>
@@ -1377,11 +2136,15 @@
             <w:tcW w:type="dxa" w:w="1440"/>
           </w:tcPr>
           <w:p>
-            <w:pPr>
-              <w:jc w:val="center"/>
-            </w:pPr>
+            <w:r/>
             <w:r>
-              <w:t>4</w:t>
+              <w:rPr>
+                <w:rFonts w:ascii="Times New Roman" w:hAnsi="Times New Roman" w:eastAsia="宋体"/>
+                <w:b w:val="0"/>
+                <w:color w:val="000000"/>
+                <w:sz w:val="19"/>
+              </w:rPr>
+              <w:t>2</w:t>
             </w:r>
           </w:p>
         </w:tc>
@@ -1390,11 +2153,15 @@
             <w:tcW w:type="dxa" w:w="1440"/>
           </w:tcPr>
           <w:p>
-            <w:pPr>
-              <w:jc w:val="center"/>
-            </w:pPr>
+            <w:r/>
             <w:r>
-              <w:t>4</w:t>
+              <w:rPr>
+                <w:rFonts w:ascii="Times New Roman" w:hAnsi="Times New Roman" w:eastAsia="宋体"/>
+                <w:b w:val="0"/>
+                <w:color w:val="000000"/>
+                <w:sz w:val="19"/>
+              </w:rPr>
+              <w:t>3</w:t>
             </w:r>
           </w:p>
         </w:tc>
@@ -1403,10 +2170,430 @@
             <w:tcW w:type="dxa" w:w="1440"/>
           </w:tcPr>
           <w:p>
-            <w:pPr>
-              <w:jc w:val="center"/>
-            </w:pPr>
+            <w:r/>
             <w:r>
+              <w:rPr>
+                <w:rFonts w:ascii="Times New Roman" w:hAnsi="Times New Roman" w:eastAsia="宋体"/>
+                <w:b w:val="0"/>
+                <w:color w:val="000000"/>
+                <w:sz w:val="19"/>
+              </w:rPr>
+              <w:t>中-易</w:t>
+            </w:r>
+          </w:p>
+        </w:tc>
+        <w:tc>
+          <w:tcPr>
+            <w:tcW w:type="dxa" w:w="1440"/>
+          </w:tcPr>
+          <w:p>
+            <w:r/>
+            <w:r>
+              <w:rPr>
+                <w:rFonts w:ascii="Times New Roman" w:hAnsi="Times New Roman" w:eastAsia="宋体"/>
+                <w:b w:val="0"/>
+                <w:color w:val="000000"/>
+                <w:sz w:val="19"/>
+              </w:rPr>
+              <w:t>丁梓钊</w:t>
+            </w:r>
+          </w:p>
+        </w:tc>
+      </w:tr>
+      <w:tr>
+        <w:tc>
+          <w:tcPr>
+            <w:tcW w:type="dxa" w:w="1440"/>
+          </w:tcPr>
+          <w:p>
+            <w:r/>
+            <w:r>
+              <w:rPr>
+                <w:rFonts w:ascii="Times New Roman" w:hAnsi="Times New Roman" w:eastAsia="宋体"/>
+                <w:b w:val="0"/>
+                <w:color w:val="000000"/>
+                <w:sz w:val="19"/>
+              </w:rPr>
+              <w:t>13</w:t>
+            </w:r>
+          </w:p>
+        </w:tc>
+        <w:tc>
+          <w:tcPr>
+            <w:tcW w:type="dxa" w:w="1440"/>
+          </w:tcPr>
+          <w:p>
+            <w:r/>
+            <w:r>
+              <w:rPr>
+                <w:rFonts w:ascii="Times New Roman" w:hAnsi="Times New Roman" w:eastAsia="宋体"/>
+                <w:b w:val="0"/>
+                <w:color w:val="000000"/>
+                <w:sz w:val="19"/>
+              </w:rPr>
+              <w:t>M10 充电车位智能管理</w:t>
+            </w:r>
+          </w:p>
+        </w:tc>
+        <w:tc>
+          <w:tcPr>
+            <w:tcW w:type="dxa" w:w="1440"/>
+          </w:tcPr>
+          <w:p>
+            <w:r/>
+            <w:r>
+              <w:rPr>
+                <w:rFonts w:ascii="Times New Roman" w:hAnsi="Times New Roman" w:eastAsia="宋体"/>
+                <w:b w:val="0"/>
+                <w:color w:val="000000"/>
+                <w:sz w:val="19"/>
+              </w:rPr>
+              <w:t>2</w:t>
+            </w:r>
+          </w:p>
+        </w:tc>
+        <w:tc>
+          <w:tcPr>
+            <w:tcW w:type="dxa" w:w="1440"/>
+          </w:tcPr>
+          <w:p>
+            <w:r/>
+            <w:r>
+              <w:rPr>
+                <w:rFonts w:ascii="Times New Roman" w:hAnsi="Times New Roman" w:eastAsia="宋体"/>
+                <w:b w:val="0"/>
+                <w:color w:val="000000"/>
+                <w:sz w:val="19"/>
+              </w:rPr>
+              <w:t>3</w:t>
+            </w:r>
+          </w:p>
+        </w:tc>
+        <w:tc>
+          <w:tcPr>
+            <w:tcW w:type="dxa" w:w="1440"/>
+          </w:tcPr>
+          <w:p>
+            <w:r/>
+            <w:r>
+              <w:rPr>
+                <w:rFonts w:ascii="Times New Roman" w:hAnsi="Times New Roman" w:eastAsia="宋体"/>
+                <w:b w:val="0"/>
+                <w:color w:val="000000"/>
+                <w:sz w:val="19"/>
+              </w:rPr>
+              <w:t>中-易</w:t>
+            </w:r>
+          </w:p>
+        </w:tc>
+        <w:tc>
+          <w:tcPr>
+            <w:tcW w:type="dxa" w:w="1440"/>
+          </w:tcPr>
+          <w:p>
+            <w:r/>
+            <w:r>
+              <w:rPr>
+                <w:rFonts w:ascii="Times New Roman" w:hAnsi="Times New Roman" w:eastAsia="宋体"/>
+                <w:b w:val="0"/>
+                <w:color w:val="000000"/>
+                <w:sz w:val="19"/>
+              </w:rPr>
+              <w:t>丁梓钊</w:t>
+            </w:r>
+          </w:p>
+        </w:tc>
+      </w:tr>
+      <w:tr>
+        <w:tc>
+          <w:tcPr>
+            <w:tcW w:type="dxa" w:w="1440"/>
+          </w:tcPr>
+          <w:p>
+            <w:r/>
+            <w:r>
+              <w:rPr>
+                <w:rFonts w:ascii="Times New Roman" w:hAnsi="Times New Roman" w:eastAsia="宋体"/>
+                <w:b w:val="0"/>
+                <w:color w:val="000000"/>
+                <w:sz w:val="19"/>
+              </w:rPr>
+              <w:t>14</w:t>
+            </w:r>
+          </w:p>
+        </w:tc>
+        <w:tc>
+          <w:tcPr>
+            <w:tcW w:type="dxa" w:w="1440"/>
+          </w:tcPr>
+          <w:p>
+            <w:r/>
+            <w:r>
+              <w:rPr>
+                <w:rFonts w:ascii="Times New Roman" w:hAnsi="Times New Roman" w:eastAsia="宋体"/>
+                <w:b w:val="0"/>
+                <w:color w:val="000000"/>
+                <w:sz w:val="19"/>
+              </w:rPr>
+              <w:t>M11 违停自动抓拍与取证</w:t>
+            </w:r>
+          </w:p>
+        </w:tc>
+        <w:tc>
+          <w:tcPr>
+            <w:tcW w:type="dxa" w:w="1440"/>
+          </w:tcPr>
+          <w:p>
+            <w:r/>
+            <w:r>
+              <w:rPr>
+                <w:rFonts w:ascii="Times New Roman" w:hAnsi="Times New Roman" w:eastAsia="宋体"/>
+                <w:b w:val="0"/>
+                <w:color w:val="000000"/>
+                <w:sz w:val="19"/>
+              </w:rPr>
+              <w:t>2</w:t>
+            </w:r>
+          </w:p>
+        </w:tc>
+        <w:tc>
+          <w:tcPr>
+            <w:tcW w:type="dxa" w:w="1440"/>
+          </w:tcPr>
+          <w:p>
+            <w:r/>
+            <w:r>
+              <w:rPr>
+                <w:rFonts w:ascii="Times New Roman" w:hAnsi="Times New Roman" w:eastAsia="宋体"/>
+                <w:b w:val="0"/>
+                <w:color w:val="000000"/>
+                <w:sz w:val="19"/>
+              </w:rPr>
+              <w:t>3</w:t>
+            </w:r>
+          </w:p>
+        </w:tc>
+        <w:tc>
+          <w:tcPr>
+            <w:tcW w:type="dxa" w:w="1440"/>
+          </w:tcPr>
+          <w:p>
+            <w:r/>
+            <w:r>
+              <w:rPr>
+                <w:rFonts w:ascii="Times New Roman" w:hAnsi="Times New Roman" w:eastAsia="宋体"/>
+                <w:b w:val="0"/>
+                <w:color w:val="000000"/>
+                <w:sz w:val="19"/>
+              </w:rPr>
+              <w:t>中-易</w:t>
+            </w:r>
+          </w:p>
+        </w:tc>
+        <w:tc>
+          <w:tcPr>
+            <w:tcW w:type="dxa" w:w="1440"/>
+          </w:tcPr>
+          <w:p>
+            <w:r/>
+            <w:r>
+              <w:rPr>
+                <w:rFonts w:ascii="Times New Roman" w:hAnsi="Times New Roman" w:eastAsia="宋体"/>
+                <w:b w:val="0"/>
+                <w:color w:val="000000"/>
+                <w:sz w:val="19"/>
+              </w:rPr>
+              <w:t>丁梓钊</w:t>
+            </w:r>
+          </w:p>
+        </w:tc>
+      </w:tr>
+      <w:tr>
+        <w:tc>
+          <w:tcPr>
+            <w:tcW w:type="dxa" w:w="1440"/>
+          </w:tcPr>
+          <w:p>
+            <w:r/>
+            <w:r>
+              <w:rPr>
+                <w:rFonts w:ascii="Times New Roman" w:hAnsi="Times New Roman" w:eastAsia="宋体"/>
+                <w:b w:val="0"/>
+                <w:color w:val="000000"/>
+                <w:sz w:val="19"/>
+              </w:rPr>
+              <w:t>15</w:t>
+            </w:r>
+          </w:p>
+        </w:tc>
+        <w:tc>
+          <w:tcPr>
+            <w:tcW w:type="dxa" w:w="1440"/>
+          </w:tcPr>
+          <w:p>
+            <w:r/>
+            <w:r>
+              <w:rPr>
+                <w:rFonts w:ascii="Times New Roman" w:hAnsi="Times New Roman" w:eastAsia="宋体"/>
+                <w:b w:val="0"/>
+                <w:color w:val="000000"/>
+                <w:sz w:val="19"/>
+              </w:rPr>
+              <w:t>M12 长期停车月卡管理</w:t>
+            </w:r>
+          </w:p>
+        </w:tc>
+        <w:tc>
+          <w:tcPr>
+            <w:tcW w:type="dxa" w:w="1440"/>
+          </w:tcPr>
+          <w:p>
+            <w:r/>
+            <w:r>
+              <w:rPr>
+                <w:rFonts w:ascii="Times New Roman" w:hAnsi="Times New Roman" w:eastAsia="宋体"/>
+                <w:b w:val="0"/>
+                <w:color w:val="000000"/>
+                <w:sz w:val="19"/>
+              </w:rPr>
+              <w:t>2</w:t>
+            </w:r>
+          </w:p>
+        </w:tc>
+        <w:tc>
+          <w:tcPr>
+            <w:tcW w:type="dxa" w:w="1440"/>
+          </w:tcPr>
+          <w:p>
+            <w:r/>
+            <w:r>
+              <w:rPr>
+                <w:rFonts w:ascii="Times New Roman" w:hAnsi="Times New Roman" w:eastAsia="宋体"/>
+                <w:b w:val="0"/>
+                <w:color w:val="000000"/>
+                <w:sz w:val="19"/>
+              </w:rPr>
+              <w:t>3</w:t>
+            </w:r>
+          </w:p>
+        </w:tc>
+        <w:tc>
+          <w:tcPr>
+            <w:tcW w:type="dxa" w:w="1440"/>
+          </w:tcPr>
+          <w:p>
+            <w:r/>
+            <w:r>
+              <w:rPr>
+                <w:rFonts w:ascii="Times New Roman" w:hAnsi="Times New Roman" w:eastAsia="宋体"/>
+                <w:b w:val="0"/>
+                <w:color w:val="000000"/>
+                <w:sz w:val="19"/>
+              </w:rPr>
+              <w:t>中-易</w:t>
+            </w:r>
+          </w:p>
+        </w:tc>
+        <w:tc>
+          <w:tcPr>
+            <w:tcW w:type="dxa" w:w="1440"/>
+          </w:tcPr>
+          <w:p>
+            <w:r/>
+            <w:r>
+              <w:rPr>
+                <w:rFonts w:ascii="Times New Roman" w:hAnsi="Times New Roman" w:eastAsia="宋体"/>
+                <w:b w:val="0"/>
+                <w:color w:val="000000"/>
+                <w:sz w:val="19"/>
+              </w:rPr>
+              <w:t>丁梓钊</w:t>
+            </w:r>
+          </w:p>
+        </w:tc>
+      </w:tr>
+      <w:tr>
+        <w:tc>
+          <w:tcPr>
+            <w:tcW w:type="dxa" w:w="1440"/>
+          </w:tcPr>
+          <w:p>
+            <w:r/>
+            <w:r>
+              <w:rPr>
+                <w:rFonts w:ascii="Times New Roman" w:hAnsi="Times New Roman" w:eastAsia="宋体"/>
+                <w:b w:val="0"/>
+                <w:color w:val="000000"/>
+                <w:sz w:val="19"/>
+              </w:rPr>
+              <w:t>16</w:t>
+            </w:r>
+          </w:p>
+        </w:tc>
+        <w:tc>
+          <w:tcPr>
+            <w:tcW w:type="dxa" w:w="1440"/>
+          </w:tcPr>
+          <w:p>
+            <w:r/>
+            <w:r>
+              <w:rPr>
+                <w:rFonts w:ascii="Times New Roman" w:hAnsi="Times New Roman" w:eastAsia="宋体"/>
+                <w:b w:val="0"/>
+                <w:color w:val="000000"/>
+                <w:sz w:val="19"/>
+              </w:rPr>
+              <w:t>M13 车场运营管理后台</w:t>
+            </w:r>
+          </w:p>
+        </w:tc>
+        <w:tc>
+          <w:tcPr>
+            <w:tcW w:type="dxa" w:w="1440"/>
+          </w:tcPr>
+          <w:p>
+            <w:r/>
+            <w:r>
+              <w:rPr>
+                <w:rFonts w:ascii="Times New Roman" w:hAnsi="Times New Roman" w:eastAsia="宋体"/>
+                <w:b w:val="0"/>
+                <w:color w:val="000000"/>
+                <w:sz w:val="19"/>
+              </w:rPr>
+              <w:t>3</w:t>
+            </w:r>
+          </w:p>
+        </w:tc>
+        <w:tc>
+          <w:tcPr>
+            <w:tcW w:type="dxa" w:w="1440"/>
+          </w:tcPr>
+          <w:p>
+            <w:r/>
+            <w:r>
+              <w:rPr>
+                <w:rFonts w:ascii="Times New Roman" w:hAnsi="Times New Roman" w:eastAsia="宋体"/>
+                <w:b w:val="0"/>
+                <w:color w:val="000000"/>
+                <w:sz w:val="19"/>
+              </w:rPr>
+              <w:t>3</w:t>
+            </w:r>
+          </w:p>
+        </w:tc>
+        <w:tc>
+          <w:tcPr>
+            <w:tcW w:type="dxa" w:w="1440"/>
+          </w:tcPr>
+          <w:p>
+            <w:r/>
+            <w:r>
+              <w:rPr>
+                <w:rFonts w:ascii="Times New Roman" w:hAnsi="Times New Roman" w:eastAsia="宋体"/>
+                <w:b w:val="0"/>
+                <w:color w:val="000000"/>
+                <w:sz w:val="19"/>
+              </w:rPr>
               <w:t>中</w:t>
             </w:r>
           </w:p>
@@ -1416,10 +2603,222 @@
             <w:tcW w:type="dxa" w:w="1440"/>
           </w:tcPr>
           <w:p>
-            <w:pPr>
-              <w:jc w:val="center"/>
-            </w:pPr>
+            <w:r/>
             <w:r>
+              <w:rPr>
+                <w:rFonts w:ascii="Times New Roman" w:hAnsi="Times New Roman" w:eastAsia="宋体"/>
+                <w:b w:val="0"/>
+                <w:color w:val="000000"/>
+                <w:sz w:val="19"/>
+              </w:rPr>
+              <w:t>程晓洋</w:t>
+            </w:r>
+          </w:p>
+        </w:tc>
+      </w:tr>
+      <w:tr>
+        <w:tc>
+          <w:tcPr>
+            <w:tcW w:type="dxa" w:w="1440"/>
+          </w:tcPr>
+          <w:p>
+            <w:r/>
+            <w:r>
+              <w:rPr>
+                <w:rFonts w:ascii="Times New Roman" w:hAnsi="Times New Roman" w:eastAsia="宋体"/>
+                <w:b w:val="0"/>
+                <w:color w:val="000000"/>
+                <w:sz w:val="19"/>
+              </w:rPr>
+              <w:t>17</w:t>
+            </w:r>
+          </w:p>
+        </w:tc>
+        <w:tc>
+          <w:tcPr>
+            <w:tcW w:type="dxa" w:w="1440"/>
+          </w:tcPr>
+          <w:p>
+            <w:r/>
+            <w:r>
+              <w:rPr>
+                <w:rFonts w:ascii="Times New Roman" w:hAnsi="Times New Roman" w:eastAsia="宋体"/>
+                <w:b w:val="0"/>
+                <w:color w:val="000000"/>
+                <w:sz w:val="19"/>
+              </w:rPr>
+              <w:t>M14 车主移动端APP/小程序</w:t>
+            </w:r>
+          </w:p>
+        </w:tc>
+        <w:tc>
+          <w:tcPr>
+            <w:tcW w:type="dxa" w:w="1440"/>
+          </w:tcPr>
+          <w:p>
+            <w:r/>
+            <w:r>
+              <w:rPr>
+                <w:rFonts w:ascii="Times New Roman" w:hAnsi="Times New Roman" w:eastAsia="宋体"/>
+                <w:b w:val="0"/>
+                <w:color w:val="000000"/>
+                <w:sz w:val="19"/>
+              </w:rPr>
+              <w:t>3</w:t>
+            </w:r>
+          </w:p>
+        </w:tc>
+        <w:tc>
+          <w:tcPr>
+            <w:tcW w:type="dxa" w:w="1440"/>
+          </w:tcPr>
+          <w:p>
+            <w:r/>
+            <w:r>
+              <w:rPr>
+                <w:rFonts w:ascii="Times New Roman" w:hAnsi="Times New Roman" w:eastAsia="宋体"/>
+                <w:b w:val="0"/>
+                <w:color w:val="000000"/>
+                <w:sz w:val="19"/>
+              </w:rPr>
+              <w:t>3</w:t>
+            </w:r>
+          </w:p>
+        </w:tc>
+        <w:tc>
+          <w:tcPr>
+            <w:tcW w:type="dxa" w:w="1440"/>
+          </w:tcPr>
+          <w:p>
+            <w:r/>
+            <w:r>
+              <w:rPr>
+                <w:rFonts w:ascii="Times New Roman" w:hAnsi="Times New Roman" w:eastAsia="宋体"/>
+                <w:b w:val="0"/>
+                <w:color w:val="000000"/>
+                <w:sz w:val="19"/>
+              </w:rPr>
+              <w:t>中</w:t>
+            </w:r>
+          </w:p>
+        </w:tc>
+        <w:tc>
+          <w:tcPr>
+            <w:tcW w:type="dxa" w:w="1440"/>
+          </w:tcPr>
+          <w:p>
+            <w:r/>
+            <w:r>
+              <w:rPr>
+                <w:rFonts w:ascii="Times New Roman" w:hAnsi="Times New Roman" w:eastAsia="宋体"/>
+                <w:b w:val="0"/>
+                <w:color w:val="000000"/>
+                <w:sz w:val="19"/>
+              </w:rPr>
+              <w:t>丁梓钊</w:t>
+            </w:r>
+          </w:p>
+        </w:tc>
+      </w:tr>
+      <w:tr>
+        <w:tc>
+          <w:tcPr>
+            <w:tcW w:type="dxa" w:w="1440"/>
+          </w:tcPr>
+          <w:p>
+            <w:r/>
+            <w:r>
+              <w:rPr>
+                <w:rFonts w:ascii="Times New Roman" w:hAnsi="Times New Roman" w:eastAsia="宋体"/>
+                <w:b w:val="0"/>
+                <w:color w:val="000000"/>
+                <w:sz w:val="19"/>
+              </w:rPr>
+              <w:t>18</w:t>
+            </w:r>
+          </w:p>
+        </w:tc>
+        <w:tc>
+          <w:tcPr>
+            <w:tcW w:type="dxa" w:w="1440"/>
+          </w:tcPr>
+          <w:p>
+            <w:r/>
+            <w:r>
+              <w:rPr>
+                <w:rFonts w:ascii="Times New Roman" w:hAnsi="Times New Roman" w:eastAsia="宋体"/>
+                <w:b w:val="0"/>
+                <w:color w:val="000000"/>
+                <w:sz w:val="19"/>
+              </w:rPr>
+              <w:t>M15 反向寻车导航</w:t>
+            </w:r>
+          </w:p>
+        </w:tc>
+        <w:tc>
+          <w:tcPr>
+            <w:tcW w:type="dxa" w:w="1440"/>
+          </w:tcPr>
+          <w:p>
+            <w:r/>
+            <w:r>
+              <w:rPr>
+                <w:rFonts w:ascii="Times New Roman" w:hAnsi="Times New Roman" w:eastAsia="宋体"/>
+                <w:b w:val="0"/>
+                <w:color w:val="000000"/>
+                <w:sz w:val="19"/>
+              </w:rPr>
+              <w:t>2</w:t>
+            </w:r>
+          </w:p>
+        </w:tc>
+        <w:tc>
+          <w:tcPr>
+            <w:tcW w:type="dxa" w:w="1440"/>
+          </w:tcPr>
+          <w:p>
+            <w:r/>
+            <w:r>
+              <w:rPr>
+                <w:rFonts w:ascii="Times New Roman" w:hAnsi="Times New Roman" w:eastAsia="宋体"/>
+                <w:b w:val="0"/>
+                <w:color w:val="000000"/>
+                <w:sz w:val="19"/>
+              </w:rPr>
+              <w:t>3</w:t>
+            </w:r>
+          </w:p>
+        </w:tc>
+        <w:tc>
+          <w:tcPr>
+            <w:tcW w:type="dxa" w:w="1440"/>
+          </w:tcPr>
+          <w:p>
+            <w:r/>
+            <w:r>
+              <w:rPr>
+                <w:rFonts w:ascii="Times New Roman" w:hAnsi="Times New Roman" w:eastAsia="宋体"/>
+                <w:b w:val="0"/>
+                <w:color w:val="000000"/>
+                <w:sz w:val="19"/>
+              </w:rPr>
+              <w:t>中-易</w:t>
+            </w:r>
+          </w:p>
+        </w:tc>
+        <w:tc>
+          <w:tcPr>
+            <w:tcW w:type="dxa" w:w="1440"/>
+          </w:tcPr>
+          <w:p>
+            <w:r/>
+            <w:r>
+              <w:rPr>
+                <w:rFonts w:ascii="Times New Roman" w:hAnsi="Times New Roman" w:eastAsia="宋体"/>
+                <w:b w:val="0"/>
+                <w:color w:val="000000"/>
+                <w:sz w:val="19"/>
+              </w:rPr>
               <w:t>程子浩</w:t>
             </w:r>
           </w:p>
@@ -1431,11 +2830,15 @@
             <w:tcW w:type="dxa" w:w="1440"/>
           </w:tcPr>
           <w:p>
-            <w:pPr>
-              <w:jc w:val="center"/>
-            </w:pPr>
+            <w:r/>
             <w:r>
-              <w:t>7</w:t>
+              <w:rPr>
+                <w:rFonts w:ascii="Times New Roman" w:hAnsi="Times New Roman" w:eastAsia="宋体"/>
+                <w:b w:val="0"/>
+                <w:color w:val="000000"/>
+                <w:sz w:val="19"/>
+              </w:rPr>
+              <w:t>19</w:t>
             </w:r>
           </w:p>
         </w:tc>
@@ -1444,11 +2847,15 @@
             <w:tcW w:type="dxa" w:w="1440"/>
           </w:tcPr>
           <w:p>
-            <w:pPr>
-              <w:jc w:val="center"/>
-            </w:pPr>
+            <w:r/>
             <w:r>
-              <w:t>M4 车位在线预约（状态机）</w:t>
+              <w:rPr>
+                <w:rFonts w:ascii="Times New Roman" w:hAnsi="Times New Roman" w:eastAsia="宋体"/>
+                <w:b w:val="0"/>
+                <w:color w:val="000000"/>
+                <w:sz w:val="19"/>
+              </w:rPr>
+              <w:t>M16 设备运维管理平台</w:t>
             </w:r>
           </w:p>
         </w:tc>
@@ -1457,11 +2864,15 @@
             <w:tcW w:type="dxa" w:w="1440"/>
           </w:tcPr>
           <w:p>
-            <w:pPr>
-              <w:jc w:val="center"/>
-            </w:pPr>
+            <w:r/>
             <w:r>
-              <w:t>5</w:t>
+              <w:rPr>
+                <w:rFonts w:ascii="Times New Roman" w:hAnsi="Times New Roman" w:eastAsia="宋体"/>
+                <w:b w:val="0"/>
+                <w:color w:val="000000"/>
+                <w:sz w:val="19"/>
+              </w:rPr>
+              <w:t>2</w:t>
             </w:r>
           </w:p>
         </w:tc>
@@ -1470,11 +2881,15 @@
             <w:tcW w:type="dxa" w:w="1440"/>
           </w:tcPr>
           <w:p>
-            <w:pPr>
-              <w:jc w:val="center"/>
-            </w:pPr>
+            <w:r/>
             <w:r>
-              <w:t>6</w:t>
+              <w:rPr>
+                <w:rFonts w:ascii="Times New Roman" w:hAnsi="Times New Roman" w:eastAsia="宋体"/>
+                <w:b w:val="0"/>
+                <w:color w:val="000000"/>
+                <w:sz w:val="19"/>
+              </w:rPr>
+              <w:t>3</w:t>
             </w:r>
           </w:p>
         </w:tc>
@@ -1483,11 +2898,15 @@
             <w:tcW w:type="dxa" w:w="1440"/>
           </w:tcPr>
           <w:p>
-            <w:pPr>
-              <w:jc w:val="center"/>
-            </w:pPr>
+            <w:r/>
             <w:r>
-              <w:t>难</w:t>
+              <w:rPr>
+                <w:rFonts w:ascii="Times New Roman" w:hAnsi="Times New Roman" w:eastAsia="宋体"/>
+                <w:b w:val="0"/>
+                <w:color w:val="000000"/>
+                <w:sz w:val="19"/>
+              </w:rPr>
+              <w:t>中-易</w:t>
             </w:r>
           </w:p>
         </w:tc>
@@ -1496,10 +2915,222 @@
             <w:tcW w:type="dxa" w:w="1440"/>
           </w:tcPr>
           <w:p>
-            <w:pPr>
-              <w:jc w:val="center"/>
-            </w:pPr>
+            <w:r/>
             <w:r>
+              <w:rPr>
+                <w:rFonts w:ascii="Times New Roman" w:hAnsi="Times New Roman" w:eastAsia="宋体"/>
+                <w:b w:val="0"/>
+                <w:color w:val="000000"/>
+                <w:sz w:val="19"/>
+              </w:rPr>
+              <w:t>程晓洋</w:t>
+            </w:r>
+          </w:p>
+        </w:tc>
+      </w:tr>
+      <w:tr>
+        <w:tc>
+          <w:tcPr>
+            <w:tcW w:type="dxa" w:w="1440"/>
+          </w:tcPr>
+          <w:p>
+            <w:r/>
+            <w:r>
+              <w:rPr>
+                <w:rFonts w:ascii="Times New Roman" w:hAnsi="Times New Roman" w:eastAsia="宋体"/>
+                <w:b w:val="0"/>
+                <w:color w:val="000000"/>
+                <w:sz w:val="19"/>
+              </w:rPr>
+              <w:t>20</w:t>
+            </w:r>
+          </w:p>
+        </w:tc>
+        <w:tc>
+          <w:tcPr>
+            <w:tcW w:type="dxa" w:w="1440"/>
+          </w:tcPr>
+          <w:p>
+            <w:r/>
+            <w:r>
+              <w:rPr>
+                <w:rFonts w:ascii="Times New Roman" w:hAnsi="Times New Roman" w:eastAsia="宋体"/>
+                <w:b w:val="0"/>
+                <w:color w:val="000000"/>
+                <w:sz w:val="19"/>
+              </w:rPr>
+              <w:t>M17 城市停车监管平台</w:t>
+            </w:r>
+          </w:p>
+        </w:tc>
+        <w:tc>
+          <w:tcPr>
+            <w:tcW w:type="dxa" w:w="1440"/>
+          </w:tcPr>
+          <w:p>
+            <w:r/>
+            <w:r>
+              <w:rPr>
+                <w:rFonts w:ascii="Times New Roman" w:hAnsi="Times New Roman" w:eastAsia="宋体"/>
+                <w:b w:val="0"/>
+                <w:color w:val="000000"/>
+                <w:sz w:val="19"/>
+              </w:rPr>
+              <w:t>2</w:t>
+            </w:r>
+          </w:p>
+        </w:tc>
+        <w:tc>
+          <w:tcPr>
+            <w:tcW w:type="dxa" w:w="1440"/>
+          </w:tcPr>
+          <w:p>
+            <w:r/>
+            <w:r>
+              <w:rPr>
+                <w:rFonts w:ascii="Times New Roman" w:hAnsi="Times New Roman" w:eastAsia="宋体"/>
+                <w:b w:val="0"/>
+                <w:color w:val="000000"/>
+                <w:sz w:val="19"/>
+              </w:rPr>
+              <w:t>3</w:t>
+            </w:r>
+          </w:p>
+        </w:tc>
+        <w:tc>
+          <w:tcPr>
+            <w:tcW w:type="dxa" w:w="1440"/>
+          </w:tcPr>
+          <w:p>
+            <w:r/>
+            <w:r>
+              <w:rPr>
+                <w:rFonts w:ascii="Times New Roman" w:hAnsi="Times New Roman" w:eastAsia="宋体"/>
+                <w:b w:val="0"/>
+                <w:color w:val="000000"/>
+                <w:sz w:val="19"/>
+              </w:rPr>
+              <w:t>中-易</w:t>
+            </w:r>
+          </w:p>
+        </w:tc>
+        <w:tc>
+          <w:tcPr>
+            <w:tcW w:type="dxa" w:w="1440"/>
+          </w:tcPr>
+          <w:p>
+            <w:r/>
+            <w:r>
+              <w:rPr>
+                <w:rFonts w:ascii="Times New Roman" w:hAnsi="Times New Roman" w:eastAsia="宋体"/>
+                <w:b w:val="0"/>
+                <w:color w:val="000000"/>
+                <w:sz w:val="19"/>
+              </w:rPr>
+              <w:t>程晓洋</w:t>
+            </w:r>
+          </w:p>
+        </w:tc>
+      </w:tr>
+      <w:tr>
+        <w:tc>
+          <w:tcPr>
+            <w:tcW w:type="dxa" w:w="1440"/>
+          </w:tcPr>
+          <w:p>
+            <w:r/>
+            <w:r>
+              <w:rPr>
+                <w:rFonts w:ascii="Times New Roman" w:hAnsi="Times New Roman" w:eastAsia="宋体"/>
+                <w:b w:val="0"/>
+                <w:color w:val="000000"/>
+                <w:sz w:val="19"/>
+              </w:rPr>
+              <w:t>21</w:t>
+            </w:r>
+          </w:p>
+        </w:tc>
+        <w:tc>
+          <w:tcPr>
+            <w:tcW w:type="dxa" w:w="1440"/>
+          </w:tcPr>
+          <w:p>
+            <w:r/>
+            <w:r>
+              <w:rPr>
+                <w:rFonts w:ascii="Times New Roman" w:hAnsi="Times New Roman" w:eastAsia="宋体"/>
+                <w:b w:val="0"/>
+                <w:color w:val="000000"/>
+                <w:sz w:val="19"/>
+              </w:rPr>
+              <w:t>M18 商圈停车联合营销</w:t>
+            </w:r>
+          </w:p>
+        </w:tc>
+        <w:tc>
+          <w:tcPr>
+            <w:tcW w:type="dxa" w:w="1440"/>
+          </w:tcPr>
+          <w:p>
+            <w:r/>
+            <w:r>
+              <w:rPr>
+                <w:rFonts w:ascii="Times New Roman" w:hAnsi="Times New Roman" w:eastAsia="宋体"/>
+                <w:b w:val="0"/>
+                <w:color w:val="000000"/>
+                <w:sz w:val="19"/>
+              </w:rPr>
+              <w:t>2</w:t>
+            </w:r>
+          </w:p>
+        </w:tc>
+        <w:tc>
+          <w:tcPr>
+            <w:tcW w:type="dxa" w:w="1440"/>
+          </w:tcPr>
+          <w:p>
+            <w:r/>
+            <w:r>
+              <w:rPr>
+                <w:rFonts w:ascii="Times New Roman" w:hAnsi="Times New Roman" w:eastAsia="宋体"/>
+                <w:b w:val="0"/>
+                <w:color w:val="000000"/>
+                <w:sz w:val="19"/>
+              </w:rPr>
+              <w:t>3</w:t>
+            </w:r>
+          </w:p>
+        </w:tc>
+        <w:tc>
+          <w:tcPr>
+            <w:tcW w:type="dxa" w:w="1440"/>
+          </w:tcPr>
+          <w:p>
+            <w:r/>
+            <w:r>
+              <w:rPr>
+                <w:rFonts w:ascii="Times New Roman" w:hAnsi="Times New Roman" w:eastAsia="宋体"/>
+                <w:b w:val="0"/>
+                <w:color w:val="000000"/>
+                <w:sz w:val="19"/>
+              </w:rPr>
+              <w:t>中-易</w:t>
+            </w:r>
+          </w:p>
+        </w:tc>
+        <w:tc>
+          <w:tcPr>
+            <w:tcW w:type="dxa" w:w="1440"/>
+          </w:tcPr>
+          <w:p>
+            <w:r/>
+            <w:r>
+              <w:rPr>
+                <w:rFonts w:ascii="Times New Roman" w:hAnsi="Times New Roman" w:eastAsia="宋体"/>
+                <w:b w:val="0"/>
+                <w:color w:val="000000"/>
+                <w:sz w:val="19"/>
+              </w:rPr>
               <w:t>程子浩</w:t>
             </w:r>
           </w:p>
@@ -1511,11 +3142,15 @@
             <w:tcW w:type="dxa" w:w="1440"/>
           </w:tcPr>
           <w:p>
-            <w:pPr>
-              <w:jc w:val="center"/>
-            </w:pPr>
+            <w:r/>
             <w:r>
-              <w:t>8</w:t>
+              <w:rPr>
+                <w:rFonts w:ascii="Times New Roman" w:hAnsi="Times New Roman" w:eastAsia="宋体"/>
+                <w:b w:val="0"/>
+                <w:color w:val="000000"/>
+                <w:sz w:val="19"/>
+              </w:rPr>
+              <w:t>22</w:t>
             </w:r>
           </w:p>
         </w:tc>
@@ -1524,11 +3159,15 @@
             <w:tcW w:type="dxa" w:w="1440"/>
           </w:tcPr>
           <w:p>
-            <w:pPr>
-              <w:jc w:val="center"/>
-            </w:pPr>
+            <w:r/>
             <w:r>
-              <w:t>M5 停车计费与模拟支付</w:t>
+              <w:rPr>
+                <w:rFonts w:ascii="Times New Roman" w:hAnsi="Times New Roman" w:eastAsia="宋体"/>
+                <w:b w:val="0"/>
+                <w:color w:val="000000"/>
+                <w:sz w:val="19"/>
+              </w:rPr>
+              <w:t>前后端联调与测试</w:t>
             </w:r>
           </w:p>
         </w:tc>
@@ -1537,10 +3176,14 @@
             <w:tcW w:type="dxa" w:w="1440"/>
           </w:tcPr>
           <w:p>
-            <w:pPr>
-              <w:jc w:val="center"/>
-            </w:pPr>
+            <w:r/>
             <w:r>
+              <w:rPr>
+                <w:rFonts w:ascii="Times New Roman" w:hAnsi="Times New Roman" w:eastAsia="宋体"/>
+                <w:b w:val="0"/>
+                <w:color w:val="000000"/>
+                <w:sz w:val="19"/>
+              </w:rPr>
               <w:t>4</w:t>
             </w:r>
           </w:p>
@@ -1550,11 +3193,15 @@
             <w:tcW w:type="dxa" w:w="1440"/>
           </w:tcPr>
           <w:p>
-            <w:pPr>
-              <w:jc w:val="center"/>
-            </w:pPr>
+            <w:r/>
             <w:r>
-              <w:t>7</w:t>
+              <w:rPr>
+                <w:rFonts w:ascii="Times New Roman" w:hAnsi="Times New Roman" w:eastAsia="宋体"/>
+                <w:b w:val="0"/>
+                <w:color w:val="000000"/>
+                <w:sz w:val="19"/>
+              </w:rPr>
+              <w:t>4-21</w:t>
             </w:r>
           </w:p>
         </w:tc>
@@ -1563,10 +3210,14 @@
             <w:tcW w:type="dxa" w:w="1440"/>
           </w:tcPr>
           <w:p>
-            <w:pPr>
-              <w:jc w:val="center"/>
-            </w:pPr>
+            <w:r/>
             <w:r>
+              <w:rPr>
+                <w:rFonts w:ascii="Times New Roman" w:hAnsi="Times New Roman" w:eastAsia="宋体"/>
+                <w:b w:val="0"/>
+                <w:color w:val="000000"/>
+                <w:sz w:val="19"/>
+              </w:rPr>
               <w:t>中</w:t>
             </w:r>
           </w:p>
@@ -1576,570 +3227,14 @@
             <w:tcW w:type="dxa" w:w="1440"/>
           </w:tcPr>
           <w:p>
-            <w:pPr>
-              <w:jc w:val="center"/>
-            </w:pPr>
+            <w:r/>
             <w:r>
-              <w:t>程子浩</w:t>
-            </w:r>
-          </w:p>
-        </w:tc>
-      </w:tr>
-      <w:tr>
-        <w:tc>
-          <w:tcPr>
-            <w:tcW w:type="dxa" w:w="1440"/>
-          </w:tcPr>
-          <w:p>
-            <w:pPr>
-              <w:jc w:val="center"/>
-            </w:pPr>
-            <w:r>
-              <w:t>9</w:t>
-            </w:r>
-          </w:p>
-        </w:tc>
-        <w:tc>
-          <w:tcPr>
-            <w:tcW w:type="dxa" w:w="1440"/>
-          </w:tcPr>
-          <w:p>
-            <w:pPr>
-              <w:jc w:val="center"/>
-            </w:pPr>
-            <w:r>
-              <w:t>M6 停车记录与反向寻车</w:t>
-            </w:r>
-          </w:p>
-        </w:tc>
-        <w:tc>
-          <w:tcPr>
-            <w:tcW w:type="dxa" w:w="1440"/>
-          </w:tcPr>
-          <w:p>
-            <w:pPr>
-              <w:jc w:val="center"/>
-            </w:pPr>
-            <w:r>
-              <w:t>4</w:t>
-            </w:r>
-          </w:p>
-        </w:tc>
-        <w:tc>
-          <w:tcPr>
-            <w:tcW w:type="dxa" w:w="1440"/>
-          </w:tcPr>
-          <w:p>
-            <w:pPr>
-              <w:jc w:val="center"/>
-            </w:pPr>
-            <w:r>
-              <w:t>4</w:t>
-            </w:r>
-          </w:p>
-        </w:tc>
-        <w:tc>
-          <w:tcPr>
-            <w:tcW w:type="dxa" w:w="1440"/>
-          </w:tcPr>
-          <w:p>
-            <w:pPr>
-              <w:jc w:val="center"/>
-            </w:pPr>
-            <w:r>
-              <w:t>中</w:t>
-            </w:r>
-          </w:p>
-        </w:tc>
-        <w:tc>
-          <w:tcPr>
-            <w:tcW w:type="dxa" w:w="1440"/>
-          </w:tcPr>
-          <w:p>
-            <w:pPr>
-              <w:jc w:val="center"/>
-            </w:pPr>
-            <w:r>
-              <w:t>丁梓钊</w:t>
-            </w:r>
-          </w:p>
-        </w:tc>
-      </w:tr>
-      <w:tr>
-        <w:tc>
-          <w:tcPr>
-            <w:tcW w:type="dxa" w:w="1440"/>
-          </w:tcPr>
-          <w:p>
-            <w:pPr>
-              <w:jc w:val="center"/>
-            </w:pPr>
-            <w:r>
-              <w:t>10</w:t>
-            </w:r>
-          </w:p>
-        </w:tc>
-        <w:tc>
-          <w:tcPr>
-            <w:tcW w:type="dxa" w:w="1440"/>
-          </w:tcPr>
-          <w:p>
-            <w:pPr>
-              <w:jc w:val="center"/>
-            </w:pPr>
-            <w:r>
-              <w:t>M7 车主移动端（统一入口）</w:t>
-            </w:r>
-          </w:p>
-        </w:tc>
-        <w:tc>
-          <w:tcPr>
-            <w:tcW w:type="dxa" w:w="1440"/>
-          </w:tcPr>
-          <w:p>
-            <w:pPr>
-              <w:jc w:val="center"/>
-            </w:pPr>
-            <w:r>
-              <w:t>5</w:t>
-            </w:r>
-          </w:p>
-        </w:tc>
-        <w:tc>
-          <w:tcPr>
-            <w:tcW w:type="dxa" w:w="1440"/>
-          </w:tcPr>
-          <w:p>
-            <w:pPr>
-              <w:jc w:val="center"/>
-            </w:pPr>
-            <w:r>
-              <w:t>9</w:t>
-            </w:r>
-          </w:p>
-        </w:tc>
-        <w:tc>
-          <w:tcPr>
-            <w:tcW w:type="dxa" w:w="1440"/>
-          </w:tcPr>
-          <w:p>
-            <w:pPr>
-              <w:jc w:val="center"/>
-            </w:pPr>
-            <w:r>
-              <w:t>难</w:t>
-            </w:r>
-          </w:p>
-        </w:tc>
-        <w:tc>
-          <w:tcPr>
-            <w:tcW w:type="dxa" w:w="1440"/>
-          </w:tcPr>
-          <w:p>
-            <w:pPr>
-              <w:jc w:val="center"/>
-            </w:pPr>
-            <w:r>
-              <w:t>丁梓钊</w:t>
-            </w:r>
-          </w:p>
-        </w:tc>
-      </w:tr>
-      <w:tr>
-        <w:tc>
-          <w:tcPr>
-            <w:tcW w:type="dxa" w:w="1440"/>
-          </w:tcPr>
-          <w:p>
-            <w:pPr>
-              <w:jc w:val="center"/>
-            </w:pPr>
-            <w:r>
-              <w:t>11</w:t>
-            </w:r>
-          </w:p>
-        </w:tc>
-        <w:tc>
-          <w:tcPr>
-            <w:tcW w:type="dxa" w:w="1440"/>
-          </w:tcPr>
-          <w:p>
-            <w:pPr>
-              <w:jc w:val="center"/>
-            </w:pPr>
-            <w:r>
-              <w:t>M8 车场运营管理后台</w:t>
-            </w:r>
-          </w:p>
-        </w:tc>
-        <w:tc>
-          <w:tcPr>
-            <w:tcW w:type="dxa" w:w="1440"/>
-          </w:tcPr>
-          <w:p>
-            <w:pPr>
-              <w:jc w:val="center"/>
-            </w:pPr>
-            <w:r>
-              <w:t>4</w:t>
-            </w:r>
-          </w:p>
-        </w:tc>
-        <w:tc>
-          <w:tcPr>
-            <w:tcW w:type="dxa" w:w="1440"/>
-          </w:tcPr>
-          <w:p>
-            <w:pPr>
-              <w:jc w:val="center"/>
-            </w:pPr>
-            <w:r>
-              <w:t>5</w:t>
-            </w:r>
-          </w:p>
-        </w:tc>
-        <w:tc>
-          <w:tcPr>
-            <w:tcW w:type="dxa" w:w="1440"/>
-          </w:tcPr>
-          <w:p>
-            <w:pPr>
-              <w:jc w:val="center"/>
-            </w:pPr>
-            <w:r>
-              <w:t>中</w:t>
-            </w:r>
-          </w:p>
-        </w:tc>
-        <w:tc>
-          <w:tcPr>
-            <w:tcW w:type="dxa" w:w="1440"/>
-          </w:tcPr>
-          <w:p>
-            <w:pPr>
-              <w:jc w:val="center"/>
-            </w:pPr>
-            <w:r>
-              <w:t>程晓洋</w:t>
-            </w:r>
-          </w:p>
-        </w:tc>
-      </w:tr>
-      <w:tr>
-        <w:tc>
-          <w:tcPr>
-            <w:tcW w:type="dxa" w:w="1440"/>
-          </w:tcPr>
-          <w:p>
-            <w:pPr>
-              <w:jc w:val="center"/>
-            </w:pPr>
-            <w:r>
-              <w:t>12</w:t>
-            </w:r>
-          </w:p>
-        </w:tc>
-        <w:tc>
-          <w:tcPr>
-            <w:tcW w:type="dxa" w:w="1440"/>
-          </w:tcPr>
-          <w:p>
-            <w:pPr>
-              <w:jc w:val="center"/>
-            </w:pPr>
-            <w:r>
-              <w:t>M9 数据可视化看板</w:t>
-            </w:r>
-          </w:p>
-        </w:tc>
-        <w:tc>
-          <w:tcPr>
-            <w:tcW w:type="dxa" w:w="1440"/>
-          </w:tcPr>
-          <w:p>
-            <w:pPr>
-              <w:jc w:val="center"/>
-            </w:pPr>
-            <w:r>
-              <w:t>4</w:t>
-            </w:r>
-          </w:p>
-        </w:tc>
-        <w:tc>
-          <w:tcPr>
-            <w:tcW w:type="dxa" w:w="1440"/>
-          </w:tcPr>
-          <w:p>
-            <w:pPr>
-              <w:jc w:val="center"/>
-            </w:pPr>
-            <w:r>
-              <w:t>11</w:t>
-            </w:r>
-          </w:p>
-        </w:tc>
-        <w:tc>
-          <w:tcPr>
-            <w:tcW w:type="dxa" w:w="1440"/>
-          </w:tcPr>
-          <w:p>
-            <w:pPr>
-              <w:jc w:val="center"/>
-            </w:pPr>
-            <w:r>
-              <w:t>中</w:t>
-            </w:r>
-          </w:p>
-        </w:tc>
-        <w:tc>
-          <w:tcPr>
-            <w:tcW w:type="dxa" w:w="1440"/>
-          </w:tcPr>
-          <w:p>
-            <w:pPr>
-              <w:jc w:val="center"/>
-            </w:pPr>
-            <w:r>
-              <w:t>程晓洋</w:t>
-            </w:r>
-          </w:p>
-        </w:tc>
-      </w:tr>
-      <w:tr>
-        <w:tc>
-          <w:tcPr>
-            <w:tcW w:type="dxa" w:w="1440"/>
-          </w:tcPr>
-          <w:p>
-            <w:pPr>
-              <w:jc w:val="center"/>
-            </w:pPr>
-            <w:r>
-              <w:t>13</w:t>
-            </w:r>
-          </w:p>
-        </w:tc>
-        <w:tc>
-          <w:tcPr>
-            <w:tcW w:type="dxa" w:w="1440"/>
-          </w:tcPr>
-          <w:p>
-            <w:pPr>
-              <w:jc w:val="center"/>
-            </w:pPr>
-            <w:r>
-              <w:t>M10 共享车位管理</w:t>
-            </w:r>
-          </w:p>
-        </w:tc>
-        <w:tc>
-          <w:tcPr>
-            <w:tcW w:type="dxa" w:w="1440"/>
-          </w:tcPr>
-          <w:p>
-            <w:pPr>
-              <w:jc w:val="center"/>
-            </w:pPr>
-            <w:r>
-              <w:t>4</w:t>
-            </w:r>
-          </w:p>
-        </w:tc>
-        <w:tc>
-          <w:tcPr>
-            <w:tcW w:type="dxa" w:w="1440"/>
-          </w:tcPr>
-          <w:p>
-            <w:pPr>
-              <w:jc w:val="center"/>
-            </w:pPr>
-            <w:r>
-              <w:t>10</w:t>
-            </w:r>
-          </w:p>
-        </w:tc>
-        <w:tc>
-          <w:tcPr>
-            <w:tcW w:type="dxa" w:w="1440"/>
-          </w:tcPr>
-          <w:p>
-            <w:pPr>
-              <w:jc w:val="center"/>
-            </w:pPr>
-            <w:r>
-              <w:t>中</w:t>
-            </w:r>
-          </w:p>
-        </w:tc>
-        <w:tc>
-          <w:tcPr>
-            <w:tcW w:type="dxa" w:w="1440"/>
-          </w:tcPr>
-          <w:p>
-            <w:pPr>
-              <w:jc w:val="center"/>
-            </w:pPr>
-            <w:r>
-              <w:t>丁梓钊</w:t>
-            </w:r>
-          </w:p>
-        </w:tc>
-      </w:tr>
-      <w:tr>
-        <w:tc>
-          <w:tcPr>
-            <w:tcW w:type="dxa" w:w="1440"/>
-          </w:tcPr>
-          <w:p>
-            <w:pPr>
-              <w:jc w:val="center"/>
-            </w:pPr>
-            <w:r>
-              <w:t>14</w:t>
-            </w:r>
-          </w:p>
-        </w:tc>
-        <w:tc>
-          <w:tcPr>
-            <w:tcW w:type="dxa" w:w="1440"/>
-          </w:tcPr>
-          <w:p>
-            <w:pPr>
-              <w:jc w:val="center"/>
-            </w:pPr>
-            <w:r>
-              <w:t>M11 违停记录管理</w:t>
-            </w:r>
-          </w:p>
-        </w:tc>
-        <w:tc>
-          <w:tcPr>
-            <w:tcW w:type="dxa" w:w="1440"/>
-          </w:tcPr>
-          <w:p>
-            <w:pPr>
-              <w:jc w:val="center"/>
-            </w:pPr>
-            <w:r>
-              <w:t>3</w:t>
-            </w:r>
-          </w:p>
-        </w:tc>
-        <w:tc>
-          <w:tcPr>
-            <w:tcW w:type="dxa" w:w="1440"/>
-          </w:tcPr>
-          <w:p>
-            <w:pPr>
-              <w:jc w:val="center"/>
-            </w:pPr>
-            <w:r>
-              <w:t>10</w:t>
-            </w:r>
-          </w:p>
-        </w:tc>
-        <w:tc>
-          <w:tcPr>
-            <w:tcW w:type="dxa" w:w="1440"/>
-          </w:tcPr>
-          <w:p>
-            <w:pPr>
-              <w:jc w:val="center"/>
-            </w:pPr>
-            <w:r>
-              <w:t>易</w:t>
-            </w:r>
-          </w:p>
-        </w:tc>
-        <w:tc>
-          <w:tcPr>
-            <w:tcW w:type="dxa" w:w="1440"/>
-          </w:tcPr>
-          <w:p>
-            <w:pPr>
-              <w:jc w:val="center"/>
-            </w:pPr>
-            <w:r>
-              <w:t>丁梓钊</w:t>
-            </w:r>
-          </w:p>
-        </w:tc>
-      </w:tr>
-      <w:tr>
-        <w:tc>
-          <w:tcPr>
-            <w:tcW w:type="dxa" w:w="1440"/>
-          </w:tcPr>
-          <w:p>
-            <w:pPr>
-              <w:jc w:val="center"/>
-            </w:pPr>
-            <w:r>
-              <w:t>15</w:t>
-            </w:r>
-          </w:p>
-        </w:tc>
-        <w:tc>
-          <w:tcPr>
-            <w:tcW w:type="dxa" w:w="1440"/>
-          </w:tcPr>
-          <w:p>
-            <w:pPr>
-              <w:jc w:val="center"/>
-            </w:pPr>
-            <w:r>
-              <w:t>系统集成测试与联调</w:t>
-            </w:r>
-          </w:p>
-        </w:tc>
-        <w:tc>
-          <w:tcPr>
-            <w:tcW w:type="dxa" w:w="1440"/>
-          </w:tcPr>
-          <w:p>
-            <w:pPr>
-              <w:jc w:val="center"/>
-            </w:pPr>
-            <w:r>
-              <w:t>3</w:t>
-            </w:r>
-          </w:p>
-        </w:tc>
-        <w:tc>
-          <w:tcPr>
-            <w:tcW w:type="dxa" w:w="1440"/>
-          </w:tcPr>
-          <w:p>
-            <w:pPr>
-              <w:jc w:val="center"/>
-            </w:pPr>
-            <w:r>
-              <w:t>14</w:t>
-            </w:r>
-          </w:p>
-        </w:tc>
-        <w:tc>
-          <w:tcPr>
-            <w:tcW w:type="dxa" w:w="1440"/>
-          </w:tcPr>
-          <w:p>
-            <w:pPr>
-              <w:jc w:val="center"/>
-            </w:pPr>
-            <w:r>
-              <w:t>中</w:t>
-            </w:r>
-          </w:p>
-        </w:tc>
-        <w:tc>
-          <w:tcPr>
-            <w:tcW w:type="dxa" w:w="1440"/>
-          </w:tcPr>
-          <w:p>
-            <w:pPr>
-              <w:jc w:val="center"/>
-            </w:pPr>
-            <w:r>
+              <w:rPr>
+                <w:rFonts w:ascii="Times New Roman" w:hAnsi="Times New Roman" w:eastAsia="宋体"/>
+                <w:b w:val="0"/>
+                <w:color w:val="000000"/>
+                <w:sz w:val="19"/>
+              </w:rPr>
               <w:t>全体</w:t>
             </w:r>
           </w:p>
@@ -2151,11 +3246,15 @@
             <w:tcW w:type="dxa" w:w="1440"/>
           </w:tcPr>
           <w:p>
-            <w:pPr>
-              <w:jc w:val="center"/>
-            </w:pPr>
+            <w:r/>
             <w:r>
-              <w:t>16</w:t>
+              <w:rPr>
+                <w:rFonts w:ascii="Times New Roman" w:hAnsi="Times New Roman" w:eastAsia="宋体"/>
+                <w:b w:val="0"/>
+                <w:color w:val="000000"/>
+                <w:sz w:val="19"/>
+              </w:rPr>
+              <w:t>23</w:t>
             </w:r>
           </w:p>
         </w:tc>
@@ -2164,11 +3263,15 @@
             <w:tcW w:type="dxa" w:w="1440"/>
           </w:tcPr>
           <w:p>
-            <w:pPr>
-              <w:jc w:val="center"/>
-            </w:pPr>
+            <w:r/>
             <w:r>
-              <w:t>项目验收与交付</w:t>
+              <w:rPr>
+                <w:rFonts w:ascii="Times New Roman" w:hAnsi="Times New Roman" w:eastAsia="宋体"/>
+                <w:b w:val="0"/>
+                <w:color w:val="000000"/>
+                <w:sz w:val="19"/>
+              </w:rPr>
+              <w:t>验收文档、演示脚本与答辩准备</w:t>
             </w:r>
           </w:p>
         </w:tc>
@@ -2177,11 +3280,15 @@
             <w:tcW w:type="dxa" w:w="1440"/>
           </w:tcPr>
           <w:p>
-            <w:pPr>
-              <w:jc w:val="center"/>
-            </w:pPr>
+            <w:r/>
             <w:r>
-              <w:t>2</w:t>
+              <w:rPr>
+                <w:rFonts w:ascii="Times New Roman" w:hAnsi="Times New Roman" w:eastAsia="宋体"/>
+                <w:b w:val="0"/>
+                <w:color w:val="000000"/>
+                <w:sz w:val="19"/>
+              </w:rPr>
+              <w:t>3</w:t>
             </w:r>
           </w:p>
         </w:tc>
@@ -2190,11 +3297,15 @@
             <w:tcW w:type="dxa" w:w="1440"/>
           </w:tcPr>
           <w:p>
-            <w:pPr>
-              <w:jc w:val="center"/>
-            </w:pPr>
+            <w:r/>
             <w:r>
-              <w:t>15</w:t>
+              <w:rPr>
+                <w:rFonts w:ascii="Times New Roman" w:hAnsi="Times New Roman" w:eastAsia="宋体"/>
+                <w:b w:val="0"/>
+                <w:color w:val="000000"/>
+                <w:sz w:val="19"/>
+              </w:rPr>
+              <w:t>22</w:t>
             </w:r>
           </w:p>
         </w:tc>
@@ -2203,11 +3314,15 @@
             <w:tcW w:type="dxa" w:w="1440"/>
           </w:tcPr>
           <w:p>
-            <w:pPr>
-              <w:jc w:val="center"/>
-            </w:pPr>
+            <w:r/>
             <w:r>
-              <w:t>中</w:t>
+              <w:rPr>
+                <w:rFonts w:ascii="Times New Roman" w:hAnsi="Times New Roman" w:eastAsia="宋体"/>
+                <w:b w:val="0"/>
+                <w:color w:val="000000"/>
+                <w:sz w:val="19"/>
+              </w:rPr>
+              <w:t>易</w:t>
             </w:r>
           </w:p>
         </w:tc>
@@ -2216,27 +3331,15 @@
             <w:tcW w:type="dxa" w:w="1440"/>
           </w:tcPr>
           <w:p>
-            <w:pPr>
-              <w:jc w:val="center"/>
-            </w:pPr>
+            <w:r/>
             <w:r>
+              <w:rPr>
+                <w:rFonts w:ascii="Times New Roman" w:hAnsi="Times New Roman" w:eastAsia="宋体"/>
+                <w:b w:val="0"/>
+                <w:color w:val="000000"/>
+                <w:sz w:val="19"/>
+              </w:rPr>
               <w:t>全体</w:t>
-            </w:r>
-          </w:p>
-        </w:tc>
-      </w:tr>
-      <w:tr>
-        <w:tc>
-          <w:tcPr>
-            <w:tcW w:type="dxa" w:w="8640"/>
-            <w:gridSpan w:val="6"/>
-          </w:tcPr>
-          <w:p>
-            <w:pPr>
-              <w:jc w:val="center"/>
-            </w:pPr>
-            <w:r>
-              <w:t>工作量总计（人天）：55人天</w:t>
             </w:r>
           </w:p>
         </w:tc>
@@ -2267,74 +3370,9 @@
         <w:t xml:space="preserve"> █ = 该周在施工，第1-3周为需求/设计阶段，第4-8周为编码/测试/验收阶段，W8为验收交付周。</w:t>
       </w:r>
     </w:p>
-    <w:p>
-      <w:pPr>
-        <w:pStyle w:val="Heading1"/>
-      </w:pPr>
-      <w:r>
-        <w:t>4  项目甘特图</w:t>
-      </w:r>
-    </w:p>
     <w:p/>
-    <w:p>
-      <w:r>
-        <w:rPr>
-          <w:b/>
-        </w:rPr>
-        <w:t>说明：</w:t>
-      </w:r>
-      <w:r>
-        <w:t xml:space="preserve"> █ = 该周在施工，第1-3周为需求/设计阶段，第4-8周为编码/测试/验收阶段，W8为验收交付周。</w:t>
-      </w:r>
-    </w:p>
-    <w:p>
-      <w:pPr>
-        <w:pStyle w:val="Heading1"/>
-      </w:pPr>
-      <w:r>
-        <w:t>4  项目甘特图</w:t>
-      </w:r>
-    </w:p>
     <w:p/>
-    <w:p>
-      <w:r>
-        <w:rPr>
-          <w:b/>
-        </w:rPr>
-        <w:t>说明：</w:t>
-      </w:r>
-      <w:r>
-        <w:t xml:space="preserve"> █ = 该周在施工，第1-3周为需求/设计阶段，第4-8周为编码/测试/验收阶段，W8为验收交付周。</w:t>
-      </w:r>
-    </w:p>
-    <w:p>
-      <w:pPr>
-        <w:pStyle w:val="Heading1"/>
-      </w:pPr>
-      <w:r>
-        <w:t>4  项目甘特图</w:t>
-      </w:r>
-    </w:p>
     <w:p/>
-    <w:p>
-      <w:r>
-        <w:rPr>
-          <w:b/>
-        </w:rPr>
-        <w:t>说明：</w:t>
-      </w:r>
-      <w:r>
-        <w:t xml:space="preserve"> █ = 该周在施工，第1-3周为需求/设计阶段，第4-8周为编码/测试/验收阶段，W8为验收交付周。</w:t>
-      </w:r>
-    </w:p>
-    <w:p>
-      <w:pPr>
-        <w:pStyle w:val="Heading1"/>
-      </w:pPr>
-      <w:r>
-        <w:t>4  项目甘特图</w:t>
-      </w:r>
-    </w:p>
     <w:tbl>
       <w:tblPr>
         <w:tblStyle w:val="TableGrid"/>
@@ -2358,7 +3396,14 @@
             <w:tcW w:type="dxa" w:w="960"/>
           </w:tcPr>
           <w:p>
+            <w:r/>
             <w:r>
+              <w:rPr>
+                <w:rFonts w:ascii="Times New Roman" w:hAnsi="Times New Roman" w:eastAsia="宋体"/>
+                <w:b/>
+                <w:color w:val="000000"/>
+                <w:sz w:val="19"/>
+              </w:rPr>
               <w:t>编号/任务</w:t>
             </w:r>
           </w:p>
@@ -2368,12 +3413,15 @@
             <w:tcW w:type="dxa" w:w="960"/>
           </w:tcPr>
           <w:p>
+            <w:r/>
             <w:r>
-              <w:t>W1</w:t>
-              <w:br/>
-              <w:t>（启动+立项</w:t>
-              <w:br/>
-              <w:t>5.25-5.31）</w:t>
+              <w:rPr>
+                <w:rFonts w:ascii="Times New Roman" w:hAnsi="Times New Roman" w:eastAsia="宋体"/>
+                <w:b/>
+                <w:color w:val="000000"/>
+                <w:sz w:val="19"/>
+              </w:rPr>
+              <w:t>W1 启动</w:t>
             </w:r>
           </w:p>
         </w:tc>
@@ -2382,12 +3430,15 @@
             <w:tcW w:type="dxa" w:w="960"/>
           </w:tcPr>
           <w:p>
+            <w:r/>
             <w:r>
-              <w:t>W2</w:t>
-              <w:br/>
-              <w:t>（需求分析+计划</w:t>
-              <w:br/>
-              <w:t>6.1-6.7）</w:t>
+              <w:rPr>
+                <w:rFonts w:ascii="Times New Roman" w:hAnsi="Times New Roman" w:eastAsia="宋体"/>
+                <w:b/>
+                <w:color w:val="000000"/>
+                <w:sz w:val="19"/>
+              </w:rPr>
+              <w:t>W2 需求</w:t>
             </w:r>
           </w:p>
         </w:tc>
@@ -2396,12 +3447,15 @@
             <w:tcW w:type="dxa" w:w="960"/>
           </w:tcPr>
           <w:p>
+            <w:r/>
             <w:r>
-              <w:t>W3</w:t>
-              <w:br/>
-              <w:t>（M1/M2</w:t>
-              <w:br/>
-              <w:t>6.8-6.14）</w:t>
+              <w:rPr>
+                <w:rFonts w:ascii="Times New Roman" w:hAnsi="Times New Roman" w:eastAsia="宋体"/>
+                <w:b/>
+                <w:color w:val="000000"/>
+                <w:sz w:val="19"/>
+              </w:rPr>
+              <w:t>W3 设计</w:t>
             </w:r>
           </w:p>
         </w:tc>
@@ -2410,12 +3464,15 @@
             <w:tcW w:type="dxa" w:w="960"/>
           </w:tcPr>
           <w:p>
+            <w:r/>
             <w:r>
-              <w:t>W4</w:t>
-              <w:br/>
-              <w:t>（M3/M4/M5</w:t>
-              <w:br/>
-              <w:t>6.15-6.21）</w:t>
+              <w:rPr>
+                <w:rFonts w:ascii="Times New Roman" w:hAnsi="Times New Roman" w:eastAsia="宋体"/>
+                <w:b/>
+                <w:color w:val="000000"/>
+                <w:sz w:val="19"/>
+              </w:rPr>
+              <w:t>W4 核心开发</w:t>
             </w:r>
           </w:p>
         </w:tc>
@@ -2424,12 +3481,15 @@
             <w:tcW w:type="dxa" w:w="960"/>
           </w:tcPr>
           <w:p>
+            <w:r/>
             <w:r>
-              <w:t>W5</w:t>
-              <w:br/>
-              <w:t>（M8/M9</w:t>
-              <w:br/>
-              <w:t>6.22-6.28）</w:t>
+              <w:rPr>
+                <w:rFonts w:ascii="Times New Roman" w:hAnsi="Times New Roman" w:eastAsia="宋体"/>
+                <w:b/>
+                <w:color w:val="000000"/>
+                <w:sz w:val="19"/>
+              </w:rPr>
+              <w:t>W5 扩展开发</w:t>
             </w:r>
           </w:p>
         </w:tc>
@@ -2438,12 +3498,15 @@
             <w:tcW w:type="dxa" w:w="960"/>
           </w:tcPr>
           <w:p>
+            <w:r/>
             <w:r>
-              <w:t>W6</w:t>
-              <w:br/>
-              <w:t>（系统集成测试</w:t>
-              <w:br/>
-              <w:t>6.29-7.5）</w:t>
+              <w:rPr>
+                <w:rFonts w:ascii="Times New Roman" w:hAnsi="Times New Roman" w:eastAsia="宋体"/>
+                <w:b/>
+                <w:color w:val="000000"/>
+                <w:sz w:val="19"/>
+              </w:rPr>
+              <w:t>W6 联调测试</w:t>
             </w:r>
           </w:p>
         </w:tc>
@@ -2452,12 +3515,15 @@
             <w:tcW w:type="dxa" w:w="960"/>
           </w:tcPr>
           <w:p>
+            <w:r/>
             <w:r>
-              <w:t>W7</w:t>
-              <w:br/>
-              <w:t>（系统集成测试</w:t>
-              <w:br/>
-              <w:t>7.6-7.12）</w:t>
+              <w:rPr>
+                <w:rFonts w:ascii="Times New Roman" w:hAnsi="Times New Roman" w:eastAsia="宋体"/>
+                <w:b/>
+                <w:color w:val="000000"/>
+                <w:sz w:val="19"/>
+              </w:rPr>
+              <w:t>W7 文档验收</w:t>
             </w:r>
           </w:p>
         </w:tc>
@@ -2466,12 +3532,15 @@
             <w:tcW w:type="dxa" w:w="960"/>
           </w:tcPr>
           <w:p>
+            <w:r/>
             <w:r>
-              <w:t>W8</w:t>
-              <w:br/>
-              <w:t>（项目验收交付</w:t>
-              <w:br/>
-              <w:t>7.13-7.18）</w:t>
+              <w:rPr>
+                <w:rFonts w:ascii="Times New Roman" w:hAnsi="Times New Roman" w:eastAsia="宋体"/>
+                <w:b/>
+                <w:color w:val="000000"/>
+                <w:sz w:val="19"/>
+              </w:rPr>
+              <w:t>W8 答辩</w:t>
             </w:r>
           </w:p>
         </w:tc>
@@ -2482,7 +3551,14 @@
             <w:tcW w:type="dxa" w:w="960"/>
           </w:tcPr>
           <w:p>
+            <w:r/>
             <w:r>
+              <w:rPr>
+                <w:rFonts w:ascii="Times New Roman" w:hAnsi="Times New Roman" w:eastAsia="宋体"/>
+                <w:b w:val="0"/>
+                <w:color w:val="000000"/>
+                <w:sz w:val="19"/>
+              </w:rPr>
               <w:t>1 启动+立项</w:t>
             </w:r>
           </w:p>
@@ -2490,13 +3566,16 @@
         <w:tc>
           <w:tcPr>
             <w:tcW w:type="dxa" w:w="960"/>
-            <w:shd w:val="clear" w:color="auto" w:fill="4472C4"/>
           </w:tcPr>
           <w:p>
-            <w:pPr>
-              <w:jc w:val="center"/>
-            </w:pPr>
+            <w:r/>
             <w:r>
+              <w:rPr>
+                <w:rFonts w:ascii="Times New Roman" w:hAnsi="Times New Roman" w:eastAsia="宋体"/>
+                <w:b w:val="0"/>
+                <w:color w:val="000000"/>
+                <w:sz w:val="19"/>
+              </w:rPr>
               <w:t>█</w:t>
             </w:r>
           </w:p>
@@ -2506,11 +3585,14 @@
             <w:tcW w:type="dxa" w:w="960"/>
           </w:tcPr>
           <w:p>
-            <w:pPr>
-              <w:jc w:val="center"/>
-            </w:pPr>
+            <w:r/>
             <w:r>
-              <w:t xml:space="preserve"> </w:t>
+              <w:rPr>
+                <w:rFonts w:ascii="Times New Roman" w:hAnsi="Times New Roman" w:eastAsia="宋体"/>
+                <w:b w:val="0"/>
+                <w:color w:val="000000"/>
+                <w:sz w:val="19"/>
+              </w:rPr>
             </w:r>
           </w:p>
         </w:tc>
@@ -2519,11 +3601,14 @@
             <w:tcW w:type="dxa" w:w="960"/>
           </w:tcPr>
           <w:p>
-            <w:pPr>
-              <w:jc w:val="center"/>
-            </w:pPr>
+            <w:r/>
             <w:r>
-              <w:t xml:space="preserve"> </w:t>
+              <w:rPr>
+                <w:rFonts w:ascii="Times New Roman" w:hAnsi="Times New Roman" w:eastAsia="宋体"/>
+                <w:b w:val="0"/>
+                <w:color w:val="000000"/>
+                <w:sz w:val="19"/>
+              </w:rPr>
             </w:r>
           </w:p>
         </w:tc>
@@ -2532,11 +3617,14 @@
             <w:tcW w:type="dxa" w:w="960"/>
           </w:tcPr>
           <w:p>
-            <w:pPr>
-              <w:jc w:val="center"/>
-            </w:pPr>
+            <w:r/>
             <w:r>
-              <w:t xml:space="preserve"> </w:t>
+              <w:rPr>
+                <w:rFonts w:ascii="Times New Roman" w:hAnsi="Times New Roman" w:eastAsia="宋体"/>
+                <w:b w:val="0"/>
+                <w:color w:val="000000"/>
+                <w:sz w:val="19"/>
+              </w:rPr>
             </w:r>
           </w:p>
         </w:tc>
@@ -2545,11 +3633,14 @@
             <w:tcW w:type="dxa" w:w="960"/>
           </w:tcPr>
           <w:p>
-            <w:pPr>
-              <w:jc w:val="center"/>
-            </w:pPr>
+            <w:r/>
             <w:r>
-              <w:t xml:space="preserve"> </w:t>
+              <w:rPr>
+                <w:rFonts w:ascii="Times New Roman" w:hAnsi="Times New Roman" w:eastAsia="宋体"/>
+                <w:b w:val="0"/>
+                <w:color w:val="000000"/>
+                <w:sz w:val="19"/>
+              </w:rPr>
             </w:r>
           </w:p>
         </w:tc>
@@ -2558,11 +3649,14 @@
             <w:tcW w:type="dxa" w:w="960"/>
           </w:tcPr>
           <w:p>
-            <w:pPr>
-              <w:jc w:val="center"/>
-            </w:pPr>
+            <w:r/>
             <w:r>
-              <w:t xml:space="preserve"> </w:t>
+              <w:rPr>
+                <w:rFonts w:ascii="Times New Roman" w:hAnsi="Times New Roman" w:eastAsia="宋体"/>
+                <w:b w:val="0"/>
+                <w:color w:val="000000"/>
+                <w:sz w:val="19"/>
+              </w:rPr>
             </w:r>
           </w:p>
         </w:tc>
@@ -2571,11 +3665,14 @@
             <w:tcW w:type="dxa" w:w="960"/>
           </w:tcPr>
           <w:p>
-            <w:pPr>
-              <w:jc w:val="center"/>
-            </w:pPr>
+            <w:r/>
             <w:r>
-              <w:t xml:space="preserve"> </w:t>
+              <w:rPr>
+                <w:rFonts w:ascii="Times New Roman" w:hAnsi="Times New Roman" w:eastAsia="宋体"/>
+                <w:b w:val="0"/>
+                <w:color w:val="000000"/>
+                <w:sz w:val="19"/>
+              </w:rPr>
             </w:r>
           </w:p>
         </w:tc>
@@ -2584,11 +3681,14 @@
             <w:tcW w:type="dxa" w:w="960"/>
           </w:tcPr>
           <w:p>
-            <w:pPr>
-              <w:jc w:val="center"/>
-            </w:pPr>
+            <w:r/>
             <w:r>
-              <w:t xml:space="preserve"> </w:t>
+              <w:rPr>
+                <w:rFonts w:ascii="Times New Roman" w:hAnsi="Times New Roman" w:eastAsia="宋体"/>
+                <w:b w:val="0"/>
+                <w:color w:val="000000"/>
+                <w:sz w:val="19"/>
+              </w:rPr>
             </w:r>
           </w:p>
         </w:tc>
@@ -2599,7 +3699,14 @@
             <w:tcW w:type="dxa" w:w="960"/>
           </w:tcPr>
           <w:p>
+            <w:r/>
             <w:r>
+              <w:rPr>
+                <w:rFonts w:ascii="Times New Roman" w:hAnsi="Times New Roman" w:eastAsia="宋体"/>
+                <w:b w:val="0"/>
+                <w:color w:val="000000"/>
+                <w:sz w:val="19"/>
+              </w:rPr>
               <w:t>2 需求分析+计划</w:t>
             </w:r>
           </w:p>
@@ -2607,27 +3714,16 @@
         <w:tc>
           <w:tcPr>
             <w:tcW w:type="dxa" w:w="960"/>
-            <w:shd w:val="clear" w:color="auto" w:fill="4472C4"/>
           </w:tcPr>
           <w:p>
-            <w:pPr>
-              <w:jc w:val="center"/>
-            </w:pPr>
+            <w:r/>
             <w:r>
-              <w:t>█</w:t>
-            </w:r>
-          </w:p>
-        </w:tc>
-        <w:tc>
-          <w:tcPr>
-            <w:tcW w:type="dxa" w:w="960"/>
-            <w:shd w:val="clear" w:color="auto" w:fill="4472C4"/>
-          </w:tcPr>
-          <w:p>
-            <w:pPr>
-              <w:jc w:val="center"/>
-            </w:pPr>
-            <w:r>
+              <w:rPr>
+                <w:rFonts w:ascii="Times New Roman" w:hAnsi="Times New Roman" w:eastAsia="宋体"/>
+                <w:b w:val="0"/>
+                <w:color w:val="000000"/>
+                <w:sz w:val="19"/>
+              </w:rPr>
               <w:t>█</w:t>
             </w:r>
           </w:p>
@@ -2637,11 +3733,15 @@
             <w:tcW w:type="dxa" w:w="960"/>
           </w:tcPr>
           <w:p>
-            <w:pPr>
-              <w:jc w:val="center"/>
-            </w:pPr>
+            <w:r/>
             <w:r>
-              <w:t xml:space="preserve"> </w:t>
+              <w:rPr>
+                <w:rFonts w:ascii="Times New Roman" w:hAnsi="Times New Roman" w:eastAsia="宋体"/>
+                <w:b w:val="0"/>
+                <w:color w:val="000000"/>
+                <w:sz w:val="19"/>
+              </w:rPr>
+              <w:t>█</w:t>
             </w:r>
           </w:p>
         </w:tc>
@@ -2650,11 +3750,14 @@
             <w:tcW w:type="dxa" w:w="960"/>
           </w:tcPr>
           <w:p>
-            <w:pPr>
-              <w:jc w:val="center"/>
-            </w:pPr>
+            <w:r/>
             <w:r>
-              <w:t xml:space="preserve"> </w:t>
+              <w:rPr>
+                <w:rFonts w:ascii="Times New Roman" w:hAnsi="Times New Roman" w:eastAsia="宋体"/>
+                <w:b w:val="0"/>
+                <w:color w:val="000000"/>
+                <w:sz w:val="19"/>
+              </w:rPr>
             </w:r>
           </w:p>
         </w:tc>
@@ -2663,11 +3766,14 @@
             <w:tcW w:type="dxa" w:w="960"/>
           </w:tcPr>
           <w:p>
-            <w:pPr>
-              <w:jc w:val="center"/>
-            </w:pPr>
+            <w:r/>
             <w:r>
-              <w:t xml:space="preserve"> </w:t>
+              <w:rPr>
+                <w:rFonts w:ascii="Times New Roman" w:hAnsi="Times New Roman" w:eastAsia="宋体"/>
+                <w:b w:val="0"/>
+                <w:color w:val="000000"/>
+                <w:sz w:val="19"/>
+              </w:rPr>
             </w:r>
           </w:p>
         </w:tc>
@@ -2676,11 +3782,14 @@
             <w:tcW w:type="dxa" w:w="960"/>
           </w:tcPr>
           <w:p>
-            <w:pPr>
-              <w:jc w:val="center"/>
-            </w:pPr>
+            <w:r/>
             <w:r>
-              <w:t xml:space="preserve"> </w:t>
+              <w:rPr>
+                <w:rFonts w:ascii="Times New Roman" w:hAnsi="Times New Roman" w:eastAsia="宋体"/>
+                <w:b w:val="0"/>
+                <w:color w:val="000000"/>
+                <w:sz w:val="19"/>
+              </w:rPr>
             </w:r>
           </w:p>
         </w:tc>
@@ -2689,11 +3798,14 @@
             <w:tcW w:type="dxa" w:w="960"/>
           </w:tcPr>
           <w:p>
-            <w:pPr>
-              <w:jc w:val="center"/>
-            </w:pPr>
+            <w:r/>
             <w:r>
-              <w:t xml:space="preserve"> </w:t>
+              <w:rPr>
+                <w:rFonts w:ascii="Times New Roman" w:hAnsi="Times New Roman" w:eastAsia="宋体"/>
+                <w:b w:val="0"/>
+                <w:color w:val="000000"/>
+                <w:sz w:val="19"/>
+              </w:rPr>
             </w:r>
           </w:p>
         </w:tc>
@@ -2702,11 +3814,30 @@
             <w:tcW w:type="dxa" w:w="960"/>
           </w:tcPr>
           <w:p>
-            <w:pPr>
-              <w:jc w:val="center"/>
-            </w:pPr>
+            <w:r/>
             <w:r>
-              <w:t xml:space="preserve"> </w:t>
+              <w:rPr>
+                <w:rFonts w:ascii="Times New Roman" w:hAnsi="Times New Roman" w:eastAsia="宋体"/>
+                <w:b w:val="0"/>
+                <w:color w:val="000000"/>
+                <w:sz w:val="19"/>
+              </w:rPr>
+            </w:r>
+          </w:p>
+        </w:tc>
+        <w:tc>
+          <w:tcPr>
+            <w:tcW w:type="dxa" w:w="960"/>
+          </w:tcPr>
+          <w:p>
+            <w:r/>
+            <w:r>
+              <w:rPr>
+                <w:rFonts w:ascii="Times New Roman" w:hAnsi="Times New Roman" w:eastAsia="宋体"/>
+                <w:b w:val="0"/>
+                <w:color w:val="000000"/>
+                <w:sz w:val="19"/>
+              </w:rPr>
             </w:r>
           </w:p>
         </w:tc>
@@ -2717,8 +3848,15 @@
             <w:tcW w:type="dxa" w:w="960"/>
           </w:tcPr>
           <w:p>
+            <w:r/>
             <w:r>
-              <w:t>3 M1/M2 用户+车场</w:t>
+              <w:rPr>
+                <w:rFonts w:ascii="Times New Roman" w:hAnsi="Times New Roman" w:eastAsia="宋体"/>
+                <w:b w:val="0"/>
+                <w:color w:val="000000"/>
+                <w:sz w:val="19"/>
+              </w:rPr>
+              <w:t>3 系统设计+数据库</w:t>
             </w:r>
           </w:p>
         </w:tc>
@@ -2727,38 +3865,30 @@
             <w:tcW w:type="dxa" w:w="960"/>
           </w:tcPr>
           <w:p>
-            <w:pPr>
-              <w:jc w:val="center"/>
-            </w:pPr>
+            <w:r/>
             <w:r>
-              <w:t xml:space="preserve"> </w:t>
+              <w:rPr>
+                <w:rFonts w:ascii="Times New Roman" w:hAnsi="Times New Roman" w:eastAsia="宋体"/>
+                <w:b w:val="0"/>
+                <w:color w:val="000000"/>
+                <w:sz w:val="19"/>
+              </w:rPr>
             </w:r>
           </w:p>
         </w:tc>
         <w:tc>
           <w:tcPr>
             <w:tcW w:type="dxa" w:w="960"/>
-            <w:shd w:val="clear" w:color="auto" w:fill="4472C4"/>
           </w:tcPr>
           <w:p>
-            <w:pPr>
-              <w:jc w:val="center"/>
-            </w:pPr>
+            <w:r/>
             <w:r>
-              <w:t>█</w:t>
-            </w:r>
-          </w:p>
-        </w:tc>
-        <w:tc>
-          <w:tcPr>
-            <w:tcW w:type="dxa" w:w="960"/>
-            <w:shd w:val="clear" w:color="auto" w:fill="4472C4"/>
-          </w:tcPr>
-          <w:p>
-            <w:pPr>
-              <w:jc w:val="center"/>
-            </w:pPr>
-            <w:r>
+              <w:rPr>
+                <w:rFonts w:ascii="Times New Roman" w:hAnsi="Times New Roman" w:eastAsia="宋体"/>
+                <w:b w:val="0"/>
+                <w:color w:val="000000"/>
+                <w:sz w:val="19"/>
+              </w:rPr>
               <w:t>█</w:t>
             </w:r>
           </w:p>
@@ -2768,11 +3898,15 @@
             <w:tcW w:type="dxa" w:w="960"/>
           </w:tcPr>
           <w:p>
-            <w:pPr>
-              <w:jc w:val="center"/>
-            </w:pPr>
+            <w:r/>
             <w:r>
-              <w:t xml:space="preserve"> </w:t>
+              <w:rPr>
+                <w:rFonts w:ascii="Times New Roman" w:hAnsi="Times New Roman" w:eastAsia="宋体"/>
+                <w:b w:val="0"/>
+                <w:color w:val="000000"/>
+                <w:sz w:val="19"/>
+              </w:rPr>
+              <w:t>█</w:t>
             </w:r>
           </w:p>
         </w:tc>
@@ -2781,11 +3915,14 @@
             <w:tcW w:type="dxa" w:w="960"/>
           </w:tcPr>
           <w:p>
-            <w:pPr>
-              <w:jc w:val="center"/>
-            </w:pPr>
+            <w:r/>
             <w:r>
-              <w:t xml:space="preserve"> </w:t>
+              <w:rPr>
+                <w:rFonts w:ascii="Times New Roman" w:hAnsi="Times New Roman" w:eastAsia="宋体"/>
+                <w:b w:val="0"/>
+                <w:color w:val="000000"/>
+                <w:sz w:val="19"/>
+              </w:rPr>
             </w:r>
           </w:p>
         </w:tc>
@@ -2794,11 +3931,14 @@
             <w:tcW w:type="dxa" w:w="960"/>
           </w:tcPr>
           <w:p>
-            <w:pPr>
-              <w:jc w:val="center"/>
-            </w:pPr>
+            <w:r/>
             <w:r>
-              <w:t xml:space="preserve"> </w:t>
+              <w:rPr>
+                <w:rFonts w:ascii="Times New Roman" w:hAnsi="Times New Roman" w:eastAsia="宋体"/>
+                <w:b w:val="0"/>
+                <w:color w:val="000000"/>
+                <w:sz w:val="19"/>
+              </w:rPr>
             </w:r>
           </w:p>
         </w:tc>
@@ -2807,11 +3947,14 @@
             <w:tcW w:type="dxa" w:w="960"/>
           </w:tcPr>
           <w:p>
-            <w:pPr>
-              <w:jc w:val="center"/>
-            </w:pPr>
+            <w:r/>
             <w:r>
-              <w:t xml:space="preserve"> </w:t>
+              <w:rPr>
+                <w:rFonts w:ascii="Times New Roman" w:hAnsi="Times New Roman" w:eastAsia="宋体"/>
+                <w:b w:val="0"/>
+                <w:color w:val="000000"/>
+                <w:sz w:val="19"/>
+              </w:rPr>
             </w:r>
           </w:p>
         </w:tc>
@@ -2820,11 +3963,30 @@
             <w:tcW w:type="dxa" w:w="960"/>
           </w:tcPr>
           <w:p>
-            <w:pPr>
-              <w:jc w:val="center"/>
-            </w:pPr>
+            <w:r/>
             <w:r>
-              <w:t xml:space="preserve"> </w:t>
+              <w:rPr>
+                <w:rFonts w:ascii="Times New Roman" w:hAnsi="Times New Roman" w:eastAsia="宋体"/>
+                <w:b w:val="0"/>
+                <w:color w:val="000000"/>
+                <w:sz w:val="19"/>
+              </w:rPr>
+            </w:r>
+          </w:p>
+        </w:tc>
+        <w:tc>
+          <w:tcPr>
+            <w:tcW w:type="dxa" w:w="960"/>
+          </w:tcPr>
+          <w:p>
+            <w:r/>
+            <w:r>
+              <w:rPr>
+                <w:rFonts w:ascii="Times New Roman" w:hAnsi="Times New Roman" w:eastAsia="宋体"/>
+                <w:b w:val="0"/>
+                <w:color w:val="000000"/>
+                <w:sz w:val="19"/>
+              </w:rPr>
             </w:r>
           </w:p>
         </w:tc>
@@ -2835,8 +3997,15 @@
             <w:tcW w:type="dxa" w:w="960"/>
           </w:tcPr>
           <w:p>
+            <w:r/>
             <w:r>
-              <w:t>4 M3/M4/M5 车位+预约+计费</w:t>
+              <w:rPr>
+                <w:rFonts w:ascii="Times New Roman" w:hAnsi="Times New Roman" w:eastAsia="宋体"/>
+                <w:b w:val="0"/>
+                <w:color w:val="000000"/>
+                <w:sz w:val="19"/>
+              </w:rPr>
+              <w:t>4 M2/M3/M5/M6/M13/M14核心闭环</w:t>
             </w:r>
           </w:p>
         </w:tc>
@@ -2845,52 +4014,46 @@
             <w:tcW w:type="dxa" w:w="960"/>
           </w:tcPr>
           <w:p>
-            <w:pPr>
-              <w:jc w:val="center"/>
-            </w:pPr>
+            <w:r/>
             <w:r>
-              <w:t xml:space="preserve"> </w:t>
+              <w:rPr>
+                <w:rFonts w:ascii="Times New Roman" w:hAnsi="Times New Roman" w:eastAsia="宋体"/>
+                <w:b w:val="0"/>
+                <w:color w:val="000000"/>
+                <w:sz w:val="19"/>
+              </w:rPr>
             </w:r>
           </w:p>
         </w:tc>
         <w:tc>
           <w:tcPr>
             <w:tcW w:type="dxa" w:w="960"/>
-            <w:shd w:val="clear" w:color="auto" w:fill="4472C4"/>
           </w:tcPr>
           <w:p>
-            <w:pPr>
-              <w:jc w:val="center"/>
-            </w:pPr>
+            <w:r/>
             <w:r>
-              <w:t>█</w:t>
+              <w:rPr>
+                <w:rFonts w:ascii="Times New Roman" w:hAnsi="Times New Roman" w:eastAsia="宋体"/>
+                <w:b w:val="0"/>
+                <w:color w:val="000000"/>
+                <w:sz w:val="19"/>
+              </w:rPr>
             </w:r>
           </w:p>
         </w:tc>
         <w:tc>
           <w:tcPr>
             <w:tcW w:type="dxa" w:w="960"/>
-            <w:shd w:val="clear" w:color="auto" w:fill="4472C4"/>
           </w:tcPr>
           <w:p>
-            <w:pPr>
-              <w:jc w:val="center"/>
-            </w:pPr>
+            <w:r/>
             <w:r>
-              <w:t>█</w:t>
-            </w:r>
-          </w:p>
-        </w:tc>
-        <w:tc>
-          <w:tcPr>
-            <w:tcW w:type="dxa" w:w="960"/>
-            <w:shd w:val="clear" w:color="auto" w:fill="4472C4"/>
-          </w:tcPr>
-          <w:p>
-            <w:pPr>
-              <w:jc w:val="center"/>
-            </w:pPr>
-            <w:r>
+              <w:rPr>
+                <w:rFonts w:ascii="Times New Roman" w:hAnsi="Times New Roman" w:eastAsia="宋体"/>
+                <w:b w:val="0"/>
+                <w:color w:val="000000"/>
+                <w:sz w:val="19"/>
+              </w:rPr>
               <w:t>█</w:t>
             </w:r>
           </w:p>
@@ -2900,11 +4063,15 @@
             <w:tcW w:type="dxa" w:w="960"/>
           </w:tcPr>
           <w:p>
-            <w:pPr>
-              <w:jc w:val="center"/>
-            </w:pPr>
+            <w:r/>
             <w:r>
-              <w:t xml:space="preserve"> </w:t>
+              <w:rPr>
+                <w:rFonts w:ascii="Times New Roman" w:hAnsi="Times New Roman" w:eastAsia="宋体"/>
+                <w:b w:val="0"/>
+                <w:color w:val="000000"/>
+                <w:sz w:val="19"/>
+              </w:rPr>
+              <w:t>█</w:t>
             </w:r>
           </w:p>
         </w:tc>
@@ -2913,11 +4080,14 @@
             <w:tcW w:type="dxa" w:w="960"/>
           </w:tcPr>
           <w:p>
-            <w:pPr>
-              <w:jc w:val="center"/>
-            </w:pPr>
+            <w:r/>
             <w:r>
-              <w:t xml:space="preserve"> </w:t>
+              <w:rPr>
+                <w:rFonts w:ascii="Times New Roman" w:hAnsi="Times New Roman" w:eastAsia="宋体"/>
+                <w:b w:val="0"/>
+                <w:color w:val="000000"/>
+                <w:sz w:val="19"/>
+              </w:rPr>
             </w:r>
           </w:p>
         </w:tc>
@@ -2926,11 +4096,14 @@
             <w:tcW w:type="dxa" w:w="960"/>
           </w:tcPr>
           <w:p>
-            <w:pPr>
-              <w:jc w:val="center"/>
-            </w:pPr>
+            <w:r/>
             <w:r>
-              <w:t xml:space="preserve"> </w:t>
+              <w:rPr>
+                <w:rFonts w:ascii="Times New Roman" w:hAnsi="Times New Roman" w:eastAsia="宋体"/>
+                <w:b w:val="0"/>
+                <w:color w:val="000000"/>
+                <w:sz w:val="19"/>
+              </w:rPr>
             </w:r>
           </w:p>
         </w:tc>
@@ -2939,11 +4112,30 @@
             <w:tcW w:type="dxa" w:w="960"/>
           </w:tcPr>
           <w:p>
-            <w:pPr>
-              <w:jc w:val="center"/>
-            </w:pPr>
+            <w:r/>
             <w:r>
-              <w:t xml:space="preserve"> </w:t>
+              <w:rPr>
+                <w:rFonts w:ascii="Times New Roman" w:hAnsi="Times New Roman" w:eastAsia="宋体"/>
+                <w:b w:val="0"/>
+                <w:color w:val="000000"/>
+                <w:sz w:val="19"/>
+              </w:rPr>
+            </w:r>
+          </w:p>
+        </w:tc>
+        <w:tc>
+          <w:tcPr>
+            <w:tcW w:type="dxa" w:w="960"/>
+          </w:tcPr>
+          <w:p>
+            <w:r/>
+            <w:r>
+              <w:rPr>
+                <w:rFonts w:ascii="Times New Roman" w:hAnsi="Times New Roman" w:eastAsia="宋体"/>
+                <w:b w:val="0"/>
+                <w:color w:val="000000"/>
+                <w:sz w:val="19"/>
+              </w:rPr>
             </w:r>
           </w:p>
         </w:tc>
@@ -2954,8 +4146,15 @@
             <w:tcW w:type="dxa" w:w="960"/>
           </w:tcPr>
           <w:p>
+            <w:r/>
             <w:r>
-              <w:t>5 M6/M7 记录+车主端</w:t>
+              <w:rPr>
+                <w:rFonts w:ascii="Times New Roman" w:hAnsi="Times New Roman" w:eastAsia="宋体"/>
+                <w:b w:val="0"/>
+                <w:color w:val="000000"/>
+                <w:sz w:val="19"/>
+              </w:rPr>
+              <w:t>5 M1/M4/M7/M8/M9/M15/M17重要模块</w:t>
             </w:r>
           </w:p>
         </w:tc>
@@ -2964,11 +4163,14 @@
             <w:tcW w:type="dxa" w:w="960"/>
           </w:tcPr>
           <w:p>
-            <w:pPr>
-              <w:jc w:val="center"/>
-            </w:pPr>
+            <w:r/>
             <w:r>
-              <w:t xml:space="preserve"> </w:t>
+              <w:rPr>
+                <w:rFonts w:ascii="Times New Roman" w:hAnsi="Times New Roman" w:eastAsia="宋体"/>
+                <w:b w:val="0"/>
+                <w:color w:val="000000"/>
+                <w:sz w:val="19"/>
+              </w:rPr>
             </w:r>
           </w:p>
         </w:tc>
@@ -2977,38 +4179,46 @@
             <w:tcW w:type="dxa" w:w="960"/>
           </w:tcPr>
           <w:p>
-            <w:pPr>
-              <w:jc w:val="center"/>
-            </w:pPr>
+            <w:r/>
             <w:r>
-              <w:t xml:space="preserve"> </w:t>
+              <w:rPr>
+                <w:rFonts w:ascii="Times New Roman" w:hAnsi="Times New Roman" w:eastAsia="宋体"/>
+                <w:b w:val="0"/>
+                <w:color w:val="000000"/>
+                <w:sz w:val="19"/>
+              </w:rPr>
             </w:r>
           </w:p>
         </w:tc>
         <w:tc>
           <w:tcPr>
             <w:tcW w:type="dxa" w:w="960"/>
-            <w:shd w:val="clear" w:color="auto" w:fill="4472C4"/>
           </w:tcPr>
           <w:p>
-            <w:pPr>
-              <w:jc w:val="center"/>
-            </w:pPr>
+            <w:r/>
             <w:r>
-              <w:t>█</w:t>
+              <w:rPr>
+                <w:rFonts w:ascii="Times New Roman" w:hAnsi="Times New Roman" w:eastAsia="宋体"/>
+                <w:b w:val="0"/>
+                <w:color w:val="000000"/>
+                <w:sz w:val="19"/>
+              </w:rPr>
             </w:r>
           </w:p>
         </w:tc>
         <w:tc>
           <w:tcPr>
             <w:tcW w:type="dxa" w:w="960"/>
-            <w:shd w:val="clear" w:color="auto" w:fill="4472C4"/>
           </w:tcPr>
           <w:p>
-            <w:pPr>
-              <w:jc w:val="center"/>
-            </w:pPr>
+            <w:r/>
             <w:r>
+              <w:rPr>
+                <w:rFonts w:ascii="Times New Roman" w:hAnsi="Times New Roman" w:eastAsia="宋体"/>
+                <w:b w:val="0"/>
+                <w:color w:val="000000"/>
+                <w:sz w:val="19"/>
+              </w:rPr>
               <w:t>█</w:t>
             </w:r>
           </w:p>
@@ -3018,11 +4228,15 @@
             <w:tcW w:type="dxa" w:w="960"/>
           </w:tcPr>
           <w:p>
-            <w:pPr>
-              <w:jc w:val="center"/>
-            </w:pPr>
+            <w:r/>
             <w:r>
-              <w:t xml:space="preserve"> </w:t>
+              <w:rPr>
+                <w:rFonts w:ascii="Times New Roman" w:hAnsi="Times New Roman" w:eastAsia="宋体"/>
+                <w:b w:val="0"/>
+                <w:color w:val="000000"/>
+                <w:sz w:val="19"/>
+              </w:rPr>
+              <w:t>█</w:t>
             </w:r>
           </w:p>
         </w:tc>
@@ -3031,11 +4245,14 @@
             <w:tcW w:type="dxa" w:w="960"/>
           </w:tcPr>
           <w:p>
-            <w:pPr>
-              <w:jc w:val="center"/>
-            </w:pPr>
+            <w:r/>
             <w:r>
-              <w:t xml:space="preserve"> </w:t>
+              <w:rPr>
+                <w:rFonts w:ascii="Times New Roman" w:hAnsi="Times New Roman" w:eastAsia="宋体"/>
+                <w:b w:val="0"/>
+                <w:color w:val="000000"/>
+                <w:sz w:val="19"/>
+              </w:rPr>
             </w:r>
           </w:p>
         </w:tc>
@@ -3044,11 +4261,14 @@
             <w:tcW w:type="dxa" w:w="960"/>
           </w:tcPr>
           <w:p>
-            <w:pPr>
-              <w:jc w:val="center"/>
-            </w:pPr>
+            <w:r/>
             <w:r>
-              <w:t xml:space="preserve"> </w:t>
+              <w:rPr>
+                <w:rFonts w:ascii="Times New Roman" w:hAnsi="Times New Roman" w:eastAsia="宋体"/>
+                <w:b w:val="0"/>
+                <w:color w:val="000000"/>
+                <w:sz w:val="19"/>
+              </w:rPr>
             </w:r>
           </w:p>
         </w:tc>
@@ -3057,11 +4277,14 @@
             <w:tcW w:type="dxa" w:w="960"/>
           </w:tcPr>
           <w:p>
-            <w:pPr>
-              <w:jc w:val="center"/>
-            </w:pPr>
+            <w:r/>
             <w:r>
-              <w:t xml:space="preserve"> </w:t>
+              <w:rPr>
+                <w:rFonts w:ascii="Times New Roman" w:hAnsi="Times New Roman" w:eastAsia="宋体"/>
+                <w:b w:val="0"/>
+                <w:color w:val="000000"/>
+                <w:sz w:val="19"/>
+              </w:rPr>
             </w:r>
           </w:p>
         </w:tc>
@@ -3072,8 +4295,15 @@
             <w:tcW w:type="dxa" w:w="960"/>
           </w:tcPr>
           <w:p>
+            <w:r/>
             <w:r>
-              <w:t>6 M8/M9 后台+看板</w:t>
+              <w:rPr>
+                <w:rFonts w:ascii="Times New Roman" w:hAnsi="Times New Roman" w:eastAsia="宋体"/>
+                <w:b w:val="0"/>
+                <w:color w:val="000000"/>
+                <w:sz w:val="19"/>
+              </w:rPr>
+              <w:t>6 M10/M11/M12/M16/M18扩展模块</w:t>
             </w:r>
           </w:p>
         </w:tc>
@@ -3082,11 +4312,14 @@
             <w:tcW w:type="dxa" w:w="960"/>
           </w:tcPr>
           <w:p>
-            <w:pPr>
-              <w:jc w:val="center"/>
-            </w:pPr>
+            <w:r/>
             <w:r>
-              <w:t xml:space="preserve"> </w:t>
+              <w:rPr>
+                <w:rFonts w:ascii="Times New Roman" w:hAnsi="Times New Roman" w:eastAsia="宋体"/>
+                <w:b w:val="0"/>
+                <w:color w:val="000000"/>
+                <w:sz w:val="19"/>
+              </w:rPr>
             </w:r>
           </w:p>
         </w:tc>
@@ -3095,11 +4328,14 @@
             <w:tcW w:type="dxa" w:w="960"/>
           </w:tcPr>
           <w:p>
-            <w:pPr>
-              <w:jc w:val="center"/>
-            </w:pPr>
+            <w:r/>
             <w:r>
-              <w:t xml:space="preserve"> </w:t>
+              <w:rPr>
+                <w:rFonts w:ascii="Times New Roman" w:hAnsi="Times New Roman" w:eastAsia="宋体"/>
+                <w:b w:val="0"/>
+                <w:color w:val="000000"/>
+                <w:sz w:val="19"/>
+              </w:rPr>
             </w:r>
           </w:p>
         </w:tc>
@@ -3108,38 +4344,46 @@
             <w:tcW w:type="dxa" w:w="960"/>
           </w:tcPr>
           <w:p>
-            <w:pPr>
-              <w:jc w:val="center"/>
-            </w:pPr>
+            <w:r/>
             <w:r>
-              <w:t xml:space="preserve"> </w:t>
+              <w:rPr>
+                <w:rFonts w:ascii="Times New Roman" w:hAnsi="Times New Roman" w:eastAsia="宋体"/>
+                <w:b w:val="0"/>
+                <w:color w:val="000000"/>
+                <w:sz w:val="19"/>
+              </w:rPr>
             </w:r>
           </w:p>
         </w:tc>
         <w:tc>
           <w:tcPr>
             <w:tcW w:type="dxa" w:w="960"/>
-            <w:shd w:val="clear" w:color="auto" w:fill="4472C4"/>
           </w:tcPr>
           <w:p>
-            <w:pPr>
-              <w:jc w:val="center"/>
-            </w:pPr>
+            <w:r/>
             <w:r>
-              <w:t>█</w:t>
+              <w:rPr>
+                <w:rFonts w:ascii="Times New Roman" w:hAnsi="Times New Roman" w:eastAsia="宋体"/>
+                <w:b w:val="0"/>
+                <w:color w:val="000000"/>
+                <w:sz w:val="19"/>
+              </w:rPr>
             </w:r>
           </w:p>
         </w:tc>
         <w:tc>
           <w:tcPr>
             <w:tcW w:type="dxa" w:w="960"/>
-            <w:shd w:val="clear" w:color="auto" w:fill="4472C4"/>
           </w:tcPr>
           <w:p>
-            <w:pPr>
-              <w:jc w:val="center"/>
-            </w:pPr>
+            <w:r/>
             <w:r>
+              <w:rPr>
+                <w:rFonts w:ascii="Times New Roman" w:hAnsi="Times New Roman" w:eastAsia="宋体"/>
+                <w:b w:val="0"/>
+                <w:color w:val="000000"/>
+                <w:sz w:val="19"/>
+              </w:rPr>
               <w:t>█</w:t>
             </w:r>
           </w:p>
@@ -3149,11 +4393,15 @@
             <w:tcW w:type="dxa" w:w="960"/>
           </w:tcPr>
           <w:p>
-            <w:pPr>
-              <w:jc w:val="center"/>
-            </w:pPr>
+            <w:r/>
             <w:r>
-              <w:t xml:space="preserve"> </w:t>
+              <w:rPr>
+                <w:rFonts w:ascii="Times New Roman" w:hAnsi="Times New Roman" w:eastAsia="宋体"/>
+                <w:b w:val="0"/>
+                <w:color w:val="000000"/>
+                <w:sz w:val="19"/>
+              </w:rPr>
+              <w:t>█</w:t>
             </w:r>
           </w:p>
         </w:tc>
@@ -3162,11 +4410,14 @@
             <w:tcW w:type="dxa" w:w="960"/>
           </w:tcPr>
           <w:p>
-            <w:pPr>
-              <w:jc w:val="center"/>
-            </w:pPr>
+            <w:r/>
             <w:r>
-              <w:t xml:space="preserve"> </w:t>
+              <w:rPr>
+                <w:rFonts w:ascii="Times New Roman" w:hAnsi="Times New Roman" w:eastAsia="宋体"/>
+                <w:b w:val="0"/>
+                <w:color w:val="000000"/>
+                <w:sz w:val="19"/>
+              </w:rPr>
             </w:r>
           </w:p>
         </w:tc>
@@ -3175,11 +4426,14 @@
             <w:tcW w:type="dxa" w:w="960"/>
           </w:tcPr>
           <w:p>
-            <w:pPr>
-              <w:jc w:val="center"/>
-            </w:pPr>
+            <w:r/>
             <w:r>
-              <w:t xml:space="preserve"> </w:t>
+              <w:rPr>
+                <w:rFonts w:ascii="Times New Roman" w:hAnsi="Times New Roman" w:eastAsia="宋体"/>
+                <w:b w:val="0"/>
+                <w:color w:val="000000"/>
+                <w:sz w:val="19"/>
+              </w:rPr>
             </w:r>
           </w:p>
         </w:tc>
@@ -3190,8 +4444,15 @@
             <w:tcW w:type="dxa" w:w="960"/>
           </w:tcPr>
           <w:p>
+            <w:r/>
             <w:r>
-              <w:t>7 M10/M11 共享+违停</w:t>
+              <w:rPr>
+                <w:rFonts w:ascii="Times New Roman" w:hAnsi="Times New Roman" w:eastAsia="宋体"/>
+                <w:b w:val="0"/>
+                <w:color w:val="000000"/>
+                <w:sz w:val="19"/>
+              </w:rPr>
+              <w:t>7 集成测试+问题修复</w:t>
             </w:r>
           </w:p>
         </w:tc>
@@ -3200,11 +4461,14 @@
             <w:tcW w:type="dxa" w:w="960"/>
           </w:tcPr>
           <w:p>
-            <w:pPr>
-              <w:jc w:val="center"/>
-            </w:pPr>
+            <w:r/>
             <w:r>
-              <w:t xml:space="preserve"> </w:t>
+              <w:rPr>
+                <w:rFonts w:ascii="Times New Roman" w:hAnsi="Times New Roman" w:eastAsia="宋体"/>
+                <w:b w:val="0"/>
+                <w:color w:val="000000"/>
+                <w:sz w:val="19"/>
+              </w:rPr>
             </w:r>
           </w:p>
         </w:tc>
@@ -3213,11 +4477,14 @@
             <w:tcW w:type="dxa" w:w="960"/>
           </w:tcPr>
           <w:p>
-            <w:pPr>
-              <w:jc w:val="center"/>
-            </w:pPr>
+            <w:r/>
             <w:r>
-              <w:t xml:space="preserve"> </w:t>
+              <w:rPr>
+                <w:rFonts w:ascii="Times New Roman" w:hAnsi="Times New Roman" w:eastAsia="宋体"/>
+                <w:b w:val="0"/>
+                <w:color w:val="000000"/>
+                <w:sz w:val="19"/>
+              </w:rPr>
             </w:r>
           </w:p>
         </w:tc>
@@ -3226,38 +4493,62 @@
             <w:tcW w:type="dxa" w:w="960"/>
           </w:tcPr>
           <w:p>
-            <w:pPr>
-              <w:jc w:val="center"/>
-            </w:pPr>
+            <w:r/>
             <w:r>
-              <w:t xml:space="preserve"> </w:t>
+              <w:rPr>
+                <w:rFonts w:ascii="Times New Roman" w:hAnsi="Times New Roman" w:eastAsia="宋体"/>
+                <w:b w:val="0"/>
+                <w:color w:val="000000"/>
+                <w:sz w:val="19"/>
+              </w:rPr>
             </w:r>
           </w:p>
         </w:tc>
         <w:tc>
           <w:tcPr>
             <w:tcW w:type="dxa" w:w="960"/>
-            <w:shd w:val="clear" w:color="auto" w:fill="4472C4"/>
           </w:tcPr>
           <w:p>
-            <w:pPr>
-              <w:jc w:val="center"/>
-            </w:pPr>
+            <w:r/>
             <w:r>
-              <w:t>█</w:t>
+              <w:rPr>
+                <w:rFonts w:ascii="Times New Roman" w:hAnsi="Times New Roman" w:eastAsia="宋体"/>
+                <w:b w:val="0"/>
+                <w:color w:val="000000"/>
+                <w:sz w:val="19"/>
+              </w:rPr>
             </w:r>
           </w:p>
         </w:tc>
         <w:tc>
           <w:tcPr>
             <w:tcW w:type="dxa" w:w="960"/>
-            <w:shd w:val="clear" w:color="auto" w:fill="4472C4"/>
           </w:tcPr>
           <w:p>
-            <w:pPr>
-              <w:jc w:val="center"/>
-            </w:pPr>
+            <w:r/>
             <w:r>
+              <w:rPr>
+                <w:rFonts w:ascii="Times New Roman" w:hAnsi="Times New Roman" w:eastAsia="宋体"/>
+                <w:b w:val="0"/>
+                <w:color w:val="000000"/>
+                <w:sz w:val="19"/>
+              </w:rPr>
+            </w:r>
+          </w:p>
+        </w:tc>
+        <w:tc>
+          <w:tcPr>
+            <w:tcW w:type="dxa" w:w="960"/>
+          </w:tcPr>
+          <w:p>
+            <w:r/>
+            <w:r>
+              <w:rPr>
+                <w:rFonts w:ascii="Times New Roman" w:hAnsi="Times New Roman" w:eastAsia="宋体"/>
+                <w:b w:val="0"/>
+                <w:color w:val="000000"/>
+                <w:sz w:val="19"/>
+              </w:rPr>
               <w:t>█</w:t>
             </w:r>
           </w:p>
@@ -3267,11 +4558,15 @@
             <w:tcW w:type="dxa" w:w="960"/>
           </w:tcPr>
           <w:p>
-            <w:pPr>
-              <w:jc w:val="center"/>
-            </w:pPr>
+            <w:r/>
             <w:r>
-              <w:t xml:space="preserve"> </w:t>
+              <w:rPr>
+                <w:rFonts w:ascii="Times New Roman" w:hAnsi="Times New Roman" w:eastAsia="宋体"/>
+                <w:b w:val="0"/>
+                <w:color w:val="000000"/>
+                <w:sz w:val="19"/>
+              </w:rPr>
+              <w:t>█</w:t>
             </w:r>
           </w:p>
         </w:tc>
@@ -3280,24 +4575,14 @@
             <w:tcW w:type="dxa" w:w="960"/>
           </w:tcPr>
           <w:p>
-            <w:pPr>
-              <w:jc w:val="center"/>
-            </w:pPr>
+            <w:r/>
             <w:r>
-              <w:t xml:space="preserve"> </w:t>
-            </w:r>
-          </w:p>
-        </w:tc>
-        <w:tc>
-          <w:tcPr>
-            <w:tcW w:type="dxa" w:w="960"/>
-          </w:tcPr>
-          <w:p>
-            <w:pPr>
-              <w:jc w:val="center"/>
-            </w:pPr>
-            <w:r>
-              <w:t xml:space="preserve"> </w:t>
+              <w:rPr>
+                <w:rFonts w:ascii="Times New Roman" w:hAnsi="Times New Roman" w:eastAsia="宋体"/>
+                <w:b w:val="0"/>
+                <w:color w:val="000000"/>
+                <w:sz w:val="19"/>
+              </w:rPr>
             </w:r>
           </w:p>
         </w:tc>
@@ -3308,8 +4593,15 @@
             <w:tcW w:type="dxa" w:w="960"/>
           </w:tcPr>
           <w:p>
+            <w:r/>
             <w:r>
-              <w:t>8 系统集成测试</w:t>
+              <w:rPr>
+                <w:rFonts w:ascii="Times New Roman" w:hAnsi="Times New Roman" w:eastAsia="宋体"/>
+                <w:b w:val="0"/>
+                <w:color w:val="000000"/>
+                <w:sz w:val="19"/>
+              </w:rPr>
+              <w:t>8 验收材料+演示答辩</w:t>
             </w:r>
           </w:p>
         </w:tc>
@@ -3318,11 +4610,14 @@
             <w:tcW w:type="dxa" w:w="960"/>
           </w:tcPr>
           <w:p>
-            <w:pPr>
-              <w:jc w:val="center"/>
-            </w:pPr>
+            <w:r/>
             <w:r>
-              <w:t xml:space="preserve"> </w:t>
+              <w:rPr>
+                <w:rFonts w:ascii="Times New Roman" w:hAnsi="Times New Roman" w:eastAsia="宋体"/>
+                <w:b w:val="0"/>
+                <w:color w:val="000000"/>
+                <w:sz w:val="19"/>
+              </w:rPr>
             </w:r>
           </w:p>
         </w:tc>
@@ -3331,11 +4626,14 @@
             <w:tcW w:type="dxa" w:w="960"/>
           </w:tcPr>
           <w:p>
-            <w:pPr>
-              <w:jc w:val="center"/>
-            </w:pPr>
+            <w:r/>
             <w:r>
-              <w:t xml:space="preserve"> </w:t>
+              <w:rPr>
+                <w:rFonts w:ascii="Times New Roman" w:hAnsi="Times New Roman" w:eastAsia="宋体"/>
+                <w:b w:val="0"/>
+                <w:color w:val="000000"/>
+                <w:sz w:val="19"/>
+              </w:rPr>
             </w:r>
           </w:p>
         </w:tc>
@@ -3344,11 +4642,14 @@
             <w:tcW w:type="dxa" w:w="960"/>
           </w:tcPr>
           <w:p>
-            <w:pPr>
-              <w:jc w:val="center"/>
-            </w:pPr>
+            <w:r/>
             <w:r>
-              <w:t xml:space="preserve"> </w:t>
+              <w:rPr>
+                <w:rFonts w:ascii="Times New Roman" w:hAnsi="Times New Roman" w:eastAsia="宋体"/>
+                <w:b w:val="0"/>
+                <w:color w:val="000000"/>
+                <w:sz w:val="19"/>
+              </w:rPr>
             </w:r>
           </w:p>
         </w:tc>
@@ -3357,11 +4658,14 @@
             <w:tcW w:type="dxa" w:w="960"/>
           </w:tcPr>
           <w:p>
-            <w:pPr>
-              <w:jc w:val="center"/>
-            </w:pPr>
+            <w:r/>
             <w:r>
-              <w:t xml:space="preserve"> </w:t>
+              <w:rPr>
+                <w:rFonts w:ascii="Times New Roman" w:hAnsi="Times New Roman" w:eastAsia="宋体"/>
+                <w:b w:val="0"/>
+                <w:color w:val="000000"/>
+                <w:sz w:val="19"/>
+              </w:rPr>
             </w:r>
           </w:p>
         </w:tc>
@@ -3370,38 +4674,46 @@
             <w:tcW w:type="dxa" w:w="960"/>
           </w:tcPr>
           <w:p>
-            <w:pPr>
-              <w:jc w:val="center"/>
-            </w:pPr>
+            <w:r/>
             <w:r>
-              <w:t xml:space="preserve"> </w:t>
+              <w:rPr>
+                <w:rFonts w:ascii="Times New Roman" w:hAnsi="Times New Roman" w:eastAsia="宋体"/>
+                <w:b w:val="0"/>
+                <w:color w:val="000000"/>
+                <w:sz w:val="19"/>
+              </w:rPr>
             </w:r>
           </w:p>
         </w:tc>
         <w:tc>
           <w:tcPr>
             <w:tcW w:type="dxa" w:w="960"/>
-            <w:shd w:val="clear" w:color="auto" w:fill="4472C4"/>
           </w:tcPr>
           <w:p>
-            <w:pPr>
-              <w:jc w:val="center"/>
-            </w:pPr>
+            <w:r/>
             <w:r>
-              <w:t>█</w:t>
+              <w:rPr>
+                <w:rFonts w:ascii="Times New Roman" w:hAnsi="Times New Roman" w:eastAsia="宋体"/>
+                <w:b w:val="0"/>
+                <w:color w:val="000000"/>
+                <w:sz w:val="19"/>
+              </w:rPr>
             </w:r>
           </w:p>
         </w:tc>
         <w:tc>
           <w:tcPr>
             <w:tcW w:type="dxa" w:w="960"/>
-            <w:shd w:val="clear" w:color="auto" w:fill="4472C4"/>
           </w:tcPr>
           <w:p>
-            <w:pPr>
-              <w:jc w:val="center"/>
-            </w:pPr>
+            <w:r/>
             <w:r>
+              <w:rPr>
+                <w:rFonts w:ascii="Times New Roman" w:hAnsi="Times New Roman" w:eastAsia="宋体"/>
+                <w:b w:val="0"/>
+                <w:color w:val="000000"/>
+                <w:sz w:val="19"/>
+              </w:rPr>
               <w:t>█</w:t>
             </w:r>
           </w:p>
@@ -3411,127 +4723,14 @@
             <w:tcW w:type="dxa" w:w="960"/>
           </w:tcPr>
           <w:p>
-            <w:pPr>
-              <w:jc w:val="center"/>
-            </w:pPr>
+            <w:r/>
             <w:r>
-              <w:t xml:space="preserve"> </w:t>
-            </w:r>
-          </w:p>
-        </w:tc>
-      </w:tr>
-      <w:tr>
-        <w:tc>
-          <w:tcPr>
-            <w:tcW w:type="dxa" w:w="960"/>
-          </w:tcPr>
-          <w:p>
-            <w:r>
-              <w:t>9 项目验收交付</w:t>
-            </w:r>
-          </w:p>
-        </w:tc>
-        <w:tc>
-          <w:tcPr>
-            <w:tcW w:type="dxa" w:w="960"/>
-          </w:tcPr>
-          <w:p>
-            <w:pPr>
-              <w:jc w:val="center"/>
-            </w:pPr>
-            <w:r>
-              <w:t xml:space="preserve"> </w:t>
-            </w:r>
-          </w:p>
-        </w:tc>
-        <w:tc>
-          <w:tcPr>
-            <w:tcW w:type="dxa" w:w="960"/>
-          </w:tcPr>
-          <w:p>
-            <w:pPr>
-              <w:jc w:val="center"/>
-            </w:pPr>
-            <w:r>
-              <w:t xml:space="preserve"> </w:t>
-            </w:r>
-          </w:p>
-        </w:tc>
-        <w:tc>
-          <w:tcPr>
-            <w:tcW w:type="dxa" w:w="960"/>
-          </w:tcPr>
-          <w:p>
-            <w:pPr>
-              <w:jc w:val="center"/>
-            </w:pPr>
-            <w:r>
-              <w:t xml:space="preserve"> </w:t>
-            </w:r>
-          </w:p>
-        </w:tc>
-        <w:tc>
-          <w:tcPr>
-            <w:tcW w:type="dxa" w:w="960"/>
-          </w:tcPr>
-          <w:p>
-            <w:pPr>
-              <w:jc w:val="center"/>
-            </w:pPr>
-            <w:r>
-              <w:t xml:space="preserve"> </w:t>
-            </w:r>
-          </w:p>
-        </w:tc>
-        <w:tc>
-          <w:tcPr>
-            <w:tcW w:type="dxa" w:w="960"/>
-          </w:tcPr>
-          <w:p>
-            <w:pPr>
-              <w:jc w:val="center"/>
-            </w:pPr>
-            <w:r>
-              <w:t xml:space="preserve"> </w:t>
-            </w:r>
-          </w:p>
-        </w:tc>
-        <w:tc>
-          <w:tcPr>
-            <w:tcW w:type="dxa" w:w="960"/>
-          </w:tcPr>
-          <w:p>
-            <w:pPr>
-              <w:jc w:val="center"/>
-            </w:pPr>
-            <w:r>
-              <w:t xml:space="preserve"> </w:t>
-            </w:r>
-          </w:p>
-        </w:tc>
-        <w:tc>
-          <w:tcPr>
-            <w:tcW w:type="dxa" w:w="960"/>
-          </w:tcPr>
-          <w:p>
-            <w:pPr>
-              <w:jc w:val="center"/>
-            </w:pPr>
-            <w:r>
-              <w:t xml:space="preserve"> </w:t>
-            </w:r>
-          </w:p>
-        </w:tc>
-        <w:tc>
-          <w:tcPr>
-            <w:tcW w:type="dxa" w:w="960"/>
-            <w:shd w:val="clear" w:color="auto" w:fill="4472C4"/>
-          </w:tcPr>
-          <w:p>
-            <w:pPr>
-              <w:jc w:val="center"/>
-            </w:pPr>
-            <w:r>
+              <w:rPr>
+                <w:rFonts w:ascii="Times New Roman" w:hAnsi="Times New Roman" w:eastAsia="宋体"/>
+                <w:b w:val="0"/>
+                <w:color w:val="000000"/>
+                <w:sz w:val="19"/>
+              </w:rPr>
               <w:t>█</w:t>
             </w:r>
           </w:p>
@@ -3539,17 +4738,6 @@
       </w:tr>
     </w:tbl>
     <w:p/>
-    <w:p>
-      <w:r>
-        <w:rPr>
-          <w:b/>
-        </w:rPr>
-        <w:t>说明：</w:t>
-      </w:r>
-      <w:r>
-        <w:t xml:space="preserve"> █ = 该周在施工，第1-3周为需求/设计阶段，第4-8周为编码/测试/验收阶段，W8为验收交付周。</w:t>
-      </w:r>
-    </w:p>
     <w:sectPr>
       <w:pgSz w:w="12240" w:h="15840"/>
       <w:pgMar w:top="1440" w:right="1800" w:bottom="1440" w:left="1800" w:header="720" w:footer="720" w:gutter="0"/>
